--- a/NestJS/from-docs/nestjs-notes-03.docx
+++ b/NestJS/from-docs/nestjs-notes-03.docx
@@ -438,12 +438,6184 @@
     </w:p>
     <w:p>
       <w:pPr>
-        <w:rPr>
-          <w:rFonts w:ascii="Sakkal Majalla" w:hAnsi="Sakkal Majalla" w:cs="Sakkal Majalla"/>
-          <w:sz w:val="28"/>
-          <w:szCs w:val="28"/>
-        </w:rPr>
-      </w:pPr>
+        <w:shd w:val="clear" w:color="auto" w:fill="FFFFFF"/>
+        <w:spacing w:after="0" w:line="285" w:lineRule="atLeast"/>
+        <w:rPr>
+          <w:rFonts w:ascii="Consolas" w:eastAsia="Times New Roman" w:hAnsi="Consolas" w:cs="Times New Roman"/>
+          <w:color w:val="3B3B3B"/>
+          <w:sz w:val="21"/>
+          <w:szCs w:val="21"/>
+        </w:rPr>
+      </w:pPr>
+      <w:proofErr w:type="gramStart"/>
+      <w:r>
+        <w:rPr>
+          <w:rFonts w:ascii="Consolas" w:eastAsia="Times New Roman" w:hAnsi="Consolas" w:cs="Times New Roman"/>
+          <w:color w:val="AF00DB"/>
+          <w:sz w:val="21"/>
+          <w:szCs w:val="21"/>
+        </w:rPr>
+        <w:t>import</w:t>
+      </w:r>
+      <w:proofErr w:type="gramEnd"/>
+      <w:r>
+        <w:rPr>
+          <w:rFonts w:ascii="Consolas" w:eastAsia="Times New Roman" w:hAnsi="Consolas" w:cs="Times New Roman"/>
+          <w:color w:val="3B3B3B"/>
+          <w:sz w:val="21"/>
+          <w:szCs w:val="21"/>
+        </w:rPr>
+        <w:t xml:space="preserve"> { </w:t>
+      </w:r>
+      <w:r>
+        <w:rPr>
+          <w:rFonts w:ascii="Consolas" w:eastAsia="Times New Roman" w:hAnsi="Consolas" w:cs="Times New Roman"/>
+          <w:color w:val="001080"/>
+          <w:sz w:val="21"/>
+          <w:szCs w:val="21"/>
+        </w:rPr>
+        <w:t>Body</w:t>
+      </w:r>
+      <w:r>
+        <w:rPr>
+          <w:rFonts w:ascii="Consolas" w:eastAsia="Times New Roman" w:hAnsi="Consolas" w:cs="Times New Roman"/>
+          <w:color w:val="3B3B3B"/>
+          <w:sz w:val="21"/>
+          <w:szCs w:val="21"/>
+        </w:rPr>
+        <w:t xml:space="preserve">, </w:t>
+      </w:r>
+      <w:r>
+        <w:rPr>
+          <w:rFonts w:ascii="Consolas" w:eastAsia="Times New Roman" w:hAnsi="Consolas" w:cs="Times New Roman"/>
+          <w:color w:val="001080"/>
+          <w:sz w:val="21"/>
+          <w:szCs w:val="21"/>
+        </w:rPr>
+        <w:t>Controller</w:t>
+      </w:r>
+      <w:r>
+        <w:rPr>
+          <w:rFonts w:ascii="Consolas" w:eastAsia="Times New Roman" w:hAnsi="Consolas" w:cs="Times New Roman"/>
+          <w:color w:val="3B3B3B"/>
+          <w:sz w:val="21"/>
+          <w:szCs w:val="21"/>
+        </w:rPr>
+        <w:t xml:space="preserve">, </w:t>
+      </w:r>
+      <w:r>
+        <w:rPr>
+          <w:rFonts w:ascii="Consolas" w:eastAsia="Times New Roman" w:hAnsi="Consolas" w:cs="Times New Roman"/>
+          <w:color w:val="001080"/>
+          <w:sz w:val="21"/>
+          <w:szCs w:val="21"/>
+        </w:rPr>
+        <w:t>Get</w:t>
+      </w:r>
+      <w:r>
+        <w:rPr>
+          <w:rFonts w:ascii="Consolas" w:eastAsia="Times New Roman" w:hAnsi="Consolas" w:cs="Times New Roman"/>
+          <w:color w:val="3B3B3B"/>
+          <w:sz w:val="21"/>
+          <w:szCs w:val="21"/>
+        </w:rPr>
+        <w:t xml:space="preserve">, </w:t>
+      </w:r>
+      <w:r>
+        <w:rPr>
+          <w:rFonts w:ascii="Consolas" w:eastAsia="Times New Roman" w:hAnsi="Consolas" w:cs="Times New Roman"/>
+          <w:color w:val="001080"/>
+          <w:sz w:val="21"/>
+          <w:szCs w:val="21"/>
+        </w:rPr>
+        <w:t>HttpException</w:t>
+      </w:r>
+      <w:r>
+        <w:rPr>
+          <w:rFonts w:ascii="Consolas" w:eastAsia="Times New Roman" w:hAnsi="Consolas" w:cs="Times New Roman"/>
+          <w:color w:val="3B3B3B"/>
+          <w:sz w:val="21"/>
+          <w:szCs w:val="21"/>
+        </w:rPr>
+        <w:t xml:space="preserve">, </w:t>
+      </w:r>
+      <w:r>
+        <w:rPr>
+          <w:rFonts w:ascii="Consolas" w:eastAsia="Times New Roman" w:hAnsi="Consolas" w:cs="Times New Roman"/>
+          <w:color w:val="001080"/>
+          <w:sz w:val="21"/>
+          <w:szCs w:val="21"/>
+        </w:rPr>
+        <w:t>HttpStatus</w:t>
+      </w:r>
+      <w:r>
+        <w:rPr>
+          <w:rFonts w:ascii="Consolas" w:eastAsia="Times New Roman" w:hAnsi="Consolas" w:cs="Times New Roman"/>
+          <w:color w:val="3B3B3B"/>
+          <w:sz w:val="21"/>
+          <w:szCs w:val="21"/>
+        </w:rPr>
+        <w:t xml:space="preserve">, </w:t>
+      </w:r>
+      <w:r>
+        <w:rPr>
+          <w:rFonts w:ascii="Consolas" w:eastAsia="Times New Roman" w:hAnsi="Consolas" w:cs="Times New Roman"/>
+          <w:color w:val="001080"/>
+          <w:sz w:val="21"/>
+          <w:szCs w:val="21"/>
+        </w:rPr>
+        <w:t>Post</w:t>
+      </w:r>
+      <w:r>
+        <w:rPr>
+          <w:rFonts w:ascii="Consolas" w:eastAsia="Times New Roman" w:hAnsi="Consolas" w:cs="Times New Roman"/>
+          <w:color w:val="3B3B3B"/>
+          <w:sz w:val="21"/>
+          <w:szCs w:val="21"/>
+        </w:rPr>
+        <w:t xml:space="preserve"> } </w:t>
+      </w:r>
+      <w:r>
+        <w:rPr>
+          <w:rFonts w:ascii="Consolas" w:eastAsia="Times New Roman" w:hAnsi="Consolas" w:cs="Times New Roman"/>
+          <w:color w:val="AF00DB"/>
+          <w:sz w:val="21"/>
+          <w:szCs w:val="21"/>
+        </w:rPr>
+        <w:t>from</w:t>
+      </w:r>
+      <w:r>
+        <w:rPr>
+          <w:rFonts w:ascii="Consolas" w:eastAsia="Times New Roman" w:hAnsi="Consolas" w:cs="Times New Roman"/>
+          <w:color w:val="3B3B3B"/>
+          <w:sz w:val="21"/>
+          <w:szCs w:val="21"/>
+        </w:rPr>
+        <w:t xml:space="preserve"> </w:t>
+      </w:r>
+      <w:r>
+        <w:rPr>
+          <w:rFonts w:ascii="Consolas" w:eastAsia="Times New Roman" w:hAnsi="Consolas" w:cs="Times New Roman"/>
+          <w:color w:val="A31515"/>
+          <w:sz w:val="21"/>
+          <w:szCs w:val="21"/>
+        </w:rPr>
+        <w:t>'@nestjs/common'</w:t>
+      </w:r>
+      <w:r>
+        <w:rPr>
+          <w:rFonts w:ascii="Consolas" w:eastAsia="Times New Roman" w:hAnsi="Consolas" w:cs="Times New Roman"/>
+          <w:color w:val="3B3B3B"/>
+          <w:sz w:val="21"/>
+          <w:szCs w:val="21"/>
+        </w:rPr>
+        <w:t>;</w:t>
+      </w:r>
+    </w:p>
+    <w:p>
+      <w:pPr>
+        <w:shd w:val="clear" w:color="auto" w:fill="FFFFFF"/>
+        <w:spacing w:after="0" w:line="285" w:lineRule="atLeast"/>
+        <w:rPr>
+          <w:rFonts w:ascii="Consolas" w:eastAsia="Times New Roman" w:hAnsi="Consolas" w:cs="Times New Roman"/>
+          <w:color w:val="3B3B3B"/>
+          <w:sz w:val="21"/>
+          <w:szCs w:val="21"/>
+        </w:rPr>
+      </w:pPr>
+    </w:p>
+    <w:p>
+      <w:pPr>
+        <w:shd w:val="clear" w:color="auto" w:fill="FFFFFF"/>
+        <w:spacing w:after="0" w:line="285" w:lineRule="atLeast"/>
+        <w:rPr>
+          <w:rFonts w:ascii="Consolas" w:eastAsia="Times New Roman" w:hAnsi="Consolas" w:cs="Times New Roman"/>
+          <w:color w:val="3B3B3B"/>
+          <w:sz w:val="21"/>
+          <w:szCs w:val="21"/>
+        </w:rPr>
+      </w:pPr>
+      <w:proofErr w:type="gramStart"/>
+      <w:r>
+        <w:rPr>
+          <w:rFonts w:ascii="Consolas" w:eastAsia="Times New Roman" w:hAnsi="Consolas" w:cs="Times New Roman"/>
+          <w:color w:val="3B3B3B"/>
+          <w:sz w:val="21"/>
+          <w:szCs w:val="21"/>
+        </w:rPr>
+        <w:t>@</w:t>
+      </w:r>
+      <w:r>
+        <w:rPr>
+          <w:rFonts w:ascii="Consolas" w:eastAsia="Times New Roman" w:hAnsi="Consolas" w:cs="Times New Roman"/>
+          <w:color w:val="795E26"/>
+          <w:sz w:val="21"/>
+          <w:szCs w:val="21"/>
+        </w:rPr>
+        <w:t>Controller</w:t>
+      </w:r>
+      <w:r>
+        <w:rPr>
+          <w:rFonts w:ascii="Consolas" w:eastAsia="Times New Roman" w:hAnsi="Consolas" w:cs="Times New Roman"/>
+          <w:color w:val="3B3B3B"/>
+          <w:sz w:val="21"/>
+          <w:szCs w:val="21"/>
+        </w:rPr>
+        <w:t>(</w:t>
+      </w:r>
+      <w:proofErr w:type="gramEnd"/>
+      <w:r>
+        <w:rPr>
+          <w:rFonts w:ascii="Consolas" w:eastAsia="Times New Roman" w:hAnsi="Consolas" w:cs="Times New Roman"/>
+          <w:color w:val="A31515"/>
+          <w:sz w:val="21"/>
+          <w:szCs w:val="21"/>
+        </w:rPr>
+        <w:t>'cats'</w:t>
+      </w:r>
+      <w:r>
+        <w:rPr>
+          <w:rFonts w:ascii="Consolas" w:eastAsia="Times New Roman" w:hAnsi="Consolas" w:cs="Times New Roman"/>
+          <w:color w:val="3B3B3B"/>
+          <w:sz w:val="21"/>
+          <w:szCs w:val="21"/>
+        </w:rPr>
+        <w:t>)</w:t>
+      </w:r>
+    </w:p>
+    <w:p>
+      <w:pPr>
+        <w:shd w:val="clear" w:color="auto" w:fill="FFFFFF"/>
+        <w:spacing w:after="0" w:line="285" w:lineRule="atLeast"/>
+        <w:rPr>
+          <w:rFonts w:ascii="Consolas" w:eastAsia="Times New Roman" w:hAnsi="Consolas" w:cs="Times New Roman"/>
+          <w:color w:val="3B3B3B"/>
+          <w:sz w:val="21"/>
+          <w:szCs w:val="21"/>
+        </w:rPr>
+      </w:pPr>
+      <w:proofErr w:type="gramStart"/>
+      <w:r>
+        <w:rPr>
+          <w:rFonts w:ascii="Consolas" w:eastAsia="Times New Roman" w:hAnsi="Consolas" w:cs="Times New Roman"/>
+          <w:color w:val="AF00DB"/>
+          <w:sz w:val="21"/>
+          <w:szCs w:val="21"/>
+        </w:rPr>
+        <w:t>export</w:t>
+      </w:r>
+      <w:proofErr w:type="gramEnd"/>
+      <w:r>
+        <w:rPr>
+          <w:rFonts w:ascii="Consolas" w:eastAsia="Times New Roman" w:hAnsi="Consolas" w:cs="Times New Roman"/>
+          <w:color w:val="3B3B3B"/>
+          <w:sz w:val="21"/>
+          <w:szCs w:val="21"/>
+        </w:rPr>
+        <w:t xml:space="preserve"> </w:t>
+      </w:r>
+      <w:r>
+        <w:rPr>
+          <w:rFonts w:ascii="Consolas" w:eastAsia="Times New Roman" w:hAnsi="Consolas" w:cs="Times New Roman"/>
+          <w:color w:val="0000FF"/>
+          <w:sz w:val="21"/>
+          <w:szCs w:val="21"/>
+        </w:rPr>
+        <w:t>class</w:t>
+      </w:r>
+      <w:r>
+        <w:rPr>
+          <w:rFonts w:ascii="Consolas" w:eastAsia="Times New Roman" w:hAnsi="Consolas" w:cs="Times New Roman"/>
+          <w:color w:val="3B3B3B"/>
+          <w:sz w:val="21"/>
+          <w:szCs w:val="21"/>
+        </w:rPr>
+        <w:t xml:space="preserve"> </w:t>
+      </w:r>
+      <w:r>
+        <w:rPr>
+          <w:rFonts w:ascii="Consolas" w:eastAsia="Times New Roman" w:hAnsi="Consolas" w:cs="Times New Roman"/>
+          <w:color w:val="267F99"/>
+          <w:sz w:val="21"/>
+          <w:szCs w:val="21"/>
+        </w:rPr>
+        <w:t>CatsController</w:t>
+      </w:r>
+      <w:r>
+        <w:rPr>
+          <w:rFonts w:ascii="Consolas" w:eastAsia="Times New Roman" w:hAnsi="Consolas" w:cs="Times New Roman"/>
+          <w:color w:val="3B3B3B"/>
+          <w:sz w:val="21"/>
+          <w:szCs w:val="21"/>
+        </w:rPr>
+        <w:t xml:space="preserve"> {</w:t>
+      </w:r>
+    </w:p>
+    <w:p>
+      <w:pPr>
+        <w:shd w:val="clear" w:color="auto" w:fill="FFFFFF"/>
+        <w:spacing w:after="0" w:line="285" w:lineRule="atLeast"/>
+        <w:rPr>
+          <w:rFonts w:ascii="Consolas" w:eastAsia="Times New Roman" w:hAnsi="Consolas" w:cs="Times New Roman"/>
+          <w:color w:val="3B3B3B"/>
+          <w:sz w:val="21"/>
+          <w:szCs w:val="21"/>
+        </w:rPr>
+      </w:pPr>
+      <w:r>
+        <w:rPr>
+          <w:rFonts w:ascii="Consolas" w:eastAsia="Times New Roman" w:hAnsi="Consolas" w:cs="Times New Roman"/>
+          <w:color w:val="3B3B3B"/>
+          <w:sz w:val="21"/>
+          <w:szCs w:val="21"/>
+        </w:rPr>
+        <w:t xml:space="preserve">    </w:t>
+      </w:r>
+      <w:proofErr w:type="gramStart"/>
+      <w:r>
+        <w:rPr>
+          <w:rFonts w:ascii="Consolas" w:eastAsia="Times New Roman" w:hAnsi="Consolas" w:cs="Times New Roman"/>
+          <w:color w:val="3B3B3B"/>
+          <w:sz w:val="21"/>
+          <w:szCs w:val="21"/>
+        </w:rPr>
+        <w:t>@</w:t>
+      </w:r>
+      <w:r>
+        <w:rPr>
+          <w:rFonts w:ascii="Consolas" w:eastAsia="Times New Roman" w:hAnsi="Consolas" w:cs="Times New Roman"/>
+          <w:color w:val="795E26"/>
+          <w:sz w:val="21"/>
+          <w:szCs w:val="21"/>
+        </w:rPr>
+        <w:t>Get</w:t>
+      </w:r>
+      <w:r>
+        <w:rPr>
+          <w:rFonts w:ascii="Consolas" w:eastAsia="Times New Roman" w:hAnsi="Consolas" w:cs="Times New Roman"/>
+          <w:color w:val="3B3B3B"/>
+          <w:sz w:val="21"/>
+          <w:szCs w:val="21"/>
+        </w:rPr>
+        <w:t>()</w:t>
+      </w:r>
+      <w:proofErr w:type="gramEnd"/>
+    </w:p>
+    <w:p>
+      <w:pPr>
+        <w:shd w:val="clear" w:color="auto" w:fill="FFFFFF"/>
+        <w:spacing w:after="0" w:line="285" w:lineRule="atLeast"/>
+        <w:rPr>
+          <w:rFonts w:ascii="Consolas" w:eastAsia="Times New Roman" w:hAnsi="Consolas" w:cs="Times New Roman"/>
+          <w:color w:val="3B3B3B"/>
+          <w:sz w:val="21"/>
+          <w:szCs w:val="21"/>
+        </w:rPr>
+      </w:pPr>
+      <w:r>
+        <w:rPr>
+          <w:rFonts w:ascii="Consolas" w:eastAsia="Times New Roman" w:hAnsi="Consolas" w:cs="Times New Roman"/>
+          <w:color w:val="3B3B3B"/>
+          <w:sz w:val="21"/>
+          <w:szCs w:val="21"/>
+        </w:rPr>
+        <w:t xml:space="preserve">    </w:t>
+      </w:r>
+      <w:proofErr w:type="gramStart"/>
+      <w:r>
+        <w:rPr>
+          <w:rFonts w:ascii="Consolas" w:eastAsia="Times New Roman" w:hAnsi="Consolas" w:cs="Times New Roman"/>
+          <w:color w:val="0000FF"/>
+          <w:sz w:val="21"/>
+          <w:szCs w:val="21"/>
+        </w:rPr>
+        <w:t>async</w:t>
+      </w:r>
+      <w:proofErr w:type="gramEnd"/>
+      <w:r>
+        <w:rPr>
+          <w:rFonts w:ascii="Consolas" w:eastAsia="Times New Roman" w:hAnsi="Consolas" w:cs="Times New Roman"/>
+          <w:color w:val="3B3B3B"/>
+          <w:sz w:val="21"/>
+          <w:szCs w:val="21"/>
+        </w:rPr>
+        <w:t xml:space="preserve"> </w:t>
+      </w:r>
+      <w:r>
+        <w:rPr>
+          <w:rFonts w:ascii="Consolas" w:eastAsia="Times New Roman" w:hAnsi="Consolas" w:cs="Times New Roman"/>
+          <w:color w:val="795E26"/>
+          <w:sz w:val="21"/>
+          <w:szCs w:val="21"/>
+        </w:rPr>
+        <w:t>findAll</w:t>
+      </w:r>
+      <w:r>
+        <w:rPr>
+          <w:rFonts w:ascii="Consolas" w:eastAsia="Times New Roman" w:hAnsi="Consolas" w:cs="Times New Roman"/>
+          <w:color w:val="3B3B3B"/>
+          <w:sz w:val="21"/>
+          <w:szCs w:val="21"/>
+        </w:rPr>
+        <w:t>()</w:t>
+      </w:r>
+      <w:r>
+        <w:rPr>
+          <w:rFonts w:ascii="Consolas" w:eastAsia="Times New Roman" w:hAnsi="Consolas" w:cs="Times New Roman"/>
+          <w:color w:val="000000"/>
+          <w:sz w:val="21"/>
+          <w:szCs w:val="21"/>
+        </w:rPr>
+        <w:t>:</w:t>
+      </w:r>
+      <w:r>
+        <w:rPr>
+          <w:rFonts w:ascii="Consolas" w:eastAsia="Times New Roman" w:hAnsi="Consolas" w:cs="Times New Roman"/>
+          <w:color w:val="3B3B3B"/>
+          <w:sz w:val="21"/>
+          <w:szCs w:val="21"/>
+        </w:rPr>
+        <w:t xml:space="preserve"> </w:t>
+      </w:r>
+      <w:r>
+        <w:rPr>
+          <w:rFonts w:ascii="Consolas" w:eastAsia="Times New Roman" w:hAnsi="Consolas" w:cs="Times New Roman"/>
+          <w:color w:val="267F99"/>
+          <w:sz w:val="21"/>
+          <w:szCs w:val="21"/>
+        </w:rPr>
+        <w:t>Promise</w:t>
+      </w:r>
+      <w:r>
+        <w:rPr>
+          <w:rFonts w:ascii="Consolas" w:eastAsia="Times New Roman" w:hAnsi="Consolas" w:cs="Times New Roman"/>
+          <w:color w:val="3B3B3B"/>
+          <w:sz w:val="21"/>
+          <w:szCs w:val="21"/>
+        </w:rPr>
+        <w:t>&lt;</w:t>
+      </w:r>
+      <w:r>
+        <w:rPr>
+          <w:rFonts w:ascii="Consolas" w:eastAsia="Times New Roman" w:hAnsi="Consolas" w:cs="Times New Roman"/>
+          <w:color w:val="267F99"/>
+          <w:sz w:val="21"/>
+          <w:szCs w:val="21"/>
+        </w:rPr>
+        <w:t>Cat</w:t>
+      </w:r>
+      <w:r>
+        <w:rPr>
+          <w:rFonts w:ascii="Consolas" w:eastAsia="Times New Roman" w:hAnsi="Consolas" w:cs="Times New Roman"/>
+          <w:color w:val="3B3B3B"/>
+          <w:sz w:val="21"/>
+          <w:szCs w:val="21"/>
+        </w:rPr>
+        <w:t>[]&gt; {</w:t>
+      </w:r>
+    </w:p>
+    <w:p>
+      <w:pPr>
+        <w:shd w:val="clear" w:color="auto" w:fill="FFFFFF"/>
+        <w:spacing w:after="0" w:line="285" w:lineRule="atLeast"/>
+        <w:rPr>
+          <w:rFonts w:ascii="Consolas" w:eastAsia="Times New Roman" w:hAnsi="Consolas" w:cs="Times New Roman"/>
+          <w:color w:val="3B3B3B"/>
+          <w:sz w:val="21"/>
+          <w:szCs w:val="21"/>
+        </w:rPr>
+      </w:pPr>
+      <w:r>
+        <w:rPr>
+          <w:rFonts w:ascii="Consolas" w:eastAsia="Times New Roman" w:hAnsi="Consolas" w:cs="Times New Roman"/>
+          <w:color w:val="3B3B3B"/>
+          <w:sz w:val="21"/>
+          <w:szCs w:val="21"/>
+        </w:rPr>
+        <w:t xml:space="preserve">        </w:t>
+      </w:r>
+      <w:r>
+        <w:rPr>
+          <w:rFonts w:ascii="Consolas" w:eastAsia="Times New Roman" w:hAnsi="Consolas" w:cs="Times New Roman"/>
+          <w:color w:val="008000"/>
+          <w:sz w:val="21"/>
+          <w:szCs w:val="21"/>
+        </w:rPr>
+        <w:t xml:space="preserve">// return </w:t>
+      </w:r>
+      <w:proofErr w:type="gramStart"/>
+      <w:r>
+        <w:rPr>
+          <w:rFonts w:ascii="Consolas" w:eastAsia="Times New Roman" w:hAnsi="Consolas" w:cs="Times New Roman"/>
+          <w:color w:val="008000"/>
+          <w:sz w:val="21"/>
+          <w:szCs w:val="21"/>
+        </w:rPr>
+        <w:t>this.catsService.findAll(</w:t>
+      </w:r>
+      <w:proofErr w:type="gramEnd"/>
+      <w:r>
+        <w:rPr>
+          <w:rFonts w:ascii="Consolas" w:eastAsia="Times New Roman" w:hAnsi="Consolas" w:cs="Times New Roman"/>
+          <w:color w:val="008000"/>
+          <w:sz w:val="21"/>
+          <w:szCs w:val="21"/>
+        </w:rPr>
+        <w:t>);</w:t>
+      </w:r>
+    </w:p>
+    <w:p>
+      <w:pPr>
+        <w:shd w:val="clear" w:color="auto" w:fill="FFFFFF"/>
+        <w:spacing w:after="0" w:line="285" w:lineRule="atLeast"/>
+        <w:rPr>
+          <w:rFonts w:ascii="Consolas" w:eastAsia="Times New Roman" w:hAnsi="Consolas" w:cs="Times New Roman"/>
+          <w:color w:val="3B3B3B"/>
+          <w:sz w:val="21"/>
+          <w:szCs w:val="21"/>
+        </w:rPr>
+      </w:pPr>
+      <w:r>
+        <w:rPr>
+          <w:rFonts w:ascii="Consolas" w:eastAsia="Times New Roman" w:hAnsi="Consolas" w:cs="Times New Roman"/>
+          <w:color w:val="3B3B3B"/>
+          <w:sz w:val="21"/>
+          <w:szCs w:val="21"/>
+        </w:rPr>
+        <w:t xml:space="preserve">        </w:t>
+      </w:r>
+      <w:r>
+        <w:rPr>
+          <w:rFonts w:ascii="Consolas" w:eastAsia="Times New Roman" w:hAnsi="Consolas" w:cs="Times New Roman"/>
+          <w:color w:val="008000"/>
+          <w:sz w:val="21"/>
+          <w:szCs w:val="21"/>
+        </w:rPr>
+        <w:t xml:space="preserve">// throw new </w:t>
+      </w:r>
+      <w:proofErr w:type="gramStart"/>
+      <w:r>
+        <w:rPr>
+          <w:rFonts w:ascii="Consolas" w:eastAsia="Times New Roman" w:hAnsi="Consolas" w:cs="Times New Roman"/>
+          <w:color w:val="008000"/>
+          <w:sz w:val="21"/>
+          <w:szCs w:val="21"/>
+        </w:rPr>
+        <w:t>HttpException(</w:t>
+      </w:r>
+      <w:proofErr w:type="gramEnd"/>
+      <w:r>
+        <w:rPr>
+          <w:rFonts w:ascii="Consolas" w:eastAsia="Times New Roman" w:hAnsi="Consolas" w:cs="Times New Roman"/>
+          <w:color w:val="008000"/>
+          <w:sz w:val="21"/>
+          <w:szCs w:val="21"/>
+        </w:rPr>
+        <w:t>'FORBIDDEN', HttpStatus.FORBIDDEN);</w:t>
+      </w:r>
+    </w:p>
+    <w:p>
+      <w:pPr>
+        <w:shd w:val="clear" w:color="auto" w:fill="FFFFFF"/>
+        <w:spacing w:after="0" w:line="285" w:lineRule="atLeast"/>
+        <w:rPr>
+          <w:rFonts w:ascii="Consolas" w:eastAsia="Times New Roman" w:hAnsi="Consolas" w:cs="Times New Roman"/>
+          <w:color w:val="3B3B3B"/>
+          <w:sz w:val="21"/>
+          <w:szCs w:val="21"/>
+        </w:rPr>
+      </w:pPr>
+      <w:r>
+        <w:rPr>
+          <w:rFonts w:ascii="Consolas" w:eastAsia="Times New Roman" w:hAnsi="Consolas" w:cs="Times New Roman"/>
+          <w:color w:val="3B3B3B"/>
+          <w:sz w:val="21"/>
+          <w:szCs w:val="21"/>
+        </w:rPr>
+        <w:t xml:space="preserve">        </w:t>
+      </w:r>
+      <w:proofErr w:type="gramStart"/>
+      <w:r>
+        <w:rPr>
+          <w:rFonts w:ascii="Consolas" w:eastAsia="Times New Roman" w:hAnsi="Consolas" w:cs="Times New Roman"/>
+          <w:color w:val="AF00DB"/>
+          <w:sz w:val="21"/>
+          <w:szCs w:val="21"/>
+        </w:rPr>
+        <w:t>throw</w:t>
+      </w:r>
+      <w:proofErr w:type="gramEnd"/>
+      <w:r>
+        <w:rPr>
+          <w:rFonts w:ascii="Consolas" w:eastAsia="Times New Roman" w:hAnsi="Consolas" w:cs="Times New Roman"/>
+          <w:color w:val="3B3B3B"/>
+          <w:sz w:val="21"/>
+          <w:szCs w:val="21"/>
+        </w:rPr>
+        <w:t xml:space="preserve"> </w:t>
+      </w:r>
+      <w:r>
+        <w:rPr>
+          <w:rFonts w:ascii="Consolas" w:eastAsia="Times New Roman" w:hAnsi="Consolas" w:cs="Times New Roman"/>
+          <w:color w:val="0000FF"/>
+          <w:sz w:val="21"/>
+          <w:szCs w:val="21"/>
+        </w:rPr>
+        <w:t>new</w:t>
+      </w:r>
+      <w:r>
+        <w:rPr>
+          <w:rFonts w:ascii="Consolas" w:eastAsia="Times New Roman" w:hAnsi="Consolas" w:cs="Times New Roman"/>
+          <w:color w:val="3B3B3B"/>
+          <w:sz w:val="21"/>
+          <w:szCs w:val="21"/>
+        </w:rPr>
+        <w:t xml:space="preserve"> </w:t>
+      </w:r>
+      <w:r>
+        <w:rPr>
+          <w:rFonts w:ascii="Consolas" w:eastAsia="Times New Roman" w:hAnsi="Consolas" w:cs="Times New Roman"/>
+          <w:color w:val="267F99"/>
+          <w:sz w:val="21"/>
+          <w:szCs w:val="21"/>
+        </w:rPr>
+        <w:t>HttpException</w:t>
+      </w:r>
+      <w:r>
+        <w:rPr>
+          <w:rFonts w:ascii="Consolas" w:eastAsia="Times New Roman" w:hAnsi="Consolas" w:cs="Times New Roman"/>
+          <w:color w:val="3B3B3B"/>
+          <w:sz w:val="21"/>
+          <w:szCs w:val="21"/>
+        </w:rPr>
+        <w:t>(</w:t>
+      </w:r>
+    </w:p>
+    <w:p>
+      <w:pPr>
+        <w:shd w:val="clear" w:color="auto" w:fill="FFFFFF"/>
+        <w:spacing w:after="0" w:line="285" w:lineRule="atLeast"/>
+        <w:rPr>
+          <w:rFonts w:ascii="Consolas" w:eastAsia="Times New Roman" w:hAnsi="Consolas" w:cs="Times New Roman"/>
+          <w:color w:val="3B3B3B"/>
+          <w:sz w:val="21"/>
+          <w:szCs w:val="21"/>
+        </w:rPr>
+      </w:pPr>
+      <w:r>
+        <w:rPr>
+          <w:rFonts w:ascii="Consolas" w:eastAsia="Times New Roman" w:hAnsi="Consolas" w:cs="Times New Roman"/>
+          <w:color w:val="3B3B3B"/>
+          <w:sz w:val="21"/>
+          <w:szCs w:val="21"/>
+        </w:rPr>
+        <w:t xml:space="preserve">            </w:t>
+      </w:r>
+      <w:proofErr w:type="gramStart"/>
+      <w:r>
+        <w:rPr>
+          <w:rFonts w:ascii="Consolas" w:eastAsia="Times New Roman" w:hAnsi="Consolas" w:cs="Times New Roman"/>
+          <w:color w:val="3B3B3B"/>
+          <w:sz w:val="21"/>
+          <w:szCs w:val="21"/>
+        </w:rPr>
+        <w:t xml:space="preserve">{ </w:t>
+      </w:r>
+      <w:r>
+        <w:rPr>
+          <w:rFonts w:ascii="Consolas" w:eastAsia="Times New Roman" w:hAnsi="Consolas" w:cs="Times New Roman"/>
+          <w:color w:val="001080"/>
+          <w:sz w:val="21"/>
+          <w:szCs w:val="21"/>
+        </w:rPr>
+        <w:t>status</w:t>
+      </w:r>
+      <w:proofErr w:type="gramEnd"/>
+      <w:r>
+        <w:rPr>
+          <w:rFonts w:ascii="Consolas" w:eastAsia="Times New Roman" w:hAnsi="Consolas" w:cs="Times New Roman"/>
+          <w:color w:val="001080"/>
+          <w:sz w:val="21"/>
+          <w:szCs w:val="21"/>
+        </w:rPr>
+        <w:t>:</w:t>
+      </w:r>
+      <w:r>
+        <w:rPr>
+          <w:rFonts w:ascii="Consolas" w:eastAsia="Times New Roman" w:hAnsi="Consolas" w:cs="Times New Roman"/>
+          <w:color w:val="3B3B3B"/>
+          <w:sz w:val="21"/>
+          <w:szCs w:val="21"/>
+        </w:rPr>
+        <w:t xml:space="preserve"> </w:t>
+      </w:r>
+      <w:r>
+        <w:rPr>
+          <w:rFonts w:ascii="Consolas" w:eastAsia="Times New Roman" w:hAnsi="Consolas" w:cs="Times New Roman"/>
+          <w:color w:val="267F99"/>
+          <w:sz w:val="21"/>
+          <w:szCs w:val="21"/>
+        </w:rPr>
+        <w:t>HttpStatus</w:t>
+      </w:r>
+      <w:r>
+        <w:rPr>
+          <w:rFonts w:ascii="Consolas" w:eastAsia="Times New Roman" w:hAnsi="Consolas" w:cs="Times New Roman"/>
+          <w:color w:val="3B3B3B"/>
+          <w:sz w:val="21"/>
+          <w:szCs w:val="21"/>
+        </w:rPr>
+        <w:t>.</w:t>
+      </w:r>
+      <w:r>
+        <w:rPr>
+          <w:rFonts w:ascii="Consolas" w:eastAsia="Times New Roman" w:hAnsi="Consolas" w:cs="Times New Roman"/>
+          <w:color w:val="0070C1"/>
+          <w:sz w:val="21"/>
+          <w:szCs w:val="21"/>
+        </w:rPr>
+        <w:t>FORBIDDEN</w:t>
+      </w:r>
+      <w:r>
+        <w:rPr>
+          <w:rFonts w:ascii="Consolas" w:eastAsia="Times New Roman" w:hAnsi="Consolas" w:cs="Times New Roman"/>
+          <w:color w:val="3B3B3B"/>
+          <w:sz w:val="21"/>
+          <w:szCs w:val="21"/>
+        </w:rPr>
+        <w:t xml:space="preserve">, </w:t>
+      </w:r>
+      <w:r>
+        <w:rPr>
+          <w:rFonts w:ascii="Consolas" w:eastAsia="Times New Roman" w:hAnsi="Consolas" w:cs="Times New Roman"/>
+          <w:color w:val="001080"/>
+          <w:sz w:val="21"/>
+          <w:szCs w:val="21"/>
+        </w:rPr>
+        <w:t>message:</w:t>
+      </w:r>
+      <w:r>
+        <w:rPr>
+          <w:rFonts w:ascii="Consolas" w:eastAsia="Times New Roman" w:hAnsi="Consolas" w:cs="Times New Roman"/>
+          <w:color w:val="3B3B3B"/>
+          <w:sz w:val="21"/>
+          <w:szCs w:val="21"/>
+        </w:rPr>
+        <w:t xml:space="preserve"> </w:t>
+      </w:r>
+      <w:r>
+        <w:rPr>
+          <w:rFonts w:ascii="Consolas" w:eastAsia="Times New Roman" w:hAnsi="Consolas" w:cs="Times New Roman"/>
+          <w:color w:val="A31515"/>
+          <w:sz w:val="21"/>
+          <w:szCs w:val="21"/>
+        </w:rPr>
+        <w:t>'This is custom message'</w:t>
+      </w:r>
+      <w:r>
+        <w:rPr>
+          <w:rFonts w:ascii="Consolas" w:eastAsia="Times New Roman" w:hAnsi="Consolas" w:cs="Times New Roman"/>
+          <w:color w:val="3B3B3B"/>
+          <w:sz w:val="21"/>
+          <w:szCs w:val="21"/>
+        </w:rPr>
+        <w:t xml:space="preserve">}, </w:t>
+      </w:r>
+    </w:p>
+    <w:p>
+      <w:pPr>
+        <w:shd w:val="clear" w:color="auto" w:fill="FFFFFF"/>
+        <w:spacing w:after="0" w:line="285" w:lineRule="atLeast"/>
+        <w:rPr>
+          <w:rFonts w:ascii="Consolas" w:eastAsia="Times New Roman" w:hAnsi="Consolas" w:cs="Times New Roman"/>
+          <w:color w:val="3B3B3B"/>
+          <w:sz w:val="21"/>
+          <w:szCs w:val="21"/>
+        </w:rPr>
+      </w:pPr>
+      <w:r>
+        <w:rPr>
+          <w:rFonts w:ascii="Consolas" w:eastAsia="Times New Roman" w:hAnsi="Consolas" w:cs="Times New Roman"/>
+          <w:color w:val="3B3B3B"/>
+          <w:sz w:val="21"/>
+          <w:szCs w:val="21"/>
+        </w:rPr>
+        <w:t xml:space="preserve">            </w:t>
+      </w:r>
+      <w:r>
+        <w:rPr>
+          <w:rFonts w:ascii="Consolas" w:eastAsia="Times New Roman" w:hAnsi="Consolas" w:cs="Times New Roman"/>
+          <w:color w:val="267F99"/>
+          <w:sz w:val="21"/>
+          <w:szCs w:val="21"/>
+        </w:rPr>
+        <w:t>HttpStatus</w:t>
+      </w:r>
+      <w:r>
+        <w:rPr>
+          <w:rFonts w:ascii="Consolas" w:eastAsia="Times New Roman" w:hAnsi="Consolas" w:cs="Times New Roman"/>
+          <w:color w:val="3B3B3B"/>
+          <w:sz w:val="21"/>
+          <w:szCs w:val="21"/>
+        </w:rPr>
+        <w:t>.</w:t>
+      </w:r>
+      <w:r>
+        <w:rPr>
+          <w:rFonts w:ascii="Consolas" w:eastAsia="Times New Roman" w:hAnsi="Consolas" w:cs="Times New Roman"/>
+          <w:color w:val="0070C1"/>
+          <w:sz w:val="21"/>
+          <w:szCs w:val="21"/>
+        </w:rPr>
+        <w:t>FORBIDDEN</w:t>
+      </w:r>
+      <w:r>
+        <w:rPr>
+          <w:rFonts w:ascii="Consolas" w:eastAsia="Times New Roman" w:hAnsi="Consolas" w:cs="Times New Roman"/>
+          <w:color w:val="3B3B3B"/>
+          <w:sz w:val="21"/>
+          <w:szCs w:val="21"/>
+        </w:rPr>
+        <w:t xml:space="preserve">, </w:t>
+      </w:r>
+    </w:p>
+    <w:p>
+      <w:pPr>
+        <w:shd w:val="clear" w:color="auto" w:fill="FFFFFF"/>
+        <w:spacing w:after="0" w:line="285" w:lineRule="atLeast"/>
+        <w:rPr>
+          <w:rFonts w:ascii="Consolas" w:eastAsia="Times New Roman" w:hAnsi="Consolas" w:cs="Times New Roman"/>
+          <w:color w:val="3B3B3B"/>
+          <w:sz w:val="21"/>
+          <w:szCs w:val="21"/>
+        </w:rPr>
+      </w:pPr>
+      <w:r>
+        <w:rPr>
+          <w:rFonts w:ascii="Consolas" w:eastAsia="Times New Roman" w:hAnsi="Consolas" w:cs="Times New Roman"/>
+          <w:color w:val="3B3B3B"/>
+          <w:sz w:val="21"/>
+          <w:szCs w:val="21"/>
+        </w:rPr>
+        <w:t xml:space="preserve">            </w:t>
+      </w:r>
+      <w:proofErr w:type="gramStart"/>
+      <w:r>
+        <w:rPr>
+          <w:rFonts w:ascii="Consolas" w:eastAsia="Times New Roman" w:hAnsi="Consolas" w:cs="Times New Roman"/>
+          <w:color w:val="3B3B3B"/>
+          <w:sz w:val="21"/>
+          <w:szCs w:val="21"/>
+        </w:rPr>
+        <w:t xml:space="preserve">{ </w:t>
+      </w:r>
+      <w:r>
+        <w:rPr>
+          <w:rFonts w:ascii="Consolas" w:eastAsia="Times New Roman" w:hAnsi="Consolas" w:cs="Times New Roman"/>
+          <w:color w:val="001080"/>
+          <w:sz w:val="21"/>
+          <w:szCs w:val="21"/>
+        </w:rPr>
+        <w:t>cause</w:t>
+      </w:r>
+      <w:proofErr w:type="gramEnd"/>
+      <w:r>
+        <w:rPr>
+          <w:rFonts w:ascii="Consolas" w:eastAsia="Times New Roman" w:hAnsi="Consolas" w:cs="Times New Roman"/>
+          <w:color w:val="001080"/>
+          <w:sz w:val="21"/>
+          <w:szCs w:val="21"/>
+        </w:rPr>
+        <w:t>:</w:t>
+      </w:r>
+      <w:r>
+        <w:rPr>
+          <w:rFonts w:ascii="Consolas" w:eastAsia="Times New Roman" w:hAnsi="Consolas" w:cs="Times New Roman"/>
+          <w:color w:val="3B3B3B"/>
+          <w:sz w:val="21"/>
+          <w:szCs w:val="21"/>
+        </w:rPr>
+        <w:t xml:space="preserve"> </w:t>
+      </w:r>
+      <w:r>
+        <w:rPr>
+          <w:rFonts w:ascii="Consolas" w:eastAsia="Times New Roman" w:hAnsi="Consolas" w:cs="Times New Roman"/>
+          <w:color w:val="A31515"/>
+          <w:sz w:val="21"/>
+          <w:szCs w:val="21"/>
+        </w:rPr>
+        <w:t>'Custom Reason'</w:t>
+      </w:r>
+      <w:r>
+        <w:rPr>
+          <w:rFonts w:ascii="Consolas" w:eastAsia="Times New Roman" w:hAnsi="Consolas" w:cs="Times New Roman"/>
+          <w:color w:val="3B3B3B"/>
+          <w:sz w:val="21"/>
+          <w:szCs w:val="21"/>
+        </w:rPr>
+        <w:t>}</w:t>
+      </w:r>
+    </w:p>
+    <w:p>
+      <w:pPr>
+        <w:shd w:val="clear" w:color="auto" w:fill="FFFFFF"/>
+        <w:spacing w:after="0" w:line="285" w:lineRule="atLeast"/>
+        <w:rPr>
+          <w:rFonts w:ascii="Consolas" w:eastAsia="Times New Roman" w:hAnsi="Consolas" w:cs="Times New Roman"/>
+          <w:color w:val="3B3B3B"/>
+          <w:sz w:val="21"/>
+          <w:szCs w:val="21"/>
+        </w:rPr>
+      </w:pPr>
+      <w:r>
+        <w:rPr>
+          <w:rFonts w:ascii="Consolas" w:eastAsia="Times New Roman" w:hAnsi="Consolas" w:cs="Times New Roman"/>
+          <w:color w:val="3B3B3B"/>
+          <w:sz w:val="21"/>
+          <w:szCs w:val="21"/>
+        </w:rPr>
+        <w:t>        )</w:t>
+      </w:r>
+    </w:p>
+    <w:p>
+      <w:pPr>
+        <w:shd w:val="clear" w:color="auto" w:fill="FFFFFF"/>
+        <w:spacing w:after="0" w:line="285" w:lineRule="atLeast"/>
+        <w:rPr>
+          <w:rFonts w:ascii="Consolas" w:eastAsia="Times New Roman" w:hAnsi="Consolas" w:cs="Times New Roman"/>
+          <w:color w:val="3B3B3B"/>
+          <w:sz w:val="21"/>
+          <w:szCs w:val="21"/>
+        </w:rPr>
+      </w:pPr>
+      <w:r>
+        <w:rPr>
+          <w:rFonts w:ascii="Consolas" w:eastAsia="Times New Roman" w:hAnsi="Consolas" w:cs="Times New Roman"/>
+          <w:color w:val="3B3B3B"/>
+          <w:sz w:val="21"/>
+          <w:szCs w:val="21"/>
+        </w:rPr>
+        <w:t>    }</w:t>
+      </w:r>
+    </w:p>
+    <w:p>
+      <w:pPr>
+        <w:shd w:val="clear" w:color="auto" w:fill="FFFFFF"/>
+        <w:spacing w:after="0" w:line="285" w:lineRule="atLeast"/>
+        <w:rPr>
+          <w:rFonts w:ascii="Consolas" w:eastAsia="Times New Roman" w:hAnsi="Consolas" w:cs="Times New Roman"/>
+          <w:color w:val="3B3B3B"/>
+          <w:sz w:val="21"/>
+          <w:szCs w:val="21"/>
+        </w:rPr>
+      </w:pPr>
+      <w:r>
+        <w:rPr>
+          <w:rFonts w:ascii="Consolas" w:eastAsia="Times New Roman" w:hAnsi="Consolas" w:cs="Times New Roman"/>
+          <w:color w:val="3B3B3B"/>
+          <w:sz w:val="21"/>
+          <w:szCs w:val="21"/>
+        </w:rPr>
+        <w:t>}</w:t>
+      </w:r>
+    </w:p>
+    <w:p>
+      <w:pPr>
+        <w:ind w:left="720" w:firstLine="720"/>
+        <w:rPr>
+          <w:rFonts w:ascii="Sakkal Majalla" w:hAnsi="Sakkal Majalla" w:cs="Sakkal Majalla"/>
+          <w:sz w:val="28"/>
+          <w:szCs w:val="28"/>
+        </w:rPr>
+      </w:pPr>
+      <w:r>
+        <w:rPr>
+          <w:rFonts w:ascii="Sakkal Majalla" w:hAnsi="Sakkal Majalla" w:cs="Sakkal Majalla"/>
+          <w:sz w:val="28"/>
+          <w:szCs w:val="28"/>
+        </w:rPr>
+        <w:t>************************************************************************</w:t>
+      </w:r>
+    </w:p>
+    <w:p>
+      <w:pPr>
+        <w:rPr>
+          <w:rFonts w:ascii="Sakkal Majalla" w:hAnsi="Sakkal Majalla" w:cs="Sakkal Majalla"/>
+          <w:sz w:val="28"/>
+          <w:szCs w:val="28"/>
+        </w:rPr>
+      </w:pPr>
+      <w:r>
+        <w:rPr>
+          <w:noProof/>
+        </w:rPr>
+        <w:lastRenderedPageBreak/>
+        <w:drawing>
+          <wp:inline distT="0" distB="0" distL="0" distR="0" wp14:anchorId="1C5CF96F" wp14:editId="0ADF15A1">
+            <wp:extent cx="5943600" cy="3293110"/>
+            <wp:effectExtent l="0" t="0" r="0" b="2540"/>
+            <wp:docPr id="6" name="Picture 6"/>
+            <wp:cNvGraphicFramePr>
+              <a:graphicFrameLocks xmlns:a="http://schemas.openxmlformats.org/drawingml/2006/main" noChangeAspect="1"/>
+            </wp:cNvGraphicFramePr>
+            <a:graphic xmlns:a="http://schemas.openxmlformats.org/drawingml/2006/main">
+              <a:graphicData uri="http://schemas.openxmlformats.org/drawingml/2006/picture">
+                <pic:pic xmlns:pic="http://schemas.openxmlformats.org/drawingml/2006/picture">
+                  <pic:nvPicPr>
+                    <pic:cNvPr id="1" name=""/>
+                    <pic:cNvPicPr/>
+                  </pic:nvPicPr>
+                  <pic:blipFill>
+                    <a:blip r:embed="rId9"/>
+                    <a:stretch>
+                      <a:fillRect/>
+                    </a:stretch>
+                  </pic:blipFill>
+                  <pic:spPr>
+                    <a:xfrm>
+                      <a:off x="0" y="0"/>
+                      <a:ext cx="5943600" cy="3293110"/>
+                    </a:xfrm>
+                    <a:prstGeom prst="rect">
+                      <a:avLst/>
+                    </a:prstGeom>
+                  </pic:spPr>
+                </pic:pic>
+              </a:graphicData>
+            </a:graphic>
+          </wp:inline>
+        </w:drawing>
+      </w:r>
+    </w:p>
+    <w:p>
+      <w:pPr>
+        <w:ind w:left="720" w:firstLine="720"/>
+        <w:rPr>
+          <w:rFonts w:ascii="Sakkal Majalla" w:hAnsi="Sakkal Majalla" w:cs="Sakkal Majalla"/>
+          <w:sz w:val="28"/>
+          <w:szCs w:val="28"/>
+        </w:rPr>
+      </w:pPr>
+      <w:r>
+        <w:rPr>
+          <w:rFonts w:ascii="Sakkal Majalla" w:hAnsi="Sakkal Majalla" w:cs="Sakkal Majalla"/>
+          <w:sz w:val="28"/>
+          <w:szCs w:val="28"/>
+        </w:rPr>
+        <w:t>************************************************************************</w:t>
+      </w:r>
+    </w:p>
+    <w:p>
+      <w:pPr>
+        <w:rPr>
+          <w:rFonts w:ascii="Sakkal Majalla" w:hAnsi="Sakkal Majalla" w:cs="Sakkal Majalla"/>
+          <w:sz w:val="28"/>
+          <w:szCs w:val="28"/>
+        </w:rPr>
+      </w:pPr>
+      <w:r>
+        <w:rPr>
+          <w:noProof/>
+        </w:rPr>
+        <w:drawing>
+          <wp:inline distT="0" distB="0" distL="0" distR="0" wp14:anchorId="1766FE97" wp14:editId="4A49AC93">
+            <wp:extent cx="5943600" cy="691515"/>
+            <wp:effectExtent l="0" t="0" r="0" b="0"/>
+            <wp:docPr id="9" name="Picture 9"/>
+            <wp:cNvGraphicFramePr>
+              <a:graphicFrameLocks xmlns:a="http://schemas.openxmlformats.org/drawingml/2006/main" noChangeAspect="1"/>
+            </wp:cNvGraphicFramePr>
+            <a:graphic xmlns:a="http://schemas.openxmlformats.org/drawingml/2006/main">
+              <a:graphicData uri="http://schemas.openxmlformats.org/drawingml/2006/picture">
+                <pic:pic xmlns:pic="http://schemas.openxmlformats.org/drawingml/2006/picture">
+                  <pic:nvPicPr>
+                    <pic:cNvPr id="1" name=""/>
+                    <pic:cNvPicPr/>
+                  </pic:nvPicPr>
+                  <pic:blipFill>
+                    <a:blip r:embed="rId10"/>
+                    <a:stretch>
+                      <a:fillRect/>
+                    </a:stretch>
+                  </pic:blipFill>
+                  <pic:spPr>
+                    <a:xfrm>
+                      <a:off x="0" y="0"/>
+                      <a:ext cx="5943600" cy="691515"/>
+                    </a:xfrm>
+                    <a:prstGeom prst="rect">
+                      <a:avLst/>
+                    </a:prstGeom>
+                  </pic:spPr>
+                </pic:pic>
+              </a:graphicData>
+            </a:graphic>
+          </wp:inline>
+        </w:drawing>
+      </w:r>
+    </w:p>
+    <w:p>
+      <w:pPr>
+        <w:ind w:left="720" w:firstLine="720"/>
+        <w:rPr>
+          <w:rFonts w:ascii="Sakkal Majalla" w:hAnsi="Sakkal Majalla" w:cs="Sakkal Majalla"/>
+          <w:sz w:val="28"/>
+          <w:szCs w:val="28"/>
+        </w:rPr>
+      </w:pPr>
+      <w:r>
+        <w:rPr>
+          <w:rFonts w:ascii="Sakkal Majalla" w:hAnsi="Sakkal Majalla" w:cs="Sakkal Majalla"/>
+          <w:sz w:val="28"/>
+          <w:szCs w:val="28"/>
+        </w:rPr>
+        <w:t>************************************************************************</w:t>
+      </w:r>
+    </w:p>
+    <w:p>
+      <w:pPr>
+        <w:rPr>
+          <w:rFonts w:ascii="Sakkal Majalla" w:hAnsi="Sakkal Majalla" w:cs="Sakkal Majalla"/>
+          <w:sz w:val="28"/>
+          <w:szCs w:val="28"/>
+        </w:rPr>
+      </w:pPr>
+      <w:r>
+        <w:rPr>
+          <w:noProof/>
+        </w:rPr>
+        <w:drawing>
+          <wp:inline distT="0" distB="0" distL="0" distR="0" wp14:anchorId="19D66C8A" wp14:editId="26B2384B">
+            <wp:extent cx="5943600" cy="2005965"/>
+            <wp:effectExtent l="0" t="0" r="0" b="0"/>
+            <wp:docPr id="7" name="Picture 7"/>
+            <wp:cNvGraphicFramePr>
+              <a:graphicFrameLocks xmlns:a="http://schemas.openxmlformats.org/drawingml/2006/main" noChangeAspect="1"/>
+            </wp:cNvGraphicFramePr>
+            <a:graphic xmlns:a="http://schemas.openxmlformats.org/drawingml/2006/main">
+              <a:graphicData uri="http://schemas.openxmlformats.org/drawingml/2006/picture">
+                <pic:pic xmlns:pic="http://schemas.openxmlformats.org/drawingml/2006/picture">
+                  <pic:nvPicPr>
+                    <pic:cNvPr id="1" name=""/>
+                    <pic:cNvPicPr/>
+                  </pic:nvPicPr>
+                  <pic:blipFill>
+                    <a:blip r:embed="rId11"/>
+                    <a:stretch>
+                      <a:fillRect/>
+                    </a:stretch>
+                  </pic:blipFill>
+                  <pic:spPr>
+                    <a:xfrm>
+                      <a:off x="0" y="0"/>
+                      <a:ext cx="5943600" cy="2005965"/>
+                    </a:xfrm>
+                    <a:prstGeom prst="rect">
+                      <a:avLst/>
+                    </a:prstGeom>
+                  </pic:spPr>
+                </pic:pic>
+              </a:graphicData>
+            </a:graphic>
+          </wp:inline>
+        </w:drawing>
+      </w:r>
+    </w:p>
+    <w:p>
+      <w:pPr>
+        <w:ind w:left="720" w:firstLine="720"/>
+        <w:rPr>
+          <w:rFonts w:ascii="Sakkal Majalla" w:hAnsi="Sakkal Majalla" w:cs="Sakkal Majalla"/>
+          <w:sz w:val="28"/>
+          <w:szCs w:val="28"/>
+        </w:rPr>
+      </w:pPr>
+      <w:r>
+        <w:rPr>
+          <w:rFonts w:ascii="Sakkal Majalla" w:hAnsi="Sakkal Majalla" w:cs="Sakkal Majalla"/>
+          <w:sz w:val="28"/>
+          <w:szCs w:val="28"/>
+        </w:rPr>
+        <w:t>************************************************************************</w:t>
+      </w:r>
+    </w:p>
+    <w:p>
+      <w:pPr>
+        <w:rPr>
+          <w:rFonts w:ascii="Sakkal Majalla" w:hAnsi="Sakkal Majalla" w:cs="Sakkal Majalla"/>
+          <w:sz w:val="28"/>
+          <w:szCs w:val="28"/>
+        </w:rPr>
+      </w:pPr>
+      <w:r>
+        <w:rPr>
+          <w:noProof/>
+        </w:rPr>
+        <w:lastRenderedPageBreak/>
+        <w:drawing>
+          <wp:inline distT="0" distB="0" distL="0" distR="0" wp14:anchorId="5D7672BE" wp14:editId="1B096A59">
+            <wp:extent cx="5943600" cy="4326255"/>
+            <wp:effectExtent l="0" t="0" r="0" b="0"/>
+            <wp:docPr id="10" name="Picture 10"/>
+            <wp:cNvGraphicFramePr>
+              <a:graphicFrameLocks xmlns:a="http://schemas.openxmlformats.org/drawingml/2006/main" noChangeAspect="1"/>
+            </wp:cNvGraphicFramePr>
+            <a:graphic xmlns:a="http://schemas.openxmlformats.org/drawingml/2006/main">
+              <a:graphicData uri="http://schemas.openxmlformats.org/drawingml/2006/picture">
+                <pic:pic xmlns:pic="http://schemas.openxmlformats.org/drawingml/2006/picture">
+                  <pic:nvPicPr>
+                    <pic:cNvPr id="1" name=""/>
+                    <pic:cNvPicPr/>
+                  </pic:nvPicPr>
+                  <pic:blipFill>
+                    <a:blip r:embed="rId12"/>
+                    <a:stretch>
+                      <a:fillRect/>
+                    </a:stretch>
+                  </pic:blipFill>
+                  <pic:spPr>
+                    <a:xfrm>
+                      <a:off x="0" y="0"/>
+                      <a:ext cx="5943600" cy="4326255"/>
+                    </a:xfrm>
+                    <a:prstGeom prst="rect">
+                      <a:avLst/>
+                    </a:prstGeom>
+                  </pic:spPr>
+                </pic:pic>
+              </a:graphicData>
+            </a:graphic>
+          </wp:inline>
+        </w:drawing>
+      </w:r>
+    </w:p>
+    <w:p>
+      <w:pPr>
+        <w:rPr>
+          <w:rFonts w:ascii="Sakkal Majalla" w:hAnsi="Sakkal Majalla" w:cs="Sakkal Majalla"/>
+          <w:sz w:val="28"/>
+          <w:szCs w:val="28"/>
+        </w:rPr>
+      </w:pPr>
+      <w:r>
+        <w:rPr>
+          <w:rFonts w:ascii="Sakkal Majalla" w:hAnsi="Sakkal Majalla" w:cs="Sakkal Majalla"/>
+          <w:sz w:val="28"/>
+          <w:szCs w:val="28"/>
+        </w:rPr>
+        <w:t xml:space="preserve">     </w:t>
+      </w:r>
+      <w:r>
+        <w:rPr>
+          <w:noProof/>
+        </w:rPr>
+        <w:drawing>
+          <wp:inline distT="0" distB="0" distL="0" distR="0" wp14:anchorId="77B11E66" wp14:editId="42703681">
+            <wp:extent cx="2324100" cy="1276350"/>
+            <wp:effectExtent l="0" t="0" r="0" b="0"/>
+            <wp:docPr id="11" name="Picture 11"/>
+            <wp:cNvGraphicFramePr>
+              <a:graphicFrameLocks xmlns:a="http://schemas.openxmlformats.org/drawingml/2006/main" noChangeAspect="1"/>
+            </wp:cNvGraphicFramePr>
+            <a:graphic xmlns:a="http://schemas.openxmlformats.org/drawingml/2006/main">
+              <a:graphicData uri="http://schemas.openxmlformats.org/drawingml/2006/picture">
+                <pic:pic xmlns:pic="http://schemas.openxmlformats.org/drawingml/2006/picture">
+                  <pic:nvPicPr>
+                    <pic:cNvPr id="1" name=""/>
+                    <pic:cNvPicPr/>
+                  </pic:nvPicPr>
+                  <pic:blipFill>
+                    <a:blip r:embed="rId13"/>
+                    <a:stretch>
+                      <a:fillRect/>
+                    </a:stretch>
+                  </pic:blipFill>
+                  <pic:spPr>
+                    <a:xfrm>
+                      <a:off x="0" y="0"/>
+                      <a:ext cx="2324100" cy="1276350"/>
+                    </a:xfrm>
+                    <a:prstGeom prst="rect">
+                      <a:avLst/>
+                    </a:prstGeom>
+                  </pic:spPr>
+                </pic:pic>
+              </a:graphicData>
+            </a:graphic>
+          </wp:inline>
+        </w:drawing>
+      </w:r>
+    </w:p>
+    <w:p>
+      <w:pPr>
+        <w:ind w:left="720" w:firstLine="720"/>
+        <w:rPr>
+          <w:rFonts w:ascii="Sakkal Majalla" w:hAnsi="Sakkal Majalla" w:cs="Sakkal Majalla"/>
+          <w:sz w:val="28"/>
+          <w:szCs w:val="28"/>
+        </w:rPr>
+      </w:pPr>
+      <w:r>
+        <w:rPr>
+          <w:rFonts w:ascii="Sakkal Majalla" w:hAnsi="Sakkal Majalla" w:cs="Sakkal Majalla"/>
+          <w:sz w:val="28"/>
+          <w:szCs w:val="28"/>
+        </w:rPr>
+        <w:t>************************************************************************</w:t>
+      </w:r>
+    </w:p>
+    <w:p>
+      <w:pPr>
+        <w:shd w:val="clear" w:color="auto" w:fill="FFFFFF"/>
+        <w:spacing w:after="0" w:line="285" w:lineRule="atLeast"/>
+        <w:rPr>
+          <w:rFonts w:ascii="Consolas" w:eastAsia="Times New Roman" w:hAnsi="Consolas" w:cs="Times New Roman"/>
+          <w:color w:val="3B3B3B"/>
+          <w:sz w:val="21"/>
+          <w:szCs w:val="21"/>
+        </w:rPr>
+      </w:pPr>
+      <w:proofErr w:type="gramStart"/>
+      <w:r>
+        <w:rPr>
+          <w:rFonts w:ascii="Consolas" w:eastAsia="Times New Roman" w:hAnsi="Consolas" w:cs="Times New Roman"/>
+          <w:color w:val="3B3B3B"/>
+          <w:sz w:val="21"/>
+          <w:szCs w:val="21"/>
+        </w:rPr>
+        <w:t>@</w:t>
+      </w:r>
+      <w:r>
+        <w:rPr>
+          <w:rFonts w:ascii="Consolas" w:eastAsia="Times New Roman" w:hAnsi="Consolas" w:cs="Times New Roman"/>
+          <w:color w:val="795E26"/>
+          <w:sz w:val="21"/>
+          <w:szCs w:val="21"/>
+        </w:rPr>
+        <w:t>Get</w:t>
+      </w:r>
+      <w:r>
+        <w:rPr>
+          <w:rFonts w:ascii="Consolas" w:eastAsia="Times New Roman" w:hAnsi="Consolas" w:cs="Times New Roman"/>
+          <w:color w:val="3B3B3B"/>
+          <w:sz w:val="21"/>
+          <w:szCs w:val="21"/>
+        </w:rPr>
+        <w:t>()</w:t>
+      </w:r>
+      <w:proofErr w:type="gramEnd"/>
+    </w:p>
+    <w:p>
+      <w:pPr>
+        <w:shd w:val="clear" w:color="auto" w:fill="FFFFFF"/>
+        <w:spacing w:after="0" w:line="285" w:lineRule="atLeast"/>
+        <w:rPr>
+          <w:rFonts w:ascii="Consolas" w:eastAsia="Times New Roman" w:hAnsi="Consolas" w:cs="Times New Roman"/>
+          <w:color w:val="3B3B3B"/>
+          <w:sz w:val="21"/>
+          <w:szCs w:val="21"/>
+        </w:rPr>
+      </w:pPr>
+      <w:proofErr w:type="gramStart"/>
+      <w:r>
+        <w:rPr>
+          <w:rFonts w:ascii="Consolas" w:eastAsia="Times New Roman" w:hAnsi="Consolas" w:cs="Times New Roman"/>
+          <w:color w:val="0000FF"/>
+          <w:sz w:val="21"/>
+          <w:szCs w:val="21"/>
+        </w:rPr>
+        <w:t>async</w:t>
+      </w:r>
+      <w:proofErr w:type="gramEnd"/>
+      <w:r>
+        <w:rPr>
+          <w:rFonts w:ascii="Consolas" w:eastAsia="Times New Roman" w:hAnsi="Consolas" w:cs="Times New Roman"/>
+          <w:color w:val="3B3B3B"/>
+          <w:sz w:val="21"/>
+          <w:szCs w:val="21"/>
+        </w:rPr>
+        <w:t xml:space="preserve"> </w:t>
+      </w:r>
+      <w:r>
+        <w:rPr>
+          <w:rFonts w:ascii="Consolas" w:eastAsia="Times New Roman" w:hAnsi="Consolas" w:cs="Times New Roman"/>
+          <w:color w:val="795E26"/>
+          <w:sz w:val="21"/>
+          <w:szCs w:val="21"/>
+        </w:rPr>
+        <w:t>findAll</w:t>
+      </w:r>
+      <w:r>
+        <w:rPr>
+          <w:rFonts w:ascii="Consolas" w:eastAsia="Times New Roman" w:hAnsi="Consolas" w:cs="Times New Roman"/>
+          <w:color w:val="3B3B3B"/>
+          <w:sz w:val="21"/>
+          <w:szCs w:val="21"/>
+        </w:rPr>
+        <w:t>()</w:t>
+      </w:r>
+      <w:r>
+        <w:rPr>
+          <w:rFonts w:ascii="Consolas" w:eastAsia="Times New Roman" w:hAnsi="Consolas" w:cs="Times New Roman"/>
+          <w:color w:val="000000"/>
+          <w:sz w:val="21"/>
+          <w:szCs w:val="21"/>
+        </w:rPr>
+        <w:t>:</w:t>
+      </w:r>
+      <w:r>
+        <w:rPr>
+          <w:rFonts w:ascii="Consolas" w:eastAsia="Times New Roman" w:hAnsi="Consolas" w:cs="Times New Roman"/>
+          <w:color w:val="3B3B3B"/>
+          <w:sz w:val="21"/>
+          <w:szCs w:val="21"/>
+        </w:rPr>
+        <w:t xml:space="preserve"> </w:t>
+      </w:r>
+      <w:r>
+        <w:rPr>
+          <w:rFonts w:ascii="Consolas" w:eastAsia="Times New Roman" w:hAnsi="Consolas" w:cs="Times New Roman"/>
+          <w:color w:val="267F99"/>
+          <w:sz w:val="21"/>
+          <w:szCs w:val="21"/>
+        </w:rPr>
+        <w:t>Promise</w:t>
+      </w:r>
+      <w:r>
+        <w:rPr>
+          <w:rFonts w:ascii="Consolas" w:eastAsia="Times New Roman" w:hAnsi="Consolas" w:cs="Times New Roman"/>
+          <w:color w:val="3B3B3B"/>
+          <w:sz w:val="21"/>
+          <w:szCs w:val="21"/>
+        </w:rPr>
+        <w:t>&lt;</w:t>
+      </w:r>
+      <w:r>
+        <w:rPr>
+          <w:rFonts w:ascii="Consolas" w:eastAsia="Times New Roman" w:hAnsi="Consolas" w:cs="Times New Roman"/>
+          <w:color w:val="267F99"/>
+          <w:sz w:val="21"/>
+          <w:szCs w:val="21"/>
+        </w:rPr>
+        <w:t>Cat</w:t>
+      </w:r>
+      <w:r>
+        <w:rPr>
+          <w:rFonts w:ascii="Consolas" w:eastAsia="Times New Roman" w:hAnsi="Consolas" w:cs="Times New Roman"/>
+          <w:color w:val="3B3B3B"/>
+          <w:sz w:val="21"/>
+          <w:szCs w:val="21"/>
+        </w:rPr>
+        <w:t>[]&gt; {</w:t>
+      </w:r>
+    </w:p>
+    <w:p>
+      <w:pPr>
+        <w:shd w:val="clear" w:color="auto" w:fill="FFFFFF"/>
+        <w:spacing w:after="0" w:line="285" w:lineRule="atLeast"/>
+        <w:rPr>
+          <w:rFonts w:ascii="Consolas" w:eastAsia="Times New Roman" w:hAnsi="Consolas" w:cs="Times New Roman"/>
+          <w:color w:val="3B3B3B"/>
+          <w:sz w:val="21"/>
+          <w:szCs w:val="21"/>
+        </w:rPr>
+      </w:pPr>
+      <w:r>
+        <w:rPr>
+          <w:rFonts w:ascii="Consolas" w:eastAsia="Times New Roman" w:hAnsi="Consolas" w:cs="Times New Roman"/>
+          <w:color w:val="3B3B3B"/>
+          <w:sz w:val="21"/>
+          <w:szCs w:val="21"/>
+        </w:rPr>
+        <w:t xml:space="preserve">        </w:t>
+      </w:r>
+      <w:proofErr w:type="gramStart"/>
+      <w:r>
+        <w:rPr>
+          <w:rFonts w:ascii="Consolas" w:eastAsia="Times New Roman" w:hAnsi="Consolas" w:cs="Times New Roman"/>
+          <w:color w:val="AF00DB"/>
+          <w:sz w:val="21"/>
+          <w:szCs w:val="21"/>
+        </w:rPr>
+        <w:t>throw</w:t>
+      </w:r>
+      <w:proofErr w:type="gramEnd"/>
+      <w:r>
+        <w:rPr>
+          <w:rFonts w:ascii="Consolas" w:eastAsia="Times New Roman" w:hAnsi="Consolas" w:cs="Times New Roman"/>
+          <w:color w:val="3B3B3B"/>
+          <w:sz w:val="21"/>
+          <w:szCs w:val="21"/>
+        </w:rPr>
+        <w:t xml:space="preserve"> </w:t>
+      </w:r>
+      <w:r>
+        <w:rPr>
+          <w:rFonts w:ascii="Consolas" w:eastAsia="Times New Roman" w:hAnsi="Consolas" w:cs="Times New Roman"/>
+          <w:color w:val="0000FF"/>
+          <w:sz w:val="21"/>
+          <w:szCs w:val="21"/>
+        </w:rPr>
+        <w:t>new</w:t>
+      </w:r>
+      <w:r>
+        <w:rPr>
+          <w:rFonts w:ascii="Consolas" w:eastAsia="Times New Roman" w:hAnsi="Consolas" w:cs="Times New Roman"/>
+          <w:color w:val="3B3B3B"/>
+          <w:sz w:val="21"/>
+          <w:szCs w:val="21"/>
+        </w:rPr>
+        <w:t xml:space="preserve"> </w:t>
+      </w:r>
+      <w:r>
+        <w:rPr>
+          <w:rFonts w:ascii="Consolas" w:eastAsia="Times New Roman" w:hAnsi="Consolas" w:cs="Times New Roman"/>
+          <w:color w:val="267F99"/>
+          <w:sz w:val="21"/>
+          <w:szCs w:val="21"/>
+        </w:rPr>
+        <w:t>BadRequestException</w:t>
+      </w:r>
+      <w:r>
+        <w:rPr>
+          <w:rFonts w:ascii="Consolas" w:eastAsia="Times New Roman" w:hAnsi="Consolas" w:cs="Times New Roman"/>
+          <w:color w:val="3B3B3B"/>
+          <w:sz w:val="21"/>
+          <w:szCs w:val="21"/>
+        </w:rPr>
+        <w:t>(</w:t>
+      </w:r>
+      <w:r>
+        <w:rPr>
+          <w:rFonts w:ascii="Consolas" w:eastAsia="Times New Roman" w:hAnsi="Consolas" w:cs="Times New Roman"/>
+          <w:color w:val="A31515"/>
+          <w:sz w:val="21"/>
+          <w:szCs w:val="21"/>
+        </w:rPr>
+        <w:t>'Error-01'</w:t>
+      </w:r>
+      <w:r>
+        <w:rPr>
+          <w:rFonts w:ascii="Consolas" w:eastAsia="Times New Roman" w:hAnsi="Consolas" w:cs="Times New Roman"/>
+          <w:color w:val="3B3B3B"/>
+          <w:sz w:val="21"/>
+          <w:szCs w:val="21"/>
+        </w:rPr>
+        <w:t xml:space="preserve">, </w:t>
+      </w:r>
+    </w:p>
+    <w:p>
+      <w:pPr>
+        <w:shd w:val="clear" w:color="auto" w:fill="FFFFFF"/>
+        <w:spacing w:after="0" w:line="285" w:lineRule="atLeast"/>
+        <w:rPr>
+          <w:rFonts w:ascii="Consolas" w:eastAsia="Times New Roman" w:hAnsi="Consolas" w:cs="Times New Roman"/>
+          <w:color w:val="3B3B3B"/>
+          <w:sz w:val="21"/>
+          <w:szCs w:val="21"/>
+        </w:rPr>
+      </w:pPr>
+      <w:r>
+        <w:rPr>
+          <w:rFonts w:ascii="Consolas" w:eastAsia="Times New Roman" w:hAnsi="Consolas" w:cs="Times New Roman"/>
+          <w:color w:val="3B3B3B"/>
+          <w:sz w:val="21"/>
+          <w:szCs w:val="21"/>
+        </w:rPr>
+        <w:t xml:space="preserve">            </w:t>
+      </w:r>
+      <w:proofErr w:type="gramStart"/>
+      <w:r>
+        <w:rPr>
+          <w:rFonts w:ascii="Consolas" w:eastAsia="Times New Roman" w:hAnsi="Consolas" w:cs="Times New Roman"/>
+          <w:color w:val="3B3B3B"/>
+          <w:sz w:val="21"/>
+          <w:szCs w:val="21"/>
+        </w:rPr>
+        <w:t xml:space="preserve">{ </w:t>
+      </w:r>
+      <w:r>
+        <w:rPr>
+          <w:rFonts w:ascii="Consolas" w:eastAsia="Times New Roman" w:hAnsi="Consolas" w:cs="Times New Roman"/>
+          <w:color w:val="001080"/>
+          <w:sz w:val="21"/>
+          <w:szCs w:val="21"/>
+        </w:rPr>
+        <w:t>cause</w:t>
+      </w:r>
+      <w:proofErr w:type="gramEnd"/>
+      <w:r>
+        <w:rPr>
+          <w:rFonts w:ascii="Consolas" w:eastAsia="Times New Roman" w:hAnsi="Consolas" w:cs="Times New Roman"/>
+          <w:color w:val="001080"/>
+          <w:sz w:val="21"/>
+          <w:szCs w:val="21"/>
+        </w:rPr>
+        <w:t>:</w:t>
+      </w:r>
+      <w:r>
+        <w:rPr>
+          <w:rFonts w:ascii="Consolas" w:eastAsia="Times New Roman" w:hAnsi="Consolas" w:cs="Times New Roman"/>
+          <w:color w:val="3B3B3B"/>
+          <w:sz w:val="21"/>
+          <w:szCs w:val="21"/>
+        </w:rPr>
+        <w:t xml:space="preserve"> </w:t>
+      </w:r>
+      <w:r>
+        <w:rPr>
+          <w:rFonts w:ascii="Consolas" w:eastAsia="Times New Roman" w:hAnsi="Consolas" w:cs="Times New Roman"/>
+          <w:color w:val="0000FF"/>
+          <w:sz w:val="21"/>
+          <w:szCs w:val="21"/>
+        </w:rPr>
+        <w:t>new</w:t>
+      </w:r>
+      <w:r>
+        <w:rPr>
+          <w:rFonts w:ascii="Consolas" w:eastAsia="Times New Roman" w:hAnsi="Consolas" w:cs="Times New Roman"/>
+          <w:color w:val="3B3B3B"/>
+          <w:sz w:val="21"/>
+          <w:szCs w:val="21"/>
+        </w:rPr>
+        <w:t xml:space="preserve"> </w:t>
+      </w:r>
+      <w:r>
+        <w:rPr>
+          <w:rFonts w:ascii="Consolas" w:eastAsia="Times New Roman" w:hAnsi="Consolas" w:cs="Times New Roman"/>
+          <w:color w:val="267F99"/>
+          <w:sz w:val="21"/>
+          <w:szCs w:val="21"/>
+        </w:rPr>
+        <w:t>Error</w:t>
+      </w:r>
+      <w:r>
+        <w:rPr>
+          <w:rFonts w:ascii="Consolas" w:eastAsia="Times New Roman" w:hAnsi="Consolas" w:cs="Times New Roman"/>
+          <w:color w:val="3B3B3B"/>
+          <w:sz w:val="21"/>
+          <w:szCs w:val="21"/>
+        </w:rPr>
+        <w:t xml:space="preserve">(), </w:t>
+      </w:r>
+      <w:r>
+        <w:rPr>
+          <w:rFonts w:ascii="Consolas" w:eastAsia="Times New Roman" w:hAnsi="Consolas" w:cs="Times New Roman"/>
+          <w:color w:val="001080"/>
+          <w:sz w:val="21"/>
+          <w:szCs w:val="21"/>
+        </w:rPr>
+        <w:t>description:</w:t>
+      </w:r>
+      <w:r>
+        <w:rPr>
+          <w:rFonts w:ascii="Consolas" w:eastAsia="Times New Roman" w:hAnsi="Consolas" w:cs="Times New Roman"/>
+          <w:color w:val="3B3B3B"/>
+          <w:sz w:val="21"/>
+          <w:szCs w:val="21"/>
+        </w:rPr>
+        <w:t xml:space="preserve"> </w:t>
+      </w:r>
+      <w:r>
+        <w:rPr>
+          <w:rFonts w:ascii="Consolas" w:eastAsia="Times New Roman" w:hAnsi="Consolas" w:cs="Times New Roman"/>
+          <w:color w:val="A31515"/>
+          <w:sz w:val="21"/>
+          <w:szCs w:val="21"/>
+        </w:rPr>
+        <w:t>'Simple description about Error-01'</w:t>
+      </w:r>
+      <w:r>
+        <w:rPr>
+          <w:rFonts w:ascii="Consolas" w:eastAsia="Times New Roman" w:hAnsi="Consolas" w:cs="Times New Roman"/>
+          <w:color w:val="3B3B3B"/>
+          <w:sz w:val="21"/>
+          <w:szCs w:val="21"/>
+        </w:rPr>
+        <w:t>}</w:t>
+      </w:r>
+    </w:p>
+    <w:p>
+      <w:pPr>
+        <w:shd w:val="clear" w:color="auto" w:fill="FFFFFF"/>
+        <w:spacing w:after="0" w:line="285" w:lineRule="atLeast"/>
+        <w:rPr>
+          <w:rFonts w:ascii="Consolas" w:eastAsia="Times New Roman" w:hAnsi="Consolas" w:cs="Times New Roman"/>
+          <w:color w:val="3B3B3B"/>
+          <w:sz w:val="21"/>
+          <w:szCs w:val="21"/>
+        </w:rPr>
+      </w:pPr>
+      <w:r>
+        <w:rPr>
+          <w:rFonts w:ascii="Consolas" w:eastAsia="Times New Roman" w:hAnsi="Consolas" w:cs="Times New Roman"/>
+          <w:color w:val="3B3B3B"/>
+          <w:sz w:val="21"/>
+          <w:szCs w:val="21"/>
+        </w:rPr>
+        <w:t>        )</w:t>
+      </w:r>
+    </w:p>
+    <w:p>
+      <w:pPr>
+        <w:shd w:val="clear" w:color="auto" w:fill="FFFFFF"/>
+        <w:spacing w:after="0" w:line="285" w:lineRule="atLeast"/>
+        <w:rPr>
+          <w:rFonts w:ascii="Consolas" w:eastAsia="Times New Roman" w:hAnsi="Consolas" w:cs="Times New Roman"/>
+          <w:color w:val="3B3B3B"/>
+          <w:sz w:val="21"/>
+          <w:szCs w:val="21"/>
+        </w:rPr>
+      </w:pPr>
+      <w:r>
+        <w:rPr>
+          <w:rFonts w:ascii="Consolas" w:eastAsia="Times New Roman" w:hAnsi="Consolas" w:cs="Times New Roman"/>
+          <w:color w:val="3B3B3B"/>
+          <w:sz w:val="21"/>
+          <w:szCs w:val="21"/>
+        </w:rPr>
+        <w:t>    }</w:t>
+      </w:r>
+    </w:p>
+    <w:p>
+      <w:pPr>
+        <w:ind w:left="720" w:firstLine="720"/>
+        <w:rPr>
+          <w:rFonts w:ascii="Sakkal Majalla" w:hAnsi="Sakkal Majalla" w:cs="Sakkal Majalla"/>
+          <w:sz w:val="28"/>
+          <w:szCs w:val="28"/>
+        </w:rPr>
+      </w:pPr>
+      <w:r>
+        <w:rPr>
+          <w:rFonts w:ascii="Sakkal Majalla" w:hAnsi="Sakkal Majalla" w:cs="Sakkal Majalla"/>
+          <w:sz w:val="28"/>
+          <w:szCs w:val="28"/>
+        </w:rPr>
+        <w:t>************************************************************************</w:t>
+      </w:r>
+    </w:p>
+    <w:p>
+      <w:pPr>
+        <w:rPr>
+          <w:rFonts w:ascii="Sakkal Majalla" w:hAnsi="Sakkal Majalla" w:cs="Sakkal Majalla"/>
+          <w:sz w:val="28"/>
+          <w:szCs w:val="28"/>
+        </w:rPr>
+      </w:pPr>
+      <w:r>
+        <w:rPr>
+          <w:rFonts w:ascii="Sakkal Majalla" w:hAnsi="Sakkal Majalla" w:cs="Sakkal Majalla"/>
+          <w:sz w:val="28"/>
+          <w:szCs w:val="28"/>
+        </w:rPr>
+        <w:tab/>
+      </w:r>
+      <w:r>
+        <w:rPr>
+          <w:rFonts w:ascii="Sakkal Majalla" w:hAnsi="Sakkal Majalla" w:cs="Sakkal Majalla"/>
+          <w:sz w:val="28"/>
+          <w:szCs w:val="28"/>
+        </w:rPr>
+        <w:tab/>
+      </w:r>
+    </w:p>
+    <w:p>
+      <w:pPr>
+        <w:rPr>
+          <w:rFonts w:ascii="Sakkal Majalla" w:hAnsi="Sakkal Majalla" w:cs="Sakkal Majalla"/>
+          <w:sz w:val="28"/>
+          <w:szCs w:val="28"/>
+        </w:rPr>
+      </w:pPr>
+      <w:r>
+        <w:rPr>
+          <w:rFonts w:ascii="Sakkal Majalla" w:hAnsi="Sakkal Majalla" w:cs="Sakkal Majalla"/>
+          <w:sz w:val="28"/>
+          <w:szCs w:val="28"/>
+        </w:rPr>
+        <w:lastRenderedPageBreak/>
+        <w:t>To use exception filters:</w:t>
+      </w:r>
+    </w:p>
+    <w:p>
+      <w:pPr>
+        <w:shd w:val="clear" w:color="auto" w:fill="FFFFFF"/>
+        <w:spacing w:after="0" w:line="285" w:lineRule="atLeast"/>
+        <w:rPr>
+          <w:rFonts w:ascii="Consolas" w:eastAsia="Times New Roman" w:hAnsi="Consolas" w:cs="Times New Roman"/>
+          <w:color w:val="3B3B3B"/>
+          <w:sz w:val="21"/>
+          <w:szCs w:val="21"/>
+        </w:rPr>
+      </w:pPr>
+      <w:proofErr w:type="gramStart"/>
+      <w:r>
+        <w:rPr>
+          <w:rFonts w:ascii="Consolas" w:eastAsia="Times New Roman" w:hAnsi="Consolas" w:cs="Times New Roman"/>
+          <w:color w:val="AF00DB"/>
+          <w:sz w:val="21"/>
+          <w:szCs w:val="21"/>
+        </w:rPr>
+        <w:t>import</w:t>
+      </w:r>
+      <w:proofErr w:type="gramEnd"/>
+      <w:r>
+        <w:rPr>
+          <w:rFonts w:ascii="Consolas" w:eastAsia="Times New Roman" w:hAnsi="Consolas" w:cs="Times New Roman"/>
+          <w:color w:val="3B3B3B"/>
+          <w:sz w:val="21"/>
+          <w:szCs w:val="21"/>
+        </w:rPr>
+        <w:t xml:space="preserve"> { </w:t>
+      </w:r>
+      <w:r>
+        <w:rPr>
+          <w:rFonts w:ascii="Consolas" w:eastAsia="Times New Roman" w:hAnsi="Consolas" w:cs="Times New Roman"/>
+          <w:color w:val="001080"/>
+          <w:sz w:val="21"/>
+          <w:szCs w:val="21"/>
+        </w:rPr>
+        <w:t>ArgumentsHost</w:t>
+      </w:r>
+      <w:r>
+        <w:rPr>
+          <w:rFonts w:ascii="Consolas" w:eastAsia="Times New Roman" w:hAnsi="Consolas" w:cs="Times New Roman"/>
+          <w:color w:val="3B3B3B"/>
+          <w:sz w:val="21"/>
+          <w:szCs w:val="21"/>
+        </w:rPr>
+        <w:t xml:space="preserve">, </w:t>
+      </w:r>
+      <w:r>
+        <w:rPr>
+          <w:rFonts w:ascii="Consolas" w:eastAsia="Times New Roman" w:hAnsi="Consolas" w:cs="Times New Roman"/>
+          <w:color w:val="001080"/>
+          <w:sz w:val="21"/>
+          <w:szCs w:val="21"/>
+        </w:rPr>
+        <w:t>Catch</w:t>
+      </w:r>
+      <w:r>
+        <w:rPr>
+          <w:rFonts w:ascii="Consolas" w:eastAsia="Times New Roman" w:hAnsi="Consolas" w:cs="Times New Roman"/>
+          <w:color w:val="3B3B3B"/>
+          <w:sz w:val="21"/>
+          <w:szCs w:val="21"/>
+        </w:rPr>
+        <w:t xml:space="preserve">, </w:t>
+      </w:r>
+      <w:r>
+        <w:rPr>
+          <w:rFonts w:ascii="Consolas" w:eastAsia="Times New Roman" w:hAnsi="Consolas" w:cs="Times New Roman"/>
+          <w:color w:val="001080"/>
+          <w:sz w:val="21"/>
+          <w:szCs w:val="21"/>
+        </w:rPr>
+        <w:t>ExceptionFilter</w:t>
+      </w:r>
+      <w:r>
+        <w:rPr>
+          <w:rFonts w:ascii="Consolas" w:eastAsia="Times New Roman" w:hAnsi="Consolas" w:cs="Times New Roman"/>
+          <w:color w:val="3B3B3B"/>
+          <w:sz w:val="21"/>
+          <w:szCs w:val="21"/>
+        </w:rPr>
+        <w:t xml:space="preserve">, </w:t>
+      </w:r>
+      <w:r>
+        <w:rPr>
+          <w:rFonts w:ascii="Consolas" w:eastAsia="Times New Roman" w:hAnsi="Consolas" w:cs="Times New Roman"/>
+          <w:color w:val="001080"/>
+          <w:sz w:val="21"/>
+          <w:szCs w:val="21"/>
+        </w:rPr>
+        <w:t>HttpException</w:t>
+      </w:r>
+      <w:r>
+        <w:rPr>
+          <w:rFonts w:ascii="Consolas" w:eastAsia="Times New Roman" w:hAnsi="Consolas" w:cs="Times New Roman"/>
+          <w:color w:val="3B3B3B"/>
+          <w:sz w:val="21"/>
+          <w:szCs w:val="21"/>
+        </w:rPr>
+        <w:t xml:space="preserve"> } </w:t>
+      </w:r>
+      <w:r>
+        <w:rPr>
+          <w:rFonts w:ascii="Consolas" w:eastAsia="Times New Roman" w:hAnsi="Consolas" w:cs="Times New Roman"/>
+          <w:color w:val="AF00DB"/>
+          <w:sz w:val="21"/>
+          <w:szCs w:val="21"/>
+        </w:rPr>
+        <w:t>from</w:t>
+      </w:r>
+      <w:r>
+        <w:rPr>
+          <w:rFonts w:ascii="Consolas" w:eastAsia="Times New Roman" w:hAnsi="Consolas" w:cs="Times New Roman"/>
+          <w:color w:val="3B3B3B"/>
+          <w:sz w:val="21"/>
+          <w:szCs w:val="21"/>
+        </w:rPr>
+        <w:t xml:space="preserve"> </w:t>
+      </w:r>
+      <w:r>
+        <w:rPr>
+          <w:rFonts w:ascii="Consolas" w:eastAsia="Times New Roman" w:hAnsi="Consolas" w:cs="Times New Roman"/>
+          <w:color w:val="A31515"/>
+          <w:sz w:val="21"/>
+          <w:szCs w:val="21"/>
+        </w:rPr>
+        <w:t>'@nestjs/common'</w:t>
+      </w:r>
+      <w:r>
+        <w:rPr>
+          <w:rFonts w:ascii="Consolas" w:eastAsia="Times New Roman" w:hAnsi="Consolas" w:cs="Times New Roman"/>
+          <w:color w:val="3B3B3B"/>
+          <w:sz w:val="21"/>
+          <w:szCs w:val="21"/>
+        </w:rPr>
+        <w:t>;</w:t>
+      </w:r>
+    </w:p>
+    <w:p>
+      <w:pPr>
+        <w:shd w:val="clear" w:color="auto" w:fill="FFFFFF"/>
+        <w:spacing w:after="0" w:line="285" w:lineRule="atLeast"/>
+        <w:rPr>
+          <w:rFonts w:ascii="Consolas" w:eastAsia="Times New Roman" w:hAnsi="Consolas" w:cs="Times New Roman"/>
+          <w:color w:val="3B3B3B"/>
+          <w:sz w:val="21"/>
+          <w:szCs w:val="21"/>
+        </w:rPr>
+      </w:pPr>
+      <w:proofErr w:type="gramStart"/>
+      <w:r>
+        <w:rPr>
+          <w:rFonts w:ascii="Consolas" w:eastAsia="Times New Roman" w:hAnsi="Consolas" w:cs="Times New Roman"/>
+          <w:color w:val="AF00DB"/>
+          <w:sz w:val="21"/>
+          <w:szCs w:val="21"/>
+        </w:rPr>
+        <w:t>import</w:t>
+      </w:r>
+      <w:proofErr w:type="gramEnd"/>
+      <w:r>
+        <w:rPr>
+          <w:rFonts w:ascii="Consolas" w:eastAsia="Times New Roman" w:hAnsi="Consolas" w:cs="Times New Roman"/>
+          <w:color w:val="3B3B3B"/>
+          <w:sz w:val="21"/>
+          <w:szCs w:val="21"/>
+        </w:rPr>
+        <w:t xml:space="preserve"> { </w:t>
+      </w:r>
+      <w:r>
+        <w:rPr>
+          <w:rFonts w:ascii="Consolas" w:eastAsia="Times New Roman" w:hAnsi="Consolas" w:cs="Times New Roman"/>
+          <w:color w:val="001080"/>
+          <w:sz w:val="21"/>
+          <w:szCs w:val="21"/>
+        </w:rPr>
+        <w:t>Request</w:t>
+      </w:r>
+      <w:r>
+        <w:rPr>
+          <w:rFonts w:ascii="Consolas" w:eastAsia="Times New Roman" w:hAnsi="Consolas" w:cs="Times New Roman"/>
+          <w:color w:val="3B3B3B"/>
+          <w:sz w:val="21"/>
+          <w:szCs w:val="21"/>
+        </w:rPr>
+        <w:t xml:space="preserve">, </w:t>
+      </w:r>
+      <w:r>
+        <w:rPr>
+          <w:rFonts w:ascii="Consolas" w:eastAsia="Times New Roman" w:hAnsi="Consolas" w:cs="Times New Roman"/>
+          <w:color w:val="001080"/>
+          <w:sz w:val="21"/>
+          <w:szCs w:val="21"/>
+        </w:rPr>
+        <w:t>Response</w:t>
+      </w:r>
+      <w:r>
+        <w:rPr>
+          <w:rFonts w:ascii="Consolas" w:eastAsia="Times New Roman" w:hAnsi="Consolas" w:cs="Times New Roman"/>
+          <w:color w:val="3B3B3B"/>
+          <w:sz w:val="21"/>
+          <w:szCs w:val="21"/>
+        </w:rPr>
+        <w:t xml:space="preserve"> } </w:t>
+      </w:r>
+      <w:r>
+        <w:rPr>
+          <w:rFonts w:ascii="Consolas" w:eastAsia="Times New Roman" w:hAnsi="Consolas" w:cs="Times New Roman"/>
+          <w:color w:val="AF00DB"/>
+          <w:sz w:val="21"/>
+          <w:szCs w:val="21"/>
+        </w:rPr>
+        <w:t>from</w:t>
+      </w:r>
+      <w:r>
+        <w:rPr>
+          <w:rFonts w:ascii="Consolas" w:eastAsia="Times New Roman" w:hAnsi="Consolas" w:cs="Times New Roman"/>
+          <w:color w:val="3B3B3B"/>
+          <w:sz w:val="21"/>
+          <w:szCs w:val="21"/>
+        </w:rPr>
+        <w:t xml:space="preserve"> </w:t>
+      </w:r>
+      <w:r>
+        <w:rPr>
+          <w:rFonts w:ascii="Consolas" w:eastAsia="Times New Roman" w:hAnsi="Consolas" w:cs="Times New Roman"/>
+          <w:color w:val="A31515"/>
+          <w:sz w:val="21"/>
+          <w:szCs w:val="21"/>
+        </w:rPr>
+        <w:t>'express'</w:t>
+      </w:r>
+      <w:r>
+        <w:rPr>
+          <w:rFonts w:ascii="Consolas" w:eastAsia="Times New Roman" w:hAnsi="Consolas" w:cs="Times New Roman"/>
+          <w:color w:val="3B3B3B"/>
+          <w:sz w:val="21"/>
+          <w:szCs w:val="21"/>
+        </w:rPr>
+        <w:t>;</w:t>
+      </w:r>
+    </w:p>
+    <w:p>
+      <w:pPr>
+        <w:shd w:val="clear" w:color="auto" w:fill="FFFFFF"/>
+        <w:spacing w:after="0" w:line="285" w:lineRule="atLeast"/>
+        <w:rPr>
+          <w:rFonts w:ascii="Consolas" w:eastAsia="Times New Roman" w:hAnsi="Consolas" w:cs="Times New Roman"/>
+          <w:color w:val="3B3B3B"/>
+          <w:sz w:val="21"/>
+          <w:szCs w:val="21"/>
+        </w:rPr>
+      </w:pPr>
+    </w:p>
+    <w:p>
+      <w:pPr>
+        <w:shd w:val="clear" w:color="auto" w:fill="FFFFFF"/>
+        <w:spacing w:after="0" w:line="285" w:lineRule="atLeast"/>
+        <w:rPr>
+          <w:rFonts w:ascii="Consolas" w:eastAsia="Times New Roman" w:hAnsi="Consolas" w:cs="Times New Roman"/>
+          <w:color w:val="3B3B3B"/>
+          <w:sz w:val="21"/>
+          <w:szCs w:val="21"/>
+        </w:rPr>
+      </w:pPr>
+      <w:proofErr w:type="gramStart"/>
+      <w:r>
+        <w:rPr>
+          <w:rFonts w:ascii="Consolas" w:eastAsia="Times New Roman" w:hAnsi="Consolas" w:cs="Times New Roman"/>
+          <w:color w:val="3B3B3B"/>
+          <w:sz w:val="21"/>
+          <w:szCs w:val="21"/>
+        </w:rPr>
+        <w:t>@</w:t>
+      </w:r>
+      <w:r>
+        <w:rPr>
+          <w:rFonts w:ascii="Consolas" w:eastAsia="Times New Roman" w:hAnsi="Consolas" w:cs="Times New Roman"/>
+          <w:color w:val="795E26"/>
+          <w:sz w:val="21"/>
+          <w:szCs w:val="21"/>
+        </w:rPr>
+        <w:t>Catch</w:t>
+      </w:r>
+      <w:r>
+        <w:rPr>
+          <w:rFonts w:ascii="Consolas" w:eastAsia="Times New Roman" w:hAnsi="Consolas" w:cs="Times New Roman"/>
+          <w:color w:val="3B3B3B"/>
+          <w:sz w:val="21"/>
+          <w:szCs w:val="21"/>
+        </w:rPr>
+        <w:t>(</w:t>
+      </w:r>
+      <w:proofErr w:type="gramEnd"/>
+      <w:r>
+        <w:rPr>
+          <w:rFonts w:ascii="Consolas" w:eastAsia="Times New Roman" w:hAnsi="Consolas" w:cs="Times New Roman"/>
+          <w:color w:val="267F99"/>
+          <w:sz w:val="21"/>
+          <w:szCs w:val="21"/>
+        </w:rPr>
+        <w:t>HttpException</w:t>
+      </w:r>
+      <w:r>
+        <w:rPr>
+          <w:rFonts w:ascii="Consolas" w:eastAsia="Times New Roman" w:hAnsi="Consolas" w:cs="Times New Roman"/>
+          <w:color w:val="3B3B3B"/>
+          <w:sz w:val="21"/>
+          <w:szCs w:val="21"/>
+        </w:rPr>
+        <w:t>)</w:t>
+      </w:r>
+    </w:p>
+    <w:p>
+      <w:pPr>
+        <w:shd w:val="clear" w:color="auto" w:fill="FFFFFF"/>
+        <w:spacing w:after="0" w:line="285" w:lineRule="atLeast"/>
+        <w:rPr>
+          <w:rFonts w:ascii="Consolas" w:eastAsia="Times New Roman" w:hAnsi="Consolas" w:cs="Times New Roman"/>
+          <w:color w:val="3B3B3B"/>
+          <w:sz w:val="21"/>
+          <w:szCs w:val="21"/>
+        </w:rPr>
+      </w:pPr>
+      <w:proofErr w:type="gramStart"/>
+      <w:r>
+        <w:rPr>
+          <w:rFonts w:ascii="Consolas" w:eastAsia="Times New Roman" w:hAnsi="Consolas" w:cs="Times New Roman"/>
+          <w:color w:val="AF00DB"/>
+          <w:sz w:val="21"/>
+          <w:szCs w:val="21"/>
+        </w:rPr>
+        <w:t>export</w:t>
+      </w:r>
+      <w:proofErr w:type="gramEnd"/>
+      <w:r>
+        <w:rPr>
+          <w:rFonts w:ascii="Consolas" w:eastAsia="Times New Roman" w:hAnsi="Consolas" w:cs="Times New Roman"/>
+          <w:color w:val="3B3B3B"/>
+          <w:sz w:val="21"/>
+          <w:szCs w:val="21"/>
+        </w:rPr>
+        <w:t xml:space="preserve"> </w:t>
+      </w:r>
+      <w:r>
+        <w:rPr>
+          <w:rFonts w:ascii="Consolas" w:eastAsia="Times New Roman" w:hAnsi="Consolas" w:cs="Times New Roman"/>
+          <w:color w:val="0000FF"/>
+          <w:sz w:val="21"/>
+          <w:szCs w:val="21"/>
+        </w:rPr>
+        <w:t>class</w:t>
+      </w:r>
+      <w:r>
+        <w:rPr>
+          <w:rFonts w:ascii="Consolas" w:eastAsia="Times New Roman" w:hAnsi="Consolas" w:cs="Times New Roman"/>
+          <w:color w:val="3B3B3B"/>
+          <w:sz w:val="21"/>
+          <w:szCs w:val="21"/>
+        </w:rPr>
+        <w:t xml:space="preserve"> </w:t>
+      </w:r>
+      <w:r>
+        <w:rPr>
+          <w:rFonts w:ascii="Consolas" w:eastAsia="Times New Roman" w:hAnsi="Consolas" w:cs="Times New Roman"/>
+          <w:color w:val="267F99"/>
+          <w:sz w:val="21"/>
+          <w:szCs w:val="21"/>
+        </w:rPr>
+        <w:t>CatsFilter</w:t>
+      </w:r>
+      <w:r>
+        <w:rPr>
+          <w:rFonts w:ascii="Consolas" w:eastAsia="Times New Roman" w:hAnsi="Consolas" w:cs="Times New Roman"/>
+          <w:color w:val="3B3B3B"/>
+          <w:sz w:val="21"/>
+          <w:szCs w:val="21"/>
+        </w:rPr>
+        <w:t xml:space="preserve"> </w:t>
+      </w:r>
+      <w:r>
+        <w:rPr>
+          <w:rFonts w:ascii="Consolas" w:eastAsia="Times New Roman" w:hAnsi="Consolas" w:cs="Times New Roman"/>
+          <w:color w:val="0000FF"/>
+          <w:sz w:val="21"/>
+          <w:szCs w:val="21"/>
+        </w:rPr>
+        <w:t>implements</w:t>
+      </w:r>
+      <w:r>
+        <w:rPr>
+          <w:rFonts w:ascii="Consolas" w:eastAsia="Times New Roman" w:hAnsi="Consolas" w:cs="Times New Roman"/>
+          <w:color w:val="3B3B3B"/>
+          <w:sz w:val="21"/>
+          <w:szCs w:val="21"/>
+        </w:rPr>
+        <w:t xml:space="preserve"> </w:t>
+      </w:r>
+      <w:r>
+        <w:rPr>
+          <w:rFonts w:ascii="Consolas" w:eastAsia="Times New Roman" w:hAnsi="Consolas" w:cs="Times New Roman"/>
+          <w:color w:val="267F99"/>
+          <w:sz w:val="21"/>
+          <w:szCs w:val="21"/>
+        </w:rPr>
+        <w:t>ExceptionFilter</w:t>
+      </w:r>
+      <w:r>
+        <w:rPr>
+          <w:rFonts w:ascii="Consolas" w:eastAsia="Times New Roman" w:hAnsi="Consolas" w:cs="Times New Roman"/>
+          <w:color w:val="3B3B3B"/>
+          <w:sz w:val="21"/>
+          <w:szCs w:val="21"/>
+        </w:rPr>
+        <w:t xml:space="preserve"> {</w:t>
+      </w:r>
+    </w:p>
+    <w:p>
+      <w:pPr>
+        <w:shd w:val="clear" w:color="auto" w:fill="FFFFFF"/>
+        <w:spacing w:after="0" w:line="285" w:lineRule="atLeast"/>
+        <w:rPr>
+          <w:rFonts w:ascii="Consolas" w:eastAsia="Times New Roman" w:hAnsi="Consolas" w:cs="Times New Roman"/>
+          <w:color w:val="3B3B3B"/>
+          <w:sz w:val="21"/>
+          <w:szCs w:val="21"/>
+        </w:rPr>
+      </w:pPr>
+      <w:r>
+        <w:rPr>
+          <w:rFonts w:ascii="Consolas" w:eastAsia="Times New Roman" w:hAnsi="Consolas" w:cs="Times New Roman"/>
+          <w:color w:val="3B3B3B"/>
+          <w:sz w:val="21"/>
+          <w:szCs w:val="21"/>
+        </w:rPr>
+        <w:t xml:space="preserve">  </w:t>
+      </w:r>
+      <w:proofErr w:type="gramStart"/>
+      <w:r>
+        <w:rPr>
+          <w:rFonts w:ascii="Consolas" w:eastAsia="Times New Roman" w:hAnsi="Consolas" w:cs="Times New Roman"/>
+          <w:color w:val="795E26"/>
+          <w:sz w:val="21"/>
+          <w:szCs w:val="21"/>
+        </w:rPr>
+        <w:t>catch</w:t>
+      </w:r>
+      <w:r>
+        <w:rPr>
+          <w:rFonts w:ascii="Consolas" w:eastAsia="Times New Roman" w:hAnsi="Consolas" w:cs="Times New Roman"/>
+          <w:color w:val="3B3B3B"/>
+          <w:sz w:val="21"/>
+          <w:szCs w:val="21"/>
+        </w:rPr>
+        <w:t>(</w:t>
+      </w:r>
+      <w:proofErr w:type="gramEnd"/>
+      <w:r>
+        <w:rPr>
+          <w:rFonts w:ascii="Consolas" w:eastAsia="Times New Roman" w:hAnsi="Consolas" w:cs="Times New Roman"/>
+          <w:color w:val="001080"/>
+          <w:sz w:val="21"/>
+          <w:szCs w:val="21"/>
+        </w:rPr>
+        <w:t>exception</w:t>
+      </w:r>
+      <w:r>
+        <w:rPr>
+          <w:rFonts w:ascii="Consolas" w:eastAsia="Times New Roman" w:hAnsi="Consolas" w:cs="Times New Roman"/>
+          <w:color w:val="000000"/>
+          <w:sz w:val="21"/>
+          <w:szCs w:val="21"/>
+        </w:rPr>
+        <w:t>:</w:t>
+      </w:r>
+      <w:r>
+        <w:rPr>
+          <w:rFonts w:ascii="Consolas" w:eastAsia="Times New Roman" w:hAnsi="Consolas" w:cs="Times New Roman"/>
+          <w:color w:val="3B3B3B"/>
+          <w:sz w:val="21"/>
+          <w:szCs w:val="21"/>
+        </w:rPr>
+        <w:t xml:space="preserve"> </w:t>
+      </w:r>
+      <w:r>
+        <w:rPr>
+          <w:rFonts w:ascii="Consolas" w:eastAsia="Times New Roman" w:hAnsi="Consolas" w:cs="Times New Roman"/>
+          <w:color w:val="267F99"/>
+          <w:sz w:val="21"/>
+          <w:szCs w:val="21"/>
+        </w:rPr>
+        <w:t>HttpException</w:t>
+      </w:r>
+      <w:r>
+        <w:rPr>
+          <w:rFonts w:ascii="Consolas" w:eastAsia="Times New Roman" w:hAnsi="Consolas" w:cs="Times New Roman"/>
+          <w:color w:val="3B3B3B"/>
+          <w:sz w:val="21"/>
+          <w:szCs w:val="21"/>
+        </w:rPr>
+        <w:t xml:space="preserve">, </w:t>
+      </w:r>
+      <w:r>
+        <w:rPr>
+          <w:rFonts w:ascii="Consolas" w:eastAsia="Times New Roman" w:hAnsi="Consolas" w:cs="Times New Roman"/>
+          <w:color w:val="001080"/>
+          <w:sz w:val="21"/>
+          <w:szCs w:val="21"/>
+        </w:rPr>
+        <w:t>host</w:t>
+      </w:r>
+      <w:r>
+        <w:rPr>
+          <w:rFonts w:ascii="Consolas" w:eastAsia="Times New Roman" w:hAnsi="Consolas" w:cs="Times New Roman"/>
+          <w:color w:val="000000"/>
+          <w:sz w:val="21"/>
+          <w:szCs w:val="21"/>
+        </w:rPr>
+        <w:t>:</w:t>
+      </w:r>
+      <w:r>
+        <w:rPr>
+          <w:rFonts w:ascii="Consolas" w:eastAsia="Times New Roman" w:hAnsi="Consolas" w:cs="Times New Roman"/>
+          <w:color w:val="3B3B3B"/>
+          <w:sz w:val="21"/>
+          <w:szCs w:val="21"/>
+        </w:rPr>
+        <w:t xml:space="preserve"> </w:t>
+      </w:r>
+      <w:r>
+        <w:rPr>
+          <w:rFonts w:ascii="Consolas" w:eastAsia="Times New Roman" w:hAnsi="Consolas" w:cs="Times New Roman"/>
+          <w:color w:val="267F99"/>
+          <w:sz w:val="21"/>
+          <w:szCs w:val="21"/>
+        </w:rPr>
+        <w:t>ArgumentsHost</w:t>
+      </w:r>
+      <w:r>
+        <w:rPr>
+          <w:rFonts w:ascii="Consolas" w:eastAsia="Times New Roman" w:hAnsi="Consolas" w:cs="Times New Roman"/>
+          <w:color w:val="3B3B3B"/>
+          <w:sz w:val="21"/>
+          <w:szCs w:val="21"/>
+        </w:rPr>
+        <w:t>) {</w:t>
+      </w:r>
+    </w:p>
+    <w:p>
+      <w:pPr>
+        <w:shd w:val="clear" w:color="auto" w:fill="FFFFFF"/>
+        <w:spacing w:after="0" w:line="285" w:lineRule="atLeast"/>
+        <w:rPr>
+          <w:rFonts w:ascii="Consolas" w:eastAsia="Times New Roman" w:hAnsi="Consolas" w:cs="Times New Roman"/>
+          <w:color w:val="3B3B3B"/>
+          <w:sz w:val="21"/>
+          <w:szCs w:val="21"/>
+        </w:rPr>
+      </w:pPr>
+      <w:r>
+        <w:rPr>
+          <w:rFonts w:ascii="Consolas" w:eastAsia="Times New Roman" w:hAnsi="Consolas" w:cs="Times New Roman"/>
+          <w:color w:val="3B3B3B"/>
+          <w:sz w:val="21"/>
+          <w:szCs w:val="21"/>
+        </w:rPr>
+        <w:t xml:space="preserve">    </w:t>
+      </w:r>
+      <w:proofErr w:type="gramStart"/>
+      <w:r>
+        <w:rPr>
+          <w:rFonts w:ascii="Consolas" w:eastAsia="Times New Roman" w:hAnsi="Consolas" w:cs="Times New Roman"/>
+          <w:color w:val="0000FF"/>
+          <w:sz w:val="21"/>
+          <w:szCs w:val="21"/>
+        </w:rPr>
+        <w:t>const</w:t>
+      </w:r>
+      <w:proofErr w:type="gramEnd"/>
+      <w:r>
+        <w:rPr>
+          <w:rFonts w:ascii="Consolas" w:eastAsia="Times New Roman" w:hAnsi="Consolas" w:cs="Times New Roman"/>
+          <w:color w:val="3B3B3B"/>
+          <w:sz w:val="21"/>
+          <w:szCs w:val="21"/>
+        </w:rPr>
+        <w:t xml:space="preserve"> </w:t>
+      </w:r>
+      <w:r>
+        <w:rPr>
+          <w:rFonts w:ascii="Consolas" w:eastAsia="Times New Roman" w:hAnsi="Consolas" w:cs="Times New Roman"/>
+          <w:color w:val="0070C1"/>
+          <w:sz w:val="21"/>
+          <w:szCs w:val="21"/>
+        </w:rPr>
+        <w:t>ctx</w:t>
+      </w:r>
+      <w:r>
+        <w:rPr>
+          <w:rFonts w:ascii="Consolas" w:eastAsia="Times New Roman" w:hAnsi="Consolas" w:cs="Times New Roman"/>
+          <w:color w:val="3B3B3B"/>
+          <w:sz w:val="21"/>
+          <w:szCs w:val="21"/>
+        </w:rPr>
+        <w:t xml:space="preserve"> </w:t>
+      </w:r>
+      <w:r>
+        <w:rPr>
+          <w:rFonts w:ascii="Consolas" w:eastAsia="Times New Roman" w:hAnsi="Consolas" w:cs="Times New Roman"/>
+          <w:color w:val="000000"/>
+          <w:sz w:val="21"/>
+          <w:szCs w:val="21"/>
+        </w:rPr>
+        <w:t>=</w:t>
+      </w:r>
+      <w:r>
+        <w:rPr>
+          <w:rFonts w:ascii="Consolas" w:eastAsia="Times New Roman" w:hAnsi="Consolas" w:cs="Times New Roman"/>
+          <w:color w:val="3B3B3B"/>
+          <w:sz w:val="21"/>
+          <w:szCs w:val="21"/>
+        </w:rPr>
+        <w:t xml:space="preserve"> </w:t>
+      </w:r>
+      <w:r>
+        <w:rPr>
+          <w:rFonts w:ascii="Consolas" w:eastAsia="Times New Roman" w:hAnsi="Consolas" w:cs="Times New Roman"/>
+          <w:color w:val="001080"/>
+          <w:sz w:val="21"/>
+          <w:szCs w:val="21"/>
+        </w:rPr>
+        <w:t>host</w:t>
+      </w:r>
+      <w:r>
+        <w:rPr>
+          <w:rFonts w:ascii="Consolas" w:eastAsia="Times New Roman" w:hAnsi="Consolas" w:cs="Times New Roman"/>
+          <w:color w:val="3B3B3B"/>
+          <w:sz w:val="21"/>
+          <w:szCs w:val="21"/>
+        </w:rPr>
+        <w:t>.</w:t>
+      </w:r>
+      <w:r>
+        <w:rPr>
+          <w:rFonts w:ascii="Consolas" w:eastAsia="Times New Roman" w:hAnsi="Consolas" w:cs="Times New Roman"/>
+          <w:color w:val="795E26"/>
+          <w:sz w:val="21"/>
+          <w:szCs w:val="21"/>
+        </w:rPr>
+        <w:t>switchToHttp</w:t>
+      </w:r>
+      <w:r>
+        <w:rPr>
+          <w:rFonts w:ascii="Consolas" w:eastAsia="Times New Roman" w:hAnsi="Consolas" w:cs="Times New Roman"/>
+          <w:color w:val="3B3B3B"/>
+          <w:sz w:val="21"/>
+          <w:szCs w:val="21"/>
+        </w:rPr>
+        <w:t>()</w:t>
+      </w:r>
+    </w:p>
+    <w:p>
+      <w:pPr>
+        <w:shd w:val="clear" w:color="auto" w:fill="FFFFFF"/>
+        <w:spacing w:after="0" w:line="285" w:lineRule="atLeast"/>
+        <w:rPr>
+          <w:rFonts w:ascii="Consolas" w:eastAsia="Times New Roman" w:hAnsi="Consolas" w:cs="Times New Roman"/>
+          <w:color w:val="3B3B3B"/>
+          <w:sz w:val="21"/>
+          <w:szCs w:val="21"/>
+        </w:rPr>
+      </w:pPr>
+      <w:r>
+        <w:rPr>
+          <w:rFonts w:ascii="Consolas" w:eastAsia="Times New Roman" w:hAnsi="Consolas" w:cs="Times New Roman"/>
+          <w:color w:val="3B3B3B"/>
+          <w:sz w:val="21"/>
+          <w:szCs w:val="21"/>
+        </w:rPr>
+        <w:t xml:space="preserve">    </w:t>
+      </w:r>
+      <w:proofErr w:type="gramStart"/>
+      <w:r>
+        <w:rPr>
+          <w:rFonts w:ascii="Consolas" w:eastAsia="Times New Roman" w:hAnsi="Consolas" w:cs="Times New Roman"/>
+          <w:color w:val="0000FF"/>
+          <w:sz w:val="21"/>
+          <w:szCs w:val="21"/>
+        </w:rPr>
+        <w:t>const</w:t>
+      </w:r>
+      <w:proofErr w:type="gramEnd"/>
+      <w:r>
+        <w:rPr>
+          <w:rFonts w:ascii="Consolas" w:eastAsia="Times New Roman" w:hAnsi="Consolas" w:cs="Times New Roman"/>
+          <w:color w:val="3B3B3B"/>
+          <w:sz w:val="21"/>
+          <w:szCs w:val="21"/>
+        </w:rPr>
+        <w:t xml:space="preserve"> </w:t>
+      </w:r>
+      <w:r>
+        <w:rPr>
+          <w:rFonts w:ascii="Consolas" w:eastAsia="Times New Roman" w:hAnsi="Consolas" w:cs="Times New Roman"/>
+          <w:color w:val="0070C1"/>
+          <w:sz w:val="21"/>
+          <w:szCs w:val="21"/>
+        </w:rPr>
+        <w:t>response</w:t>
+      </w:r>
+      <w:r>
+        <w:rPr>
+          <w:rFonts w:ascii="Consolas" w:eastAsia="Times New Roman" w:hAnsi="Consolas" w:cs="Times New Roman"/>
+          <w:color w:val="3B3B3B"/>
+          <w:sz w:val="21"/>
+          <w:szCs w:val="21"/>
+        </w:rPr>
+        <w:t xml:space="preserve"> </w:t>
+      </w:r>
+      <w:r>
+        <w:rPr>
+          <w:rFonts w:ascii="Consolas" w:eastAsia="Times New Roman" w:hAnsi="Consolas" w:cs="Times New Roman"/>
+          <w:color w:val="000000"/>
+          <w:sz w:val="21"/>
+          <w:szCs w:val="21"/>
+        </w:rPr>
+        <w:t>=</w:t>
+      </w:r>
+      <w:r>
+        <w:rPr>
+          <w:rFonts w:ascii="Consolas" w:eastAsia="Times New Roman" w:hAnsi="Consolas" w:cs="Times New Roman"/>
+          <w:color w:val="3B3B3B"/>
+          <w:sz w:val="21"/>
+          <w:szCs w:val="21"/>
+        </w:rPr>
+        <w:t xml:space="preserve"> </w:t>
+      </w:r>
+      <w:r>
+        <w:rPr>
+          <w:rFonts w:ascii="Consolas" w:eastAsia="Times New Roman" w:hAnsi="Consolas" w:cs="Times New Roman"/>
+          <w:color w:val="0070C1"/>
+          <w:sz w:val="21"/>
+          <w:szCs w:val="21"/>
+        </w:rPr>
+        <w:t>ctx</w:t>
+      </w:r>
+      <w:r>
+        <w:rPr>
+          <w:rFonts w:ascii="Consolas" w:eastAsia="Times New Roman" w:hAnsi="Consolas" w:cs="Times New Roman"/>
+          <w:color w:val="3B3B3B"/>
+          <w:sz w:val="21"/>
+          <w:szCs w:val="21"/>
+        </w:rPr>
+        <w:t>.</w:t>
+      </w:r>
+      <w:r>
+        <w:rPr>
+          <w:rFonts w:ascii="Consolas" w:eastAsia="Times New Roman" w:hAnsi="Consolas" w:cs="Times New Roman"/>
+          <w:color w:val="795E26"/>
+          <w:sz w:val="21"/>
+          <w:szCs w:val="21"/>
+        </w:rPr>
+        <w:t>getResponse</w:t>
+      </w:r>
+      <w:r>
+        <w:rPr>
+          <w:rFonts w:ascii="Consolas" w:eastAsia="Times New Roman" w:hAnsi="Consolas" w:cs="Times New Roman"/>
+          <w:color w:val="3B3B3B"/>
+          <w:sz w:val="21"/>
+          <w:szCs w:val="21"/>
+        </w:rPr>
+        <w:t>&lt;</w:t>
+      </w:r>
+      <w:r>
+        <w:rPr>
+          <w:rFonts w:ascii="Consolas" w:eastAsia="Times New Roman" w:hAnsi="Consolas" w:cs="Times New Roman"/>
+          <w:color w:val="267F99"/>
+          <w:sz w:val="21"/>
+          <w:szCs w:val="21"/>
+        </w:rPr>
+        <w:t>Response</w:t>
+      </w:r>
+      <w:r>
+        <w:rPr>
+          <w:rFonts w:ascii="Consolas" w:eastAsia="Times New Roman" w:hAnsi="Consolas" w:cs="Times New Roman"/>
+          <w:color w:val="3B3B3B"/>
+          <w:sz w:val="21"/>
+          <w:szCs w:val="21"/>
+        </w:rPr>
+        <w:t>&gt;();</w:t>
+      </w:r>
+    </w:p>
+    <w:p>
+      <w:pPr>
+        <w:shd w:val="clear" w:color="auto" w:fill="FFFFFF"/>
+        <w:spacing w:after="0" w:line="285" w:lineRule="atLeast"/>
+        <w:rPr>
+          <w:rFonts w:ascii="Consolas" w:eastAsia="Times New Roman" w:hAnsi="Consolas" w:cs="Times New Roman"/>
+          <w:color w:val="3B3B3B"/>
+          <w:sz w:val="21"/>
+          <w:szCs w:val="21"/>
+        </w:rPr>
+      </w:pPr>
+      <w:r>
+        <w:rPr>
+          <w:rFonts w:ascii="Consolas" w:eastAsia="Times New Roman" w:hAnsi="Consolas" w:cs="Times New Roman"/>
+          <w:color w:val="3B3B3B"/>
+          <w:sz w:val="21"/>
+          <w:szCs w:val="21"/>
+        </w:rPr>
+        <w:t xml:space="preserve">    </w:t>
+      </w:r>
+      <w:proofErr w:type="gramStart"/>
+      <w:r>
+        <w:rPr>
+          <w:rFonts w:ascii="Consolas" w:eastAsia="Times New Roman" w:hAnsi="Consolas" w:cs="Times New Roman"/>
+          <w:color w:val="0000FF"/>
+          <w:sz w:val="21"/>
+          <w:szCs w:val="21"/>
+        </w:rPr>
+        <w:t>const</w:t>
+      </w:r>
+      <w:proofErr w:type="gramEnd"/>
+      <w:r>
+        <w:rPr>
+          <w:rFonts w:ascii="Consolas" w:eastAsia="Times New Roman" w:hAnsi="Consolas" w:cs="Times New Roman"/>
+          <w:color w:val="3B3B3B"/>
+          <w:sz w:val="21"/>
+          <w:szCs w:val="21"/>
+        </w:rPr>
+        <w:t xml:space="preserve"> </w:t>
+      </w:r>
+      <w:r>
+        <w:rPr>
+          <w:rFonts w:ascii="Consolas" w:eastAsia="Times New Roman" w:hAnsi="Consolas" w:cs="Times New Roman"/>
+          <w:color w:val="0070C1"/>
+          <w:sz w:val="21"/>
+          <w:szCs w:val="21"/>
+        </w:rPr>
+        <w:t>request</w:t>
+      </w:r>
+      <w:r>
+        <w:rPr>
+          <w:rFonts w:ascii="Consolas" w:eastAsia="Times New Roman" w:hAnsi="Consolas" w:cs="Times New Roman"/>
+          <w:color w:val="3B3B3B"/>
+          <w:sz w:val="21"/>
+          <w:szCs w:val="21"/>
+        </w:rPr>
+        <w:t xml:space="preserve">  </w:t>
+      </w:r>
+      <w:r>
+        <w:rPr>
+          <w:rFonts w:ascii="Consolas" w:eastAsia="Times New Roman" w:hAnsi="Consolas" w:cs="Times New Roman"/>
+          <w:color w:val="000000"/>
+          <w:sz w:val="21"/>
+          <w:szCs w:val="21"/>
+        </w:rPr>
+        <w:t>=</w:t>
+      </w:r>
+      <w:r>
+        <w:rPr>
+          <w:rFonts w:ascii="Consolas" w:eastAsia="Times New Roman" w:hAnsi="Consolas" w:cs="Times New Roman"/>
+          <w:color w:val="3B3B3B"/>
+          <w:sz w:val="21"/>
+          <w:szCs w:val="21"/>
+        </w:rPr>
+        <w:t xml:space="preserve"> </w:t>
+      </w:r>
+      <w:r>
+        <w:rPr>
+          <w:rFonts w:ascii="Consolas" w:eastAsia="Times New Roman" w:hAnsi="Consolas" w:cs="Times New Roman"/>
+          <w:color w:val="0070C1"/>
+          <w:sz w:val="21"/>
+          <w:szCs w:val="21"/>
+        </w:rPr>
+        <w:t>ctx</w:t>
+      </w:r>
+      <w:r>
+        <w:rPr>
+          <w:rFonts w:ascii="Consolas" w:eastAsia="Times New Roman" w:hAnsi="Consolas" w:cs="Times New Roman"/>
+          <w:color w:val="3B3B3B"/>
+          <w:sz w:val="21"/>
+          <w:szCs w:val="21"/>
+        </w:rPr>
+        <w:t>.</w:t>
+      </w:r>
+      <w:r>
+        <w:rPr>
+          <w:rFonts w:ascii="Consolas" w:eastAsia="Times New Roman" w:hAnsi="Consolas" w:cs="Times New Roman"/>
+          <w:color w:val="795E26"/>
+          <w:sz w:val="21"/>
+          <w:szCs w:val="21"/>
+        </w:rPr>
+        <w:t>getRequest</w:t>
+      </w:r>
+      <w:r>
+        <w:rPr>
+          <w:rFonts w:ascii="Consolas" w:eastAsia="Times New Roman" w:hAnsi="Consolas" w:cs="Times New Roman"/>
+          <w:color w:val="3B3B3B"/>
+          <w:sz w:val="21"/>
+          <w:szCs w:val="21"/>
+        </w:rPr>
+        <w:t>&lt;</w:t>
+      </w:r>
+      <w:r>
+        <w:rPr>
+          <w:rFonts w:ascii="Consolas" w:eastAsia="Times New Roman" w:hAnsi="Consolas" w:cs="Times New Roman"/>
+          <w:color w:val="267F99"/>
+          <w:sz w:val="21"/>
+          <w:szCs w:val="21"/>
+        </w:rPr>
+        <w:t>Request</w:t>
+      </w:r>
+      <w:r>
+        <w:rPr>
+          <w:rFonts w:ascii="Consolas" w:eastAsia="Times New Roman" w:hAnsi="Consolas" w:cs="Times New Roman"/>
+          <w:color w:val="3B3B3B"/>
+          <w:sz w:val="21"/>
+          <w:szCs w:val="21"/>
+        </w:rPr>
+        <w:t>&gt;();</w:t>
+      </w:r>
+    </w:p>
+    <w:p>
+      <w:pPr>
+        <w:shd w:val="clear" w:color="auto" w:fill="FFFFFF"/>
+        <w:spacing w:after="0" w:line="285" w:lineRule="atLeast"/>
+        <w:rPr>
+          <w:rFonts w:ascii="Consolas" w:eastAsia="Times New Roman" w:hAnsi="Consolas" w:cs="Times New Roman"/>
+          <w:color w:val="3B3B3B"/>
+          <w:sz w:val="21"/>
+          <w:szCs w:val="21"/>
+        </w:rPr>
+      </w:pPr>
+      <w:r>
+        <w:rPr>
+          <w:rFonts w:ascii="Consolas" w:eastAsia="Times New Roman" w:hAnsi="Consolas" w:cs="Times New Roman"/>
+          <w:color w:val="3B3B3B"/>
+          <w:sz w:val="21"/>
+          <w:szCs w:val="21"/>
+        </w:rPr>
+        <w:t xml:space="preserve">    </w:t>
+      </w:r>
+      <w:proofErr w:type="gramStart"/>
+      <w:r>
+        <w:rPr>
+          <w:rFonts w:ascii="Consolas" w:eastAsia="Times New Roman" w:hAnsi="Consolas" w:cs="Times New Roman"/>
+          <w:color w:val="0000FF"/>
+          <w:sz w:val="21"/>
+          <w:szCs w:val="21"/>
+        </w:rPr>
+        <w:t>const</w:t>
+      </w:r>
+      <w:proofErr w:type="gramEnd"/>
+      <w:r>
+        <w:rPr>
+          <w:rFonts w:ascii="Consolas" w:eastAsia="Times New Roman" w:hAnsi="Consolas" w:cs="Times New Roman"/>
+          <w:color w:val="3B3B3B"/>
+          <w:sz w:val="21"/>
+          <w:szCs w:val="21"/>
+        </w:rPr>
+        <w:t xml:space="preserve"> </w:t>
+      </w:r>
+      <w:r>
+        <w:rPr>
+          <w:rFonts w:ascii="Consolas" w:eastAsia="Times New Roman" w:hAnsi="Consolas" w:cs="Times New Roman"/>
+          <w:color w:val="0070C1"/>
+          <w:sz w:val="21"/>
+          <w:szCs w:val="21"/>
+        </w:rPr>
+        <w:t>status</w:t>
+      </w:r>
+      <w:r>
+        <w:rPr>
+          <w:rFonts w:ascii="Consolas" w:eastAsia="Times New Roman" w:hAnsi="Consolas" w:cs="Times New Roman"/>
+          <w:color w:val="3B3B3B"/>
+          <w:sz w:val="21"/>
+          <w:szCs w:val="21"/>
+        </w:rPr>
+        <w:t xml:space="preserve"> </w:t>
+      </w:r>
+      <w:r>
+        <w:rPr>
+          <w:rFonts w:ascii="Consolas" w:eastAsia="Times New Roman" w:hAnsi="Consolas" w:cs="Times New Roman"/>
+          <w:color w:val="000000"/>
+          <w:sz w:val="21"/>
+          <w:szCs w:val="21"/>
+        </w:rPr>
+        <w:t>=</w:t>
+      </w:r>
+      <w:r>
+        <w:rPr>
+          <w:rFonts w:ascii="Consolas" w:eastAsia="Times New Roman" w:hAnsi="Consolas" w:cs="Times New Roman"/>
+          <w:color w:val="3B3B3B"/>
+          <w:sz w:val="21"/>
+          <w:szCs w:val="21"/>
+        </w:rPr>
+        <w:t xml:space="preserve"> </w:t>
+      </w:r>
+      <w:r>
+        <w:rPr>
+          <w:rFonts w:ascii="Consolas" w:eastAsia="Times New Roman" w:hAnsi="Consolas" w:cs="Times New Roman"/>
+          <w:color w:val="001080"/>
+          <w:sz w:val="21"/>
+          <w:szCs w:val="21"/>
+        </w:rPr>
+        <w:t>exception</w:t>
+      </w:r>
+      <w:r>
+        <w:rPr>
+          <w:rFonts w:ascii="Consolas" w:eastAsia="Times New Roman" w:hAnsi="Consolas" w:cs="Times New Roman"/>
+          <w:color w:val="3B3B3B"/>
+          <w:sz w:val="21"/>
+          <w:szCs w:val="21"/>
+        </w:rPr>
+        <w:t>.</w:t>
+      </w:r>
+      <w:r>
+        <w:rPr>
+          <w:rFonts w:ascii="Consolas" w:eastAsia="Times New Roman" w:hAnsi="Consolas" w:cs="Times New Roman"/>
+          <w:color w:val="795E26"/>
+          <w:sz w:val="21"/>
+          <w:szCs w:val="21"/>
+        </w:rPr>
+        <w:t>getStatus</w:t>
+      </w:r>
+      <w:r>
+        <w:rPr>
+          <w:rFonts w:ascii="Consolas" w:eastAsia="Times New Roman" w:hAnsi="Consolas" w:cs="Times New Roman"/>
+          <w:color w:val="3B3B3B"/>
+          <w:sz w:val="21"/>
+          <w:szCs w:val="21"/>
+        </w:rPr>
+        <w:t>();</w:t>
+      </w:r>
+    </w:p>
+    <w:p>
+      <w:pPr>
+        <w:shd w:val="clear" w:color="auto" w:fill="FFFFFF"/>
+        <w:spacing w:after="0" w:line="285" w:lineRule="atLeast"/>
+        <w:rPr>
+          <w:rFonts w:ascii="Consolas" w:eastAsia="Times New Roman" w:hAnsi="Consolas" w:cs="Times New Roman"/>
+          <w:color w:val="3B3B3B"/>
+          <w:sz w:val="21"/>
+          <w:szCs w:val="21"/>
+        </w:rPr>
+      </w:pPr>
+    </w:p>
+    <w:p>
+      <w:pPr>
+        <w:shd w:val="clear" w:color="auto" w:fill="FFFFFF"/>
+        <w:spacing w:after="0" w:line="285" w:lineRule="atLeast"/>
+        <w:rPr>
+          <w:rFonts w:ascii="Consolas" w:eastAsia="Times New Roman" w:hAnsi="Consolas" w:cs="Times New Roman"/>
+          <w:color w:val="3B3B3B"/>
+          <w:sz w:val="21"/>
+          <w:szCs w:val="21"/>
+        </w:rPr>
+      </w:pPr>
+      <w:r>
+        <w:rPr>
+          <w:rFonts w:ascii="Consolas" w:eastAsia="Times New Roman" w:hAnsi="Consolas" w:cs="Times New Roman"/>
+          <w:color w:val="3B3B3B"/>
+          <w:sz w:val="21"/>
+          <w:szCs w:val="21"/>
+        </w:rPr>
+        <w:t xml:space="preserve">    </w:t>
+      </w:r>
+      <w:proofErr w:type="gramStart"/>
+      <w:r>
+        <w:rPr>
+          <w:rFonts w:ascii="Consolas" w:eastAsia="Times New Roman" w:hAnsi="Consolas" w:cs="Times New Roman"/>
+          <w:color w:val="0070C1"/>
+          <w:sz w:val="21"/>
+          <w:szCs w:val="21"/>
+        </w:rPr>
+        <w:t>response</w:t>
+      </w:r>
+      <w:r>
+        <w:rPr>
+          <w:rFonts w:ascii="Consolas" w:eastAsia="Times New Roman" w:hAnsi="Consolas" w:cs="Times New Roman"/>
+          <w:color w:val="3B3B3B"/>
+          <w:sz w:val="21"/>
+          <w:szCs w:val="21"/>
+        </w:rPr>
+        <w:t>.</w:t>
+      </w:r>
+      <w:r>
+        <w:rPr>
+          <w:rFonts w:ascii="Consolas" w:eastAsia="Times New Roman" w:hAnsi="Consolas" w:cs="Times New Roman"/>
+          <w:color w:val="795E26"/>
+          <w:sz w:val="21"/>
+          <w:szCs w:val="21"/>
+        </w:rPr>
+        <w:t>status</w:t>
+      </w:r>
+      <w:r>
+        <w:rPr>
+          <w:rFonts w:ascii="Consolas" w:eastAsia="Times New Roman" w:hAnsi="Consolas" w:cs="Times New Roman"/>
+          <w:color w:val="3B3B3B"/>
+          <w:sz w:val="21"/>
+          <w:szCs w:val="21"/>
+        </w:rPr>
+        <w:t>(</w:t>
+      </w:r>
+      <w:proofErr w:type="gramEnd"/>
+      <w:r>
+        <w:rPr>
+          <w:rFonts w:ascii="Consolas" w:eastAsia="Times New Roman" w:hAnsi="Consolas" w:cs="Times New Roman"/>
+          <w:color w:val="0070C1"/>
+          <w:sz w:val="21"/>
+          <w:szCs w:val="21"/>
+        </w:rPr>
+        <w:t>status</w:t>
+      </w:r>
+      <w:r>
+        <w:rPr>
+          <w:rFonts w:ascii="Consolas" w:eastAsia="Times New Roman" w:hAnsi="Consolas" w:cs="Times New Roman"/>
+          <w:color w:val="3B3B3B"/>
+          <w:sz w:val="21"/>
+          <w:szCs w:val="21"/>
+        </w:rPr>
+        <w:t>).</w:t>
+      </w:r>
+      <w:r>
+        <w:rPr>
+          <w:rFonts w:ascii="Consolas" w:eastAsia="Times New Roman" w:hAnsi="Consolas" w:cs="Times New Roman"/>
+          <w:color w:val="795E26"/>
+          <w:sz w:val="21"/>
+          <w:szCs w:val="21"/>
+        </w:rPr>
+        <w:t>json</w:t>
+      </w:r>
+      <w:r>
+        <w:rPr>
+          <w:rFonts w:ascii="Consolas" w:eastAsia="Times New Roman" w:hAnsi="Consolas" w:cs="Times New Roman"/>
+          <w:color w:val="3B3B3B"/>
+          <w:sz w:val="21"/>
+          <w:szCs w:val="21"/>
+        </w:rPr>
+        <w:t>({</w:t>
+      </w:r>
+    </w:p>
+    <w:p>
+      <w:pPr>
+        <w:shd w:val="clear" w:color="auto" w:fill="FFFFFF"/>
+        <w:spacing w:after="0" w:line="285" w:lineRule="atLeast"/>
+        <w:rPr>
+          <w:rFonts w:ascii="Consolas" w:eastAsia="Times New Roman" w:hAnsi="Consolas" w:cs="Times New Roman"/>
+          <w:color w:val="3B3B3B"/>
+          <w:sz w:val="21"/>
+          <w:szCs w:val="21"/>
+        </w:rPr>
+      </w:pPr>
+      <w:r>
+        <w:rPr>
+          <w:rFonts w:ascii="Consolas" w:eastAsia="Times New Roman" w:hAnsi="Consolas" w:cs="Times New Roman"/>
+          <w:color w:val="3B3B3B"/>
+          <w:sz w:val="21"/>
+          <w:szCs w:val="21"/>
+        </w:rPr>
+        <w:t xml:space="preserve">      </w:t>
+      </w:r>
+      <w:proofErr w:type="gramStart"/>
+      <w:r>
+        <w:rPr>
+          <w:rFonts w:ascii="Consolas" w:eastAsia="Times New Roman" w:hAnsi="Consolas" w:cs="Times New Roman"/>
+          <w:color w:val="001080"/>
+          <w:sz w:val="21"/>
+          <w:szCs w:val="21"/>
+        </w:rPr>
+        <w:t>statusCode</w:t>
+      </w:r>
+      <w:proofErr w:type="gramEnd"/>
+      <w:r>
+        <w:rPr>
+          <w:rFonts w:ascii="Consolas" w:eastAsia="Times New Roman" w:hAnsi="Consolas" w:cs="Times New Roman"/>
+          <w:color w:val="001080"/>
+          <w:sz w:val="21"/>
+          <w:szCs w:val="21"/>
+        </w:rPr>
+        <w:t>:</w:t>
+      </w:r>
+      <w:r>
+        <w:rPr>
+          <w:rFonts w:ascii="Consolas" w:eastAsia="Times New Roman" w:hAnsi="Consolas" w:cs="Times New Roman"/>
+          <w:color w:val="3B3B3B"/>
+          <w:sz w:val="21"/>
+          <w:szCs w:val="21"/>
+        </w:rPr>
+        <w:t xml:space="preserve"> </w:t>
+      </w:r>
+      <w:r>
+        <w:rPr>
+          <w:rFonts w:ascii="Consolas" w:eastAsia="Times New Roman" w:hAnsi="Consolas" w:cs="Times New Roman"/>
+          <w:color w:val="0070C1"/>
+          <w:sz w:val="21"/>
+          <w:szCs w:val="21"/>
+        </w:rPr>
+        <w:t>status</w:t>
+      </w:r>
+      <w:r>
+        <w:rPr>
+          <w:rFonts w:ascii="Consolas" w:eastAsia="Times New Roman" w:hAnsi="Consolas" w:cs="Times New Roman"/>
+          <w:color w:val="3B3B3B"/>
+          <w:sz w:val="21"/>
+          <w:szCs w:val="21"/>
+        </w:rPr>
+        <w:t>,</w:t>
+      </w:r>
+    </w:p>
+    <w:p>
+      <w:pPr>
+        <w:shd w:val="clear" w:color="auto" w:fill="FFFFFF"/>
+        <w:spacing w:after="0" w:line="285" w:lineRule="atLeast"/>
+        <w:rPr>
+          <w:rFonts w:ascii="Consolas" w:eastAsia="Times New Roman" w:hAnsi="Consolas" w:cs="Times New Roman"/>
+          <w:color w:val="3B3B3B"/>
+          <w:sz w:val="21"/>
+          <w:szCs w:val="21"/>
+        </w:rPr>
+      </w:pPr>
+      <w:r>
+        <w:rPr>
+          <w:rFonts w:ascii="Consolas" w:eastAsia="Times New Roman" w:hAnsi="Consolas" w:cs="Times New Roman"/>
+          <w:color w:val="3B3B3B"/>
+          <w:sz w:val="21"/>
+          <w:szCs w:val="21"/>
+        </w:rPr>
+        <w:t xml:space="preserve">      </w:t>
+      </w:r>
+      <w:proofErr w:type="gramStart"/>
+      <w:r>
+        <w:rPr>
+          <w:rFonts w:ascii="Consolas" w:eastAsia="Times New Roman" w:hAnsi="Consolas" w:cs="Times New Roman"/>
+          <w:color w:val="001080"/>
+          <w:sz w:val="21"/>
+          <w:szCs w:val="21"/>
+        </w:rPr>
+        <w:t>timestamp</w:t>
+      </w:r>
+      <w:proofErr w:type="gramEnd"/>
+      <w:r>
+        <w:rPr>
+          <w:rFonts w:ascii="Consolas" w:eastAsia="Times New Roman" w:hAnsi="Consolas" w:cs="Times New Roman"/>
+          <w:color w:val="001080"/>
+          <w:sz w:val="21"/>
+          <w:szCs w:val="21"/>
+        </w:rPr>
+        <w:t>:</w:t>
+      </w:r>
+      <w:r>
+        <w:rPr>
+          <w:rFonts w:ascii="Consolas" w:eastAsia="Times New Roman" w:hAnsi="Consolas" w:cs="Times New Roman"/>
+          <w:color w:val="3B3B3B"/>
+          <w:sz w:val="21"/>
+          <w:szCs w:val="21"/>
+        </w:rPr>
+        <w:t xml:space="preserve"> </w:t>
+      </w:r>
+      <w:r>
+        <w:rPr>
+          <w:rFonts w:ascii="Consolas" w:eastAsia="Times New Roman" w:hAnsi="Consolas" w:cs="Times New Roman"/>
+          <w:color w:val="0000FF"/>
+          <w:sz w:val="21"/>
+          <w:szCs w:val="21"/>
+        </w:rPr>
+        <w:t>new</w:t>
+      </w:r>
+      <w:r>
+        <w:rPr>
+          <w:rFonts w:ascii="Consolas" w:eastAsia="Times New Roman" w:hAnsi="Consolas" w:cs="Times New Roman"/>
+          <w:color w:val="3B3B3B"/>
+          <w:sz w:val="21"/>
+          <w:szCs w:val="21"/>
+        </w:rPr>
+        <w:t xml:space="preserve"> </w:t>
+      </w:r>
+      <w:r>
+        <w:rPr>
+          <w:rFonts w:ascii="Consolas" w:eastAsia="Times New Roman" w:hAnsi="Consolas" w:cs="Times New Roman"/>
+          <w:color w:val="267F99"/>
+          <w:sz w:val="21"/>
+          <w:szCs w:val="21"/>
+        </w:rPr>
+        <w:t>Date</w:t>
+      </w:r>
+      <w:r>
+        <w:rPr>
+          <w:rFonts w:ascii="Consolas" w:eastAsia="Times New Roman" w:hAnsi="Consolas" w:cs="Times New Roman"/>
+          <w:color w:val="3B3B3B"/>
+          <w:sz w:val="21"/>
+          <w:szCs w:val="21"/>
+        </w:rPr>
+        <w:t>().</w:t>
+      </w:r>
+      <w:r>
+        <w:rPr>
+          <w:rFonts w:ascii="Consolas" w:eastAsia="Times New Roman" w:hAnsi="Consolas" w:cs="Times New Roman"/>
+          <w:color w:val="795E26"/>
+          <w:sz w:val="21"/>
+          <w:szCs w:val="21"/>
+        </w:rPr>
+        <w:t>toISOString</w:t>
+      </w:r>
+      <w:r>
+        <w:rPr>
+          <w:rFonts w:ascii="Consolas" w:eastAsia="Times New Roman" w:hAnsi="Consolas" w:cs="Times New Roman"/>
+          <w:color w:val="3B3B3B"/>
+          <w:sz w:val="21"/>
+          <w:szCs w:val="21"/>
+        </w:rPr>
+        <w:t>(),</w:t>
+      </w:r>
+    </w:p>
+    <w:p>
+      <w:pPr>
+        <w:shd w:val="clear" w:color="auto" w:fill="FFFFFF"/>
+        <w:spacing w:after="0" w:line="285" w:lineRule="atLeast"/>
+        <w:rPr>
+          <w:rFonts w:ascii="Consolas" w:eastAsia="Times New Roman" w:hAnsi="Consolas" w:cs="Times New Roman"/>
+          <w:color w:val="3B3B3B"/>
+          <w:sz w:val="21"/>
+          <w:szCs w:val="21"/>
+        </w:rPr>
+      </w:pPr>
+      <w:r>
+        <w:rPr>
+          <w:rFonts w:ascii="Consolas" w:eastAsia="Times New Roman" w:hAnsi="Consolas" w:cs="Times New Roman"/>
+          <w:color w:val="3B3B3B"/>
+          <w:sz w:val="21"/>
+          <w:szCs w:val="21"/>
+        </w:rPr>
+        <w:t xml:space="preserve">      </w:t>
+      </w:r>
+      <w:proofErr w:type="gramStart"/>
+      <w:r>
+        <w:rPr>
+          <w:rFonts w:ascii="Consolas" w:eastAsia="Times New Roman" w:hAnsi="Consolas" w:cs="Times New Roman"/>
+          <w:color w:val="001080"/>
+          <w:sz w:val="21"/>
+          <w:szCs w:val="21"/>
+        </w:rPr>
+        <w:t>path</w:t>
+      </w:r>
+      <w:proofErr w:type="gramEnd"/>
+      <w:r>
+        <w:rPr>
+          <w:rFonts w:ascii="Consolas" w:eastAsia="Times New Roman" w:hAnsi="Consolas" w:cs="Times New Roman"/>
+          <w:color w:val="001080"/>
+          <w:sz w:val="21"/>
+          <w:szCs w:val="21"/>
+        </w:rPr>
+        <w:t>:</w:t>
+      </w:r>
+      <w:r>
+        <w:rPr>
+          <w:rFonts w:ascii="Consolas" w:eastAsia="Times New Roman" w:hAnsi="Consolas" w:cs="Times New Roman"/>
+          <w:color w:val="3B3B3B"/>
+          <w:sz w:val="21"/>
+          <w:szCs w:val="21"/>
+        </w:rPr>
+        <w:t xml:space="preserve"> </w:t>
+      </w:r>
+      <w:r>
+        <w:rPr>
+          <w:rFonts w:ascii="Consolas" w:eastAsia="Times New Roman" w:hAnsi="Consolas" w:cs="Times New Roman"/>
+          <w:color w:val="0070C1"/>
+          <w:sz w:val="21"/>
+          <w:szCs w:val="21"/>
+        </w:rPr>
+        <w:t>request</w:t>
+      </w:r>
+      <w:r>
+        <w:rPr>
+          <w:rFonts w:ascii="Consolas" w:eastAsia="Times New Roman" w:hAnsi="Consolas" w:cs="Times New Roman"/>
+          <w:color w:val="3B3B3B"/>
+          <w:sz w:val="21"/>
+          <w:szCs w:val="21"/>
+        </w:rPr>
+        <w:t>.</w:t>
+      </w:r>
+      <w:r>
+        <w:rPr>
+          <w:rFonts w:ascii="Consolas" w:eastAsia="Times New Roman" w:hAnsi="Consolas" w:cs="Times New Roman"/>
+          <w:color w:val="001080"/>
+          <w:sz w:val="21"/>
+          <w:szCs w:val="21"/>
+        </w:rPr>
+        <w:t>url</w:t>
+      </w:r>
+      <w:r>
+        <w:rPr>
+          <w:rFonts w:ascii="Consolas" w:eastAsia="Times New Roman" w:hAnsi="Consolas" w:cs="Times New Roman"/>
+          <w:color w:val="3B3B3B"/>
+          <w:sz w:val="21"/>
+          <w:szCs w:val="21"/>
+        </w:rPr>
+        <w:t>,</w:t>
+      </w:r>
+    </w:p>
+    <w:p>
+      <w:pPr>
+        <w:shd w:val="clear" w:color="auto" w:fill="FFFFFF"/>
+        <w:spacing w:after="0" w:line="285" w:lineRule="atLeast"/>
+        <w:rPr>
+          <w:rFonts w:ascii="Consolas" w:eastAsia="Times New Roman" w:hAnsi="Consolas" w:cs="Times New Roman"/>
+          <w:color w:val="3B3B3B"/>
+          <w:sz w:val="21"/>
+          <w:szCs w:val="21"/>
+        </w:rPr>
+      </w:pPr>
+      <w:r>
+        <w:rPr>
+          <w:rFonts w:ascii="Consolas" w:eastAsia="Times New Roman" w:hAnsi="Consolas" w:cs="Times New Roman"/>
+          <w:color w:val="3B3B3B"/>
+          <w:sz w:val="21"/>
+          <w:szCs w:val="21"/>
+        </w:rPr>
+        <w:t>    })</w:t>
+      </w:r>
+    </w:p>
+    <w:p>
+      <w:pPr>
+        <w:shd w:val="clear" w:color="auto" w:fill="FFFFFF"/>
+        <w:spacing w:after="0" w:line="285" w:lineRule="atLeast"/>
+        <w:rPr>
+          <w:rFonts w:ascii="Consolas" w:eastAsia="Times New Roman" w:hAnsi="Consolas" w:cs="Times New Roman"/>
+          <w:color w:val="3B3B3B"/>
+          <w:sz w:val="21"/>
+          <w:szCs w:val="21"/>
+        </w:rPr>
+      </w:pPr>
+      <w:r>
+        <w:rPr>
+          <w:rFonts w:ascii="Consolas" w:eastAsia="Times New Roman" w:hAnsi="Consolas" w:cs="Times New Roman"/>
+          <w:color w:val="3B3B3B"/>
+          <w:sz w:val="21"/>
+          <w:szCs w:val="21"/>
+        </w:rPr>
+        <w:t>  }</w:t>
+      </w:r>
+    </w:p>
+    <w:p>
+      <w:pPr>
+        <w:shd w:val="clear" w:color="auto" w:fill="FFFFFF"/>
+        <w:spacing w:after="0" w:line="285" w:lineRule="atLeast"/>
+        <w:rPr>
+          <w:rFonts w:ascii="Consolas" w:eastAsia="Times New Roman" w:hAnsi="Consolas" w:cs="Times New Roman"/>
+          <w:color w:val="3B3B3B"/>
+          <w:sz w:val="21"/>
+          <w:szCs w:val="21"/>
+        </w:rPr>
+      </w:pPr>
+      <w:r>
+        <w:rPr>
+          <w:rFonts w:ascii="Consolas" w:eastAsia="Times New Roman" w:hAnsi="Consolas" w:cs="Times New Roman"/>
+          <w:color w:val="3B3B3B"/>
+          <w:sz w:val="21"/>
+          <w:szCs w:val="21"/>
+        </w:rPr>
+        <w:t>}</w:t>
+      </w:r>
+    </w:p>
+    <w:p>
+      <w:pPr>
+        <w:ind w:left="720" w:firstLine="720"/>
+        <w:rPr>
+          <w:rFonts w:ascii="Sakkal Majalla" w:hAnsi="Sakkal Majalla" w:cs="Sakkal Majalla"/>
+          <w:sz w:val="28"/>
+          <w:szCs w:val="28"/>
+        </w:rPr>
+      </w:pPr>
+      <w:r>
+        <w:rPr>
+          <w:rFonts w:ascii="Sakkal Majalla" w:hAnsi="Sakkal Majalla" w:cs="Sakkal Majalla"/>
+          <w:sz w:val="28"/>
+          <w:szCs w:val="28"/>
+        </w:rPr>
+        <w:t>-----------------------------------------------------------------------------------------------------</w:t>
+      </w:r>
+    </w:p>
+    <w:p>
+      <w:pPr>
+        <w:shd w:val="clear" w:color="auto" w:fill="FFFFFF"/>
+        <w:spacing w:after="0" w:line="285" w:lineRule="atLeast"/>
+        <w:rPr>
+          <w:rFonts w:ascii="Consolas" w:eastAsia="Times New Roman" w:hAnsi="Consolas" w:cs="Times New Roman"/>
+          <w:color w:val="3B3B3B"/>
+          <w:sz w:val="21"/>
+          <w:szCs w:val="21"/>
+        </w:rPr>
+      </w:pPr>
+      <w:proofErr w:type="gramStart"/>
+      <w:r>
+        <w:rPr>
+          <w:rFonts w:ascii="Consolas" w:eastAsia="Times New Roman" w:hAnsi="Consolas" w:cs="Times New Roman"/>
+          <w:color w:val="AF00DB"/>
+          <w:sz w:val="21"/>
+          <w:szCs w:val="21"/>
+        </w:rPr>
+        <w:t>import</w:t>
+      </w:r>
+      <w:proofErr w:type="gramEnd"/>
+      <w:r>
+        <w:rPr>
+          <w:rFonts w:ascii="Consolas" w:eastAsia="Times New Roman" w:hAnsi="Consolas" w:cs="Times New Roman"/>
+          <w:color w:val="3B3B3B"/>
+          <w:sz w:val="21"/>
+          <w:szCs w:val="21"/>
+        </w:rPr>
+        <w:t xml:space="preserve"> { </w:t>
+      </w:r>
+      <w:r>
+        <w:rPr>
+          <w:rFonts w:ascii="Consolas" w:eastAsia="Times New Roman" w:hAnsi="Consolas" w:cs="Times New Roman"/>
+          <w:color w:val="001080"/>
+          <w:sz w:val="21"/>
+          <w:szCs w:val="21"/>
+        </w:rPr>
+        <w:t>NestFactory</w:t>
+      </w:r>
+      <w:r>
+        <w:rPr>
+          <w:rFonts w:ascii="Consolas" w:eastAsia="Times New Roman" w:hAnsi="Consolas" w:cs="Times New Roman"/>
+          <w:color w:val="3B3B3B"/>
+          <w:sz w:val="21"/>
+          <w:szCs w:val="21"/>
+        </w:rPr>
+        <w:t xml:space="preserve"> } </w:t>
+      </w:r>
+      <w:r>
+        <w:rPr>
+          <w:rFonts w:ascii="Consolas" w:eastAsia="Times New Roman" w:hAnsi="Consolas" w:cs="Times New Roman"/>
+          <w:color w:val="AF00DB"/>
+          <w:sz w:val="21"/>
+          <w:szCs w:val="21"/>
+        </w:rPr>
+        <w:t>from</w:t>
+      </w:r>
+      <w:r>
+        <w:rPr>
+          <w:rFonts w:ascii="Consolas" w:eastAsia="Times New Roman" w:hAnsi="Consolas" w:cs="Times New Roman"/>
+          <w:color w:val="3B3B3B"/>
+          <w:sz w:val="21"/>
+          <w:szCs w:val="21"/>
+        </w:rPr>
+        <w:t xml:space="preserve"> </w:t>
+      </w:r>
+      <w:r>
+        <w:rPr>
+          <w:rFonts w:ascii="Consolas" w:eastAsia="Times New Roman" w:hAnsi="Consolas" w:cs="Times New Roman"/>
+          <w:color w:val="A31515"/>
+          <w:sz w:val="21"/>
+          <w:szCs w:val="21"/>
+        </w:rPr>
+        <w:t>'@nestjs/core'</w:t>
+      </w:r>
+      <w:r>
+        <w:rPr>
+          <w:rFonts w:ascii="Consolas" w:eastAsia="Times New Roman" w:hAnsi="Consolas" w:cs="Times New Roman"/>
+          <w:color w:val="3B3B3B"/>
+          <w:sz w:val="21"/>
+          <w:szCs w:val="21"/>
+        </w:rPr>
+        <w:t>;</w:t>
+      </w:r>
+    </w:p>
+    <w:p>
+      <w:pPr>
+        <w:shd w:val="clear" w:color="auto" w:fill="FFFFFF"/>
+        <w:spacing w:after="0" w:line="285" w:lineRule="atLeast"/>
+        <w:rPr>
+          <w:rFonts w:ascii="Consolas" w:eastAsia="Times New Roman" w:hAnsi="Consolas" w:cs="Times New Roman"/>
+          <w:color w:val="3B3B3B"/>
+          <w:sz w:val="21"/>
+          <w:szCs w:val="21"/>
+        </w:rPr>
+      </w:pPr>
+      <w:proofErr w:type="gramStart"/>
+      <w:r>
+        <w:rPr>
+          <w:rFonts w:ascii="Consolas" w:eastAsia="Times New Roman" w:hAnsi="Consolas" w:cs="Times New Roman"/>
+          <w:color w:val="AF00DB"/>
+          <w:sz w:val="21"/>
+          <w:szCs w:val="21"/>
+        </w:rPr>
+        <w:t>import</w:t>
+      </w:r>
+      <w:proofErr w:type="gramEnd"/>
+      <w:r>
+        <w:rPr>
+          <w:rFonts w:ascii="Consolas" w:eastAsia="Times New Roman" w:hAnsi="Consolas" w:cs="Times New Roman"/>
+          <w:color w:val="3B3B3B"/>
+          <w:sz w:val="21"/>
+          <w:szCs w:val="21"/>
+        </w:rPr>
+        <w:t xml:space="preserve"> { </w:t>
+      </w:r>
+      <w:r>
+        <w:rPr>
+          <w:rFonts w:ascii="Consolas" w:eastAsia="Times New Roman" w:hAnsi="Consolas" w:cs="Times New Roman"/>
+          <w:color w:val="001080"/>
+          <w:sz w:val="21"/>
+          <w:szCs w:val="21"/>
+        </w:rPr>
+        <w:t>AppModule</w:t>
+      </w:r>
+      <w:r>
+        <w:rPr>
+          <w:rFonts w:ascii="Consolas" w:eastAsia="Times New Roman" w:hAnsi="Consolas" w:cs="Times New Roman"/>
+          <w:color w:val="3B3B3B"/>
+          <w:sz w:val="21"/>
+          <w:szCs w:val="21"/>
+        </w:rPr>
+        <w:t xml:space="preserve"> } </w:t>
+      </w:r>
+      <w:r>
+        <w:rPr>
+          <w:rFonts w:ascii="Consolas" w:eastAsia="Times New Roman" w:hAnsi="Consolas" w:cs="Times New Roman"/>
+          <w:color w:val="AF00DB"/>
+          <w:sz w:val="21"/>
+          <w:szCs w:val="21"/>
+        </w:rPr>
+        <w:t>from</w:t>
+      </w:r>
+      <w:r>
+        <w:rPr>
+          <w:rFonts w:ascii="Consolas" w:eastAsia="Times New Roman" w:hAnsi="Consolas" w:cs="Times New Roman"/>
+          <w:color w:val="3B3B3B"/>
+          <w:sz w:val="21"/>
+          <w:szCs w:val="21"/>
+        </w:rPr>
+        <w:t xml:space="preserve"> </w:t>
+      </w:r>
+      <w:r>
+        <w:rPr>
+          <w:rFonts w:ascii="Consolas" w:eastAsia="Times New Roman" w:hAnsi="Consolas" w:cs="Times New Roman"/>
+          <w:color w:val="A31515"/>
+          <w:sz w:val="21"/>
+          <w:szCs w:val="21"/>
+        </w:rPr>
+        <w:t>'./app.module'</w:t>
+      </w:r>
+      <w:r>
+        <w:rPr>
+          <w:rFonts w:ascii="Consolas" w:eastAsia="Times New Roman" w:hAnsi="Consolas" w:cs="Times New Roman"/>
+          <w:color w:val="3B3B3B"/>
+          <w:sz w:val="21"/>
+          <w:szCs w:val="21"/>
+        </w:rPr>
+        <w:t>;</w:t>
+      </w:r>
+    </w:p>
+    <w:p>
+      <w:pPr>
+        <w:shd w:val="clear" w:color="auto" w:fill="FFFFFF"/>
+        <w:spacing w:after="0" w:line="285" w:lineRule="atLeast"/>
+        <w:rPr>
+          <w:rFonts w:ascii="Consolas" w:eastAsia="Times New Roman" w:hAnsi="Consolas" w:cs="Times New Roman"/>
+          <w:color w:val="3B3B3B"/>
+          <w:sz w:val="21"/>
+          <w:szCs w:val="21"/>
+        </w:rPr>
+      </w:pPr>
+      <w:proofErr w:type="gramStart"/>
+      <w:r>
+        <w:rPr>
+          <w:rFonts w:ascii="Consolas" w:eastAsia="Times New Roman" w:hAnsi="Consolas" w:cs="Times New Roman"/>
+          <w:color w:val="AF00DB"/>
+          <w:sz w:val="21"/>
+          <w:szCs w:val="21"/>
+        </w:rPr>
+        <w:t>import</w:t>
+      </w:r>
+      <w:proofErr w:type="gramEnd"/>
+      <w:r>
+        <w:rPr>
+          <w:rFonts w:ascii="Consolas" w:eastAsia="Times New Roman" w:hAnsi="Consolas" w:cs="Times New Roman"/>
+          <w:color w:val="3B3B3B"/>
+          <w:sz w:val="21"/>
+          <w:szCs w:val="21"/>
+        </w:rPr>
+        <w:t xml:space="preserve"> { </w:t>
+      </w:r>
+      <w:r>
+        <w:rPr>
+          <w:rFonts w:ascii="Consolas" w:eastAsia="Times New Roman" w:hAnsi="Consolas" w:cs="Times New Roman"/>
+          <w:color w:val="001080"/>
+          <w:sz w:val="21"/>
+          <w:szCs w:val="21"/>
+        </w:rPr>
+        <w:t>CatsFilter</w:t>
+      </w:r>
+      <w:r>
+        <w:rPr>
+          <w:rFonts w:ascii="Consolas" w:eastAsia="Times New Roman" w:hAnsi="Consolas" w:cs="Times New Roman"/>
+          <w:color w:val="3B3B3B"/>
+          <w:sz w:val="21"/>
+          <w:szCs w:val="21"/>
+        </w:rPr>
+        <w:t xml:space="preserve"> } </w:t>
+      </w:r>
+      <w:r>
+        <w:rPr>
+          <w:rFonts w:ascii="Consolas" w:eastAsia="Times New Roman" w:hAnsi="Consolas" w:cs="Times New Roman"/>
+          <w:color w:val="AF00DB"/>
+          <w:sz w:val="21"/>
+          <w:szCs w:val="21"/>
+        </w:rPr>
+        <w:t>from</w:t>
+      </w:r>
+      <w:r>
+        <w:rPr>
+          <w:rFonts w:ascii="Consolas" w:eastAsia="Times New Roman" w:hAnsi="Consolas" w:cs="Times New Roman"/>
+          <w:color w:val="3B3B3B"/>
+          <w:sz w:val="21"/>
+          <w:szCs w:val="21"/>
+        </w:rPr>
+        <w:t xml:space="preserve"> </w:t>
+      </w:r>
+      <w:r>
+        <w:rPr>
+          <w:rFonts w:ascii="Consolas" w:eastAsia="Times New Roman" w:hAnsi="Consolas" w:cs="Times New Roman"/>
+          <w:color w:val="A31515"/>
+          <w:sz w:val="21"/>
+          <w:szCs w:val="21"/>
+        </w:rPr>
+        <w:t>'./cats/cats.filter'</w:t>
+      </w:r>
+      <w:r>
+        <w:rPr>
+          <w:rFonts w:ascii="Consolas" w:eastAsia="Times New Roman" w:hAnsi="Consolas" w:cs="Times New Roman"/>
+          <w:color w:val="3B3B3B"/>
+          <w:sz w:val="21"/>
+          <w:szCs w:val="21"/>
+        </w:rPr>
+        <w:t>;</w:t>
+      </w:r>
+    </w:p>
+    <w:p>
+      <w:pPr>
+        <w:shd w:val="clear" w:color="auto" w:fill="FFFFFF"/>
+        <w:spacing w:after="0" w:line="285" w:lineRule="atLeast"/>
+        <w:rPr>
+          <w:rFonts w:ascii="Consolas" w:eastAsia="Times New Roman" w:hAnsi="Consolas" w:cs="Times New Roman"/>
+          <w:color w:val="3B3B3B"/>
+          <w:sz w:val="21"/>
+          <w:szCs w:val="21"/>
+        </w:rPr>
+      </w:pPr>
+    </w:p>
+    <w:p>
+      <w:pPr>
+        <w:shd w:val="clear" w:color="auto" w:fill="FFFFFF"/>
+        <w:spacing w:after="0" w:line="285" w:lineRule="atLeast"/>
+        <w:rPr>
+          <w:rFonts w:ascii="Consolas" w:eastAsia="Times New Roman" w:hAnsi="Consolas" w:cs="Times New Roman"/>
+          <w:color w:val="3B3B3B"/>
+          <w:sz w:val="21"/>
+          <w:szCs w:val="21"/>
+        </w:rPr>
+      </w:pPr>
+      <w:proofErr w:type="gramStart"/>
+      <w:r>
+        <w:rPr>
+          <w:rFonts w:ascii="Consolas" w:eastAsia="Times New Roman" w:hAnsi="Consolas" w:cs="Times New Roman"/>
+          <w:color w:val="0000FF"/>
+          <w:sz w:val="21"/>
+          <w:szCs w:val="21"/>
+        </w:rPr>
+        <w:t>async</w:t>
+      </w:r>
+      <w:proofErr w:type="gramEnd"/>
+      <w:r>
+        <w:rPr>
+          <w:rFonts w:ascii="Consolas" w:eastAsia="Times New Roman" w:hAnsi="Consolas" w:cs="Times New Roman"/>
+          <w:color w:val="3B3B3B"/>
+          <w:sz w:val="21"/>
+          <w:szCs w:val="21"/>
+        </w:rPr>
+        <w:t xml:space="preserve"> </w:t>
+      </w:r>
+      <w:r>
+        <w:rPr>
+          <w:rFonts w:ascii="Consolas" w:eastAsia="Times New Roman" w:hAnsi="Consolas" w:cs="Times New Roman"/>
+          <w:color w:val="0000FF"/>
+          <w:sz w:val="21"/>
+          <w:szCs w:val="21"/>
+        </w:rPr>
+        <w:t>function</w:t>
+      </w:r>
+      <w:r>
+        <w:rPr>
+          <w:rFonts w:ascii="Consolas" w:eastAsia="Times New Roman" w:hAnsi="Consolas" w:cs="Times New Roman"/>
+          <w:color w:val="3B3B3B"/>
+          <w:sz w:val="21"/>
+          <w:szCs w:val="21"/>
+        </w:rPr>
+        <w:t xml:space="preserve"> </w:t>
+      </w:r>
+      <w:r>
+        <w:rPr>
+          <w:rFonts w:ascii="Consolas" w:eastAsia="Times New Roman" w:hAnsi="Consolas" w:cs="Times New Roman"/>
+          <w:color w:val="795E26"/>
+          <w:sz w:val="21"/>
+          <w:szCs w:val="21"/>
+        </w:rPr>
+        <w:t>bootstrap</w:t>
+      </w:r>
+      <w:r>
+        <w:rPr>
+          <w:rFonts w:ascii="Consolas" w:eastAsia="Times New Roman" w:hAnsi="Consolas" w:cs="Times New Roman"/>
+          <w:color w:val="3B3B3B"/>
+          <w:sz w:val="21"/>
+          <w:szCs w:val="21"/>
+        </w:rPr>
+        <w:t>() {</w:t>
+      </w:r>
+    </w:p>
+    <w:p>
+      <w:pPr>
+        <w:shd w:val="clear" w:color="auto" w:fill="FFFFFF"/>
+        <w:spacing w:after="0" w:line="285" w:lineRule="atLeast"/>
+        <w:rPr>
+          <w:rFonts w:ascii="Consolas" w:eastAsia="Times New Roman" w:hAnsi="Consolas" w:cs="Times New Roman"/>
+          <w:color w:val="3B3B3B"/>
+          <w:sz w:val="21"/>
+          <w:szCs w:val="21"/>
+        </w:rPr>
+      </w:pPr>
+      <w:r>
+        <w:rPr>
+          <w:rFonts w:ascii="Consolas" w:eastAsia="Times New Roman" w:hAnsi="Consolas" w:cs="Times New Roman"/>
+          <w:color w:val="3B3B3B"/>
+          <w:sz w:val="21"/>
+          <w:szCs w:val="21"/>
+        </w:rPr>
+        <w:t xml:space="preserve">  </w:t>
+      </w:r>
+      <w:proofErr w:type="gramStart"/>
+      <w:r>
+        <w:rPr>
+          <w:rFonts w:ascii="Consolas" w:eastAsia="Times New Roman" w:hAnsi="Consolas" w:cs="Times New Roman"/>
+          <w:color w:val="0000FF"/>
+          <w:sz w:val="21"/>
+          <w:szCs w:val="21"/>
+        </w:rPr>
+        <w:t>const</w:t>
+      </w:r>
+      <w:proofErr w:type="gramEnd"/>
+      <w:r>
+        <w:rPr>
+          <w:rFonts w:ascii="Consolas" w:eastAsia="Times New Roman" w:hAnsi="Consolas" w:cs="Times New Roman"/>
+          <w:color w:val="3B3B3B"/>
+          <w:sz w:val="21"/>
+          <w:szCs w:val="21"/>
+        </w:rPr>
+        <w:t xml:space="preserve"> </w:t>
+      </w:r>
+      <w:r>
+        <w:rPr>
+          <w:rFonts w:ascii="Consolas" w:eastAsia="Times New Roman" w:hAnsi="Consolas" w:cs="Times New Roman"/>
+          <w:color w:val="0070C1"/>
+          <w:sz w:val="21"/>
+          <w:szCs w:val="21"/>
+        </w:rPr>
+        <w:t>app</w:t>
+      </w:r>
+      <w:r>
+        <w:rPr>
+          <w:rFonts w:ascii="Consolas" w:eastAsia="Times New Roman" w:hAnsi="Consolas" w:cs="Times New Roman"/>
+          <w:color w:val="3B3B3B"/>
+          <w:sz w:val="21"/>
+          <w:szCs w:val="21"/>
+        </w:rPr>
+        <w:t xml:space="preserve"> </w:t>
+      </w:r>
+      <w:r>
+        <w:rPr>
+          <w:rFonts w:ascii="Consolas" w:eastAsia="Times New Roman" w:hAnsi="Consolas" w:cs="Times New Roman"/>
+          <w:color w:val="000000"/>
+          <w:sz w:val="21"/>
+          <w:szCs w:val="21"/>
+        </w:rPr>
+        <w:t>=</w:t>
+      </w:r>
+      <w:r>
+        <w:rPr>
+          <w:rFonts w:ascii="Consolas" w:eastAsia="Times New Roman" w:hAnsi="Consolas" w:cs="Times New Roman"/>
+          <w:color w:val="3B3B3B"/>
+          <w:sz w:val="21"/>
+          <w:szCs w:val="21"/>
+        </w:rPr>
+        <w:t xml:space="preserve"> </w:t>
+      </w:r>
+      <w:r>
+        <w:rPr>
+          <w:rFonts w:ascii="Consolas" w:eastAsia="Times New Roman" w:hAnsi="Consolas" w:cs="Times New Roman"/>
+          <w:color w:val="AF00DB"/>
+          <w:sz w:val="21"/>
+          <w:szCs w:val="21"/>
+        </w:rPr>
+        <w:t>await</w:t>
+      </w:r>
+      <w:r>
+        <w:rPr>
+          <w:rFonts w:ascii="Consolas" w:eastAsia="Times New Roman" w:hAnsi="Consolas" w:cs="Times New Roman"/>
+          <w:color w:val="3B3B3B"/>
+          <w:sz w:val="21"/>
+          <w:szCs w:val="21"/>
+        </w:rPr>
+        <w:t xml:space="preserve"> </w:t>
+      </w:r>
+      <w:r>
+        <w:rPr>
+          <w:rFonts w:ascii="Consolas" w:eastAsia="Times New Roman" w:hAnsi="Consolas" w:cs="Times New Roman"/>
+          <w:color w:val="0070C1"/>
+          <w:sz w:val="21"/>
+          <w:szCs w:val="21"/>
+        </w:rPr>
+        <w:t>NestFactory</w:t>
+      </w:r>
+      <w:r>
+        <w:rPr>
+          <w:rFonts w:ascii="Consolas" w:eastAsia="Times New Roman" w:hAnsi="Consolas" w:cs="Times New Roman"/>
+          <w:color w:val="3B3B3B"/>
+          <w:sz w:val="21"/>
+          <w:szCs w:val="21"/>
+        </w:rPr>
+        <w:t>.</w:t>
+      </w:r>
+      <w:r>
+        <w:rPr>
+          <w:rFonts w:ascii="Consolas" w:eastAsia="Times New Roman" w:hAnsi="Consolas" w:cs="Times New Roman"/>
+          <w:color w:val="795E26"/>
+          <w:sz w:val="21"/>
+          <w:szCs w:val="21"/>
+        </w:rPr>
+        <w:t>create</w:t>
+      </w:r>
+      <w:r>
+        <w:rPr>
+          <w:rFonts w:ascii="Consolas" w:eastAsia="Times New Roman" w:hAnsi="Consolas" w:cs="Times New Roman"/>
+          <w:color w:val="3B3B3B"/>
+          <w:sz w:val="21"/>
+          <w:szCs w:val="21"/>
+        </w:rPr>
+        <w:t>(</w:t>
+      </w:r>
+      <w:r>
+        <w:rPr>
+          <w:rFonts w:ascii="Consolas" w:eastAsia="Times New Roman" w:hAnsi="Consolas" w:cs="Times New Roman"/>
+          <w:color w:val="267F99"/>
+          <w:sz w:val="21"/>
+          <w:szCs w:val="21"/>
+        </w:rPr>
+        <w:t>AppModule</w:t>
+      </w:r>
+      <w:r>
+        <w:rPr>
+          <w:rFonts w:ascii="Consolas" w:eastAsia="Times New Roman" w:hAnsi="Consolas" w:cs="Times New Roman"/>
+          <w:color w:val="3B3B3B"/>
+          <w:sz w:val="21"/>
+          <w:szCs w:val="21"/>
+        </w:rPr>
+        <w:t>)</w:t>
+      </w:r>
+    </w:p>
+    <w:p>
+      <w:pPr>
+        <w:shd w:val="clear" w:color="auto" w:fill="FFFFFF"/>
+        <w:spacing w:after="0" w:line="285" w:lineRule="atLeast"/>
+        <w:rPr>
+          <w:rFonts w:ascii="Consolas" w:eastAsia="Times New Roman" w:hAnsi="Consolas" w:cs="Times New Roman"/>
+          <w:color w:val="3B3B3B"/>
+          <w:sz w:val="21"/>
+          <w:szCs w:val="21"/>
+        </w:rPr>
+      </w:pPr>
+      <w:r>
+        <w:rPr>
+          <w:rFonts w:ascii="Consolas" w:eastAsia="Times New Roman" w:hAnsi="Consolas" w:cs="Times New Roman"/>
+          <w:color w:val="3B3B3B"/>
+          <w:sz w:val="21"/>
+          <w:szCs w:val="21"/>
+        </w:rPr>
+        <w:t xml:space="preserve">  </w:t>
+      </w:r>
+      <w:proofErr w:type="gramStart"/>
+      <w:r>
+        <w:rPr>
+          <w:rFonts w:ascii="Consolas" w:eastAsia="Times New Roman" w:hAnsi="Consolas" w:cs="Times New Roman"/>
+          <w:color w:val="0070C1"/>
+          <w:sz w:val="21"/>
+          <w:szCs w:val="21"/>
+        </w:rPr>
+        <w:t>app</w:t>
+      </w:r>
+      <w:r>
+        <w:rPr>
+          <w:rFonts w:ascii="Consolas" w:eastAsia="Times New Roman" w:hAnsi="Consolas" w:cs="Times New Roman"/>
+          <w:color w:val="3B3B3B"/>
+          <w:sz w:val="21"/>
+          <w:szCs w:val="21"/>
+        </w:rPr>
+        <w:t>.</w:t>
+      </w:r>
+      <w:r>
+        <w:rPr>
+          <w:rFonts w:ascii="Consolas" w:eastAsia="Times New Roman" w:hAnsi="Consolas" w:cs="Times New Roman"/>
+          <w:color w:val="795E26"/>
+          <w:sz w:val="21"/>
+          <w:szCs w:val="21"/>
+        </w:rPr>
+        <w:t>enableCors</w:t>
+      </w:r>
+      <w:r>
+        <w:rPr>
+          <w:rFonts w:ascii="Consolas" w:eastAsia="Times New Roman" w:hAnsi="Consolas" w:cs="Times New Roman"/>
+          <w:color w:val="3B3B3B"/>
+          <w:sz w:val="21"/>
+          <w:szCs w:val="21"/>
+        </w:rPr>
+        <w:t>()</w:t>
+      </w:r>
+      <w:proofErr w:type="gramEnd"/>
+    </w:p>
+    <w:p>
+      <w:pPr>
+        <w:shd w:val="clear" w:color="auto" w:fill="FFFFFF"/>
+        <w:spacing w:after="0" w:line="285" w:lineRule="atLeast"/>
+        <w:rPr>
+          <w:rFonts w:ascii="Consolas" w:eastAsia="Times New Roman" w:hAnsi="Consolas" w:cs="Times New Roman"/>
+          <w:color w:val="3B3B3B"/>
+          <w:sz w:val="21"/>
+          <w:szCs w:val="21"/>
+        </w:rPr>
+      </w:pPr>
+      <w:r>
+        <w:rPr>
+          <w:rFonts w:ascii="Consolas" w:eastAsia="Times New Roman" w:hAnsi="Consolas" w:cs="Times New Roman"/>
+          <w:color w:val="3B3B3B"/>
+          <w:sz w:val="21"/>
+          <w:szCs w:val="21"/>
+        </w:rPr>
+        <w:t xml:space="preserve">  </w:t>
+      </w:r>
+      <w:proofErr w:type="gramStart"/>
+      <w:r>
+        <w:rPr>
+          <w:rFonts w:ascii="Consolas" w:eastAsia="Times New Roman" w:hAnsi="Consolas" w:cs="Times New Roman"/>
+          <w:color w:val="0070C1"/>
+          <w:sz w:val="21"/>
+          <w:szCs w:val="21"/>
+        </w:rPr>
+        <w:t>app</w:t>
+      </w:r>
+      <w:r>
+        <w:rPr>
+          <w:rFonts w:ascii="Consolas" w:eastAsia="Times New Roman" w:hAnsi="Consolas" w:cs="Times New Roman"/>
+          <w:color w:val="3B3B3B"/>
+          <w:sz w:val="21"/>
+          <w:szCs w:val="21"/>
+        </w:rPr>
+        <w:t>.</w:t>
+      </w:r>
+      <w:r>
+        <w:rPr>
+          <w:rFonts w:ascii="Consolas" w:eastAsia="Times New Roman" w:hAnsi="Consolas" w:cs="Times New Roman"/>
+          <w:color w:val="795E26"/>
+          <w:sz w:val="21"/>
+          <w:szCs w:val="21"/>
+        </w:rPr>
+        <w:t>useGlobalFilters</w:t>
+      </w:r>
+      <w:r>
+        <w:rPr>
+          <w:rFonts w:ascii="Consolas" w:eastAsia="Times New Roman" w:hAnsi="Consolas" w:cs="Times New Roman"/>
+          <w:color w:val="3B3B3B"/>
+          <w:sz w:val="21"/>
+          <w:szCs w:val="21"/>
+        </w:rPr>
+        <w:t>(</w:t>
+      </w:r>
+      <w:proofErr w:type="gramEnd"/>
+      <w:r>
+        <w:rPr>
+          <w:rFonts w:ascii="Consolas" w:eastAsia="Times New Roman" w:hAnsi="Consolas" w:cs="Times New Roman"/>
+          <w:color w:val="0000FF"/>
+          <w:sz w:val="21"/>
+          <w:szCs w:val="21"/>
+        </w:rPr>
+        <w:t>new</w:t>
+      </w:r>
+      <w:r>
+        <w:rPr>
+          <w:rFonts w:ascii="Consolas" w:eastAsia="Times New Roman" w:hAnsi="Consolas" w:cs="Times New Roman"/>
+          <w:color w:val="3B3B3B"/>
+          <w:sz w:val="21"/>
+          <w:szCs w:val="21"/>
+        </w:rPr>
+        <w:t xml:space="preserve"> </w:t>
+      </w:r>
+      <w:r>
+        <w:rPr>
+          <w:rFonts w:ascii="Consolas" w:eastAsia="Times New Roman" w:hAnsi="Consolas" w:cs="Times New Roman"/>
+          <w:color w:val="267F99"/>
+          <w:sz w:val="21"/>
+          <w:szCs w:val="21"/>
+        </w:rPr>
+        <w:t>CatsFilter</w:t>
+      </w:r>
+      <w:r>
+        <w:rPr>
+          <w:rFonts w:ascii="Consolas" w:eastAsia="Times New Roman" w:hAnsi="Consolas" w:cs="Times New Roman"/>
+          <w:color w:val="3B3B3B"/>
+          <w:sz w:val="21"/>
+          <w:szCs w:val="21"/>
+        </w:rPr>
+        <w:t>())</w:t>
+      </w:r>
+    </w:p>
+    <w:p>
+      <w:pPr>
+        <w:shd w:val="clear" w:color="auto" w:fill="FFFFFF"/>
+        <w:spacing w:after="0" w:line="285" w:lineRule="atLeast"/>
+        <w:rPr>
+          <w:rFonts w:ascii="Consolas" w:eastAsia="Times New Roman" w:hAnsi="Consolas" w:cs="Times New Roman"/>
+          <w:color w:val="3B3B3B"/>
+          <w:sz w:val="21"/>
+          <w:szCs w:val="21"/>
+        </w:rPr>
+      </w:pPr>
+      <w:r>
+        <w:rPr>
+          <w:rFonts w:ascii="Consolas" w:eastAsia="Times New Roman" w:hAnsi="Consolas" w:cs="Times New Roman"/>
+          <w:color w:val="3B3B3B"/>
+          <w:sz w:val="21"/>
+          <w:szCs w:val="21"/>
+        </w:rPr>
+        <w:t xml:space="preserve">  </w:t>
+      </w:r>
+      <w:proofErr w:type="gramStart"/>
+      <w:r>
+        <w:rPr>
+          <w:rFonts w:ascii="Consolas" w:eastAsia="Times New Roman" w:hAnsi="Consolas" w:cs="Times New Roman"/>
+          <w:color w:val="AF00DB"/>
+          <w:sz w:val="21"/>
+          <w:szCs w:val="21"/>
+        </w:rPr>
+        <w:t>await</w:t>
+      </w:r>
+      <w:proofErr w:type="gramEnd"/>
+      <w:r>
+        <w:rPr>
+          <w:rFonts w:ascii="Consolas" w:eastAsia="Times New Roman" w:hAnsi="Consolas" w:cs="Times New Roman"/>
+          <w:color w:val="3B3B3B"/>
+          <w:sz w:val="21"/>
+          <w:szCs w:val="21"/>
+        </w:rPr>
+        <w:t xml:space="preserve"> </w:t>
+      </w:r>
+      <w:r>
+        <w:rPr>
+          <w:rFonts w:ascii="Consolas" w:eastAsia="Times New Roman" w:hAnsi="Consolas" w:cs="Times New Roman"/>
+          <w:color w:val="0070C1"/>
+          <w:sz w:val="21"/>
+          <w:szCs w:val="21"/>
+        </w:rPr>
+        <w:t>app</w:t>
+      </w:r>
+      <w:r>
+        <w:rPr>
+          <w:rFonts w:ascii="Consolas" w:eastAsia="Times New Roman" w:hAnsi="Consolas" w:cs="Times New Roman"/>
+          <w:color w:val="3B3B3B"/>
+          <w:sz w:val="21"/>
+          <w:szCs w:val="21"/>
+        </w:rPr>
+        <w:t>.</w:t>
+      </w:r>
+      <w:r>
+        <w:rPr>
+          <w:rFonts w:ascii="Consolas" w:eastAsia="Times New Roman" w:hAnsi="Consolas" w:cs="Times New Roman"/>
+          <w:color w:val="795E26"/>
+          <w:sz w:val="21"/>
+          <w:szCs w:val="21"/>
+        </w:rPr>
+        <w:t>listen</w:t>
+      </w:r>
+      <w:r>
+        <w:rPr>
+          <w:rFonts w:ascii="Consolas" w:eastAsia="Times New Roman" w:hAnsi="Consolas" w:cs="Times New Roman"/>
+          <w:color w:val="3B3B3B"/>
+          <w:sz w:val="21"/>
+          <w:szCs w:val="21"/>
+        </w:rPr>
+        <w:t>(</w:t>
+      </w:r>
+      <w:r>
+        <w:rPr>
+          <w:rFonts w:ascii="Consolas" w:eastAsia="Times New Roman" w:hAnsi="Consolas" w:cs="Times New Roman"/>
+          <w:color w:val="001080"/>
+          <w:sz w:val="21"/>
+          <w:szCs w:val="21"/>
+        </w:rPr>
+        <w:t>process</w:t>
+      </w:r>
+      <w:r>
+        <w:rPr>
+          <w:rFonts w:ascii="Consolas" w:eastAsia="Times New Roman" w:hAnsi="Consolas" w:cs="Times New Roman"/>
+          <w:color w:val="3B3B3B"/>
+          <w:sz w:val="21"/>
+          <w:szCs w:val="21"/>
+        </w:rPr>
+        <w:t>.</w:t>
+      </w:r>
+      <w:r>
+        <w:rPr>
+          <w:rFonts w:ascii="Consolas" w:eastAsia="Times New Roman" w:hAnsi="Consolas" w:cs="Times New Roman"/>
+          <w:color w:val="001080"/>
+          <w:sz w:val="21"/>
+          <w:szCs w:val="21"/>
+        </w:rPr>
+        <w:t>env</w:t>
+      </w:r>
+      <w:r>
+        <w:rPr>
+          <w:rFonts w:ascii="Consolas" w:eastAsia="Times New Roman" w:hAnsi="Consolas" w:cs="Times New Roman"/>
+          <w:color w:val="3B3B3B"/>
+          <w:sz w:val="21"/>
+          <w:szCs w:val="21"/>
+        </w:rPr>
+        <w:t>.</w:t>
+      </w:r>
+      <w:r>
+        <w:rPr>
+          <w:rFonts w:ascii="Consolas" w:eastAsia="Times New Roman" w:hAnsi="Consolas" w:cs="Times New Roman"/>
+          <w:color w:val="0070C1"/>
+          <w:sz w:val="21"/>
+          <w:szCs w:val="21"/>
+        </w:rPr>
+        <w:t>PORT</w:t>
+      </w:r>
+      <w:r>
+        <w:rPr>
+          <w:rFonts w:ascii="Consolas" w:eastAsia="Times New Roman" w:hAnsi="Consolas" w:cs="Times New Roman"/>
+          <w:color w:val="3B3B3B"/>
+          <w:sz w:val="21"/>
+          <w:szCs w:val="21"/>
+        </w:rPr>
+        <w:t xml:space="preserve"> </w:t>
+      </w:r>
+      <w:r>
+        <w:rPr>
+          <w:rFonts w:ascii="Consolas" w:eastAsia="Times New Roman" w:hAnsi="Consolas" w:cs="Times New Roman"/>
+          <w:color w:val="000000"/>
+          <w:sz w:val="21"/>
+          <w:szCs w:val="21"/>
+        </w:rPr>
+        <w:t>??</w:t>
+      </w:r>
+      <w:r>
+        <w:rPr>
+          <w:rFonts w:ascii="Consolas" w:eastAsia="Times New Roman" w:hAnsi="Consolas" w:cs="Times New Roman"/>
+          <w:color w:val="3B3B3B"/>
+          <w:sz w:val="21"/>
+          <w:szCs w:val="21"/>
+        </w:rPr>
+        <w:t xml:space="preserve"> </w:t>
+      </w:r>
+      <w:r>
+        <w:rPr>
+          <w:rFonts w:ascii="Consolas" w:eastAsia="Times New Roman" w:hAnsi="Consolas" w:cs="Times New Roman"/>
+          <w:color w:val="098658"/>
+          <w:sz w:val="21"/>
+          <w:szCs w:val="21"/>
+        </w:rPr>
+        <w:t>3000</w:t>
+      </w:r>
+      <w:r>
+        <w:rPr>
+          <w:rFonts w:ascii="Consolas" w:eastAsia="Times New Roman" w:hAnsi="Consolas" w:cs="Times New Roman"/>
+          <w:color w:val="3B3B3B"/>
+          <w:sz w:val="21"/>
+          <w:szCs w:val="21"/>
+        </w:rPr>
+        <w:t>)</w:t>
+      </w:r>
+    </w:p>
+    <w:p>
+      <w:pPr>
+        <w:shd w:val="clear" w:color="auto" w:fill="FFFFFF"/>
+        <w:spacing w:after="0" w:line="285" w:lineRule="atLeast"/>
+        <w:rPr>
+          <w:rFonts w:ascii="Consolas" w:eastAsia="Times New Roman" w:hAnsi="Consolas" w:cs="Times New Roman"/>
+          <w:color w:val="3B3B3B"/>
+          <w:sz w:val="21"/>
+          <w:szCs w:val="21"/>
+        </w:rPr>
+      </w:pPr>
+      <w:r>
+        <w:rPr>
+          <w:rFonts w:ascii="Consolas" w:eastAsia="Times New Roman" w:hAnsi="Consolas" w:cs="Times New Roman"/>
+          <w:color w:val="3B3B3B"/>
+          <w:sz w:val="21"/>
+          <w:szCs w:val="21"/>
+        </w:rPr>
+        <w:t>}</w:t>
+      </w:r>
+    </w:p>
+    <w:p>
+      <w:pPr>
+        <w:shd w:val="clear" w:color="auto" w:fill="FFFFFF"/>
+        <w:spacing w:after="0" w:line="285" w:lineRule="atLeast"/>
+        <w:rPr>
+          <w:rFonts w:ascii="Consolas" w:eastAsia="Times New Roman" w:hAnsi="Consolas" w:cs="Times New Roman"/>
+          <w:color w:val="3B3B3B"/>
+          <w:sz w:val="21"/>
+          <w:szCs w:val="21"/>
+        </w:rPr>
+      </w:pPr>
+      <w:proofErr w:type="gramStart"/>
+      <w:r>
+        <w:rPr>
+          <w:rFonts w:ascii="Consolas" w:eastAsia="Times New Roman" w:hAnsi="Consolas" w:cs="Times New Roman"/>
+          <w:color w:val="795E26"/>
+          <w:sz w:val="21"/>
+          <w:szCs w:val="21"/>
+        </w:rPr>
+        <w:t>bootstrap</w:t>
+      </w:r>
+      <w:r>
+        <w:rPr>
+          <w:rFonts w:ascii="Consolas" w:eastAsia="Times New Roman" w:hAnsi="Consolas" w:cs="Times New Roman"/>
+          <w:color w:val="3B3B3B"/>
+          <w:sz w:val="21"/>
+          <w:szCs w:val="21"/>
+        </w:rPr>
+        <w:t>(</w:t>
+      </w:r>
+      <w:proofErr w:type="gramEnd"/>
+      <w:r>
+        <w:rPr>
+          <w:rFonts w:ascii="Consolas" w:eastAsia="Times New Roman" w:hAnsi="Consolas" w:cs="Times New Roman"/>
+          <w:color w:val="3B3B3B"/>
+          <w:sz w:val="21"/>
+          <w:szCs w:val="21"/>
+        </w:rPr>
+        <w:t>);</w:t>
+      </w:r>
+    </w:p>
+    <w:p>
+      <w:pPr>
+        <w:ind w:left="720" w:firstLine="720"/>
+        <w:rPr>
+          <w:rFonts w:ascii="Sakkal Majalla" w:hAnsi="Sakkal Majalla" w:cs="Sakkal Majalla"/>
+          <w:sz w:val="28"/>
+          <w:szCs w:val="28"/>
+        </w:rPr>
+      </w:pPr>
+      <w:r>
+        <w:rPr>
+          <w:rFonts w:ascii="Sakkal Majalla" w:hAnsi="Sakkal Majalla" w:cs="Sakkal Majalla"/>
+          <w:sz w:val="28"/>
+          <w:szCs w:val="28"/>
+        </w:rPr>
+        <w:t>************************************************************************</w:t>
+      </w:r>
+    </w:p>
+    <w:p>
+      <w:pPr>
+        <w:rPr>
+          <w:rFonts w:ascii="Sakkal Majalla" w:hAnsi="Sakkal Majalla" w:cs="Sakkal Majalla"/>
+          <w:sz w:val="28"/>
+          <w:szCs w:val="28"/>
+        </w:rPr>
+      </w:pPr>
+      <w:r>
+        <w:rPr>
+          <w:rFonts w:ascii="Sakkal Majalla" w:hAnsi="Sakkal Majalla" w:cs="Sakkal Majalla"/>
+          <w:sz w:val="28"/>
+          <w:szCs w:val="28"/>
+        </w:rPr>
+        <w:t>The </w:t>
+      </w:r>
+      <w:proofErr w:type="gramStart"/>
+      <w:r>
+        <w:rPr>
+          <w:rFonts w:ascii="Sakkal Majalla" w:hAnsi="Sakkal Majalla" w:cs="Sakkal Majalla"/>
+          <w:sz w:val="28"/>
+          <w:szCs w:val="28"/>
+        </w:rPr>
+        <w:t>@</w:t>
+      </w:r>
+      <w:r>
+        <w:rPr>
+          <w:rFonts w:ascii="Sakkal Majalla" w:hAnsi="Sakkal Majalla" w:cs="Sakkal Majalla"/>
+          <w:color w:val="C45911" w:themeColor="accent2" w:themeShade="BF"/>
+          <w:sz w:val="28"/>
+          <w:szCs w:val="28"/>
+        </w:rPr>
+        <w:t>Catch</w:t>
+      </w:r>
+      <w:r>
+        <w:rPr>
+          <w:rFonts w:ascii="Sakkal Majalla" w:hAnsi="Sakkal Majalla" w:cs="Sakkal Majalla"/>
+          <w:sz w:val="28"/>
+          <w:szCs w:val="28"/>
+        </w:rPr>
+        <w:t>(</w:t>
+      </w:r>
+      <w:proofErr w:type="gramEnd"/>
+      <w:r>
+        <w:rPr>
+          <w:rFonts w:ascii="Sakkal Majalla" w:hAnsi="Sakkal Majalla" w:cs="Sakkal Majalla"/>
+          <w:color w:val="C45911" w:themeColor="accent2" w:themeShade="BF"/>
+          <w:sz w:val="28"/>
+          <w:szCs w:val="28"/>
+        </w:rPr>
+        <w:t>HttpException</w:t>
+      </w:r>
+      <w:r>
+        <w:rPr>
+          <w:rFonts w:ascii="Sakkal Majalla" w:hAnsi="Sakkal Majalla" w:cs="Sakkal Majalla"/>
+          <w:sz w:val="28"/>
+          <w:szCs w:val="28"/>
+        </w:rPr>
+        <w:t>) decorator binds the required metadata to the exception filter, telling Nest that this particular filter is looking for exceptions of type HttpException and nothing else. The </w:t>
+      </w:r>
+      <w:proofErr w:type="gramStart"/>
+      <w:r>
+        <w:rPr>
+          <w:rFonts w:ascii="Sakkal Majalla" w:hAnsi="Sakkal Majalla" w:cs="Sakkal Majalla"/>
+          <w:sz w:val="28"/>
+          <w:szCs w:val="28"/>
+        </w:rPr>
+        <w:t>@</w:t>
+      </w:r>
+      <w:r>
+        <w:rPr>
+          <w:rFonts w:ascii="Sakkal Majalla" w:hAnsi="Sakkal Majalla" w:cs="Sakkal Majalla"/>
+          <w:color w:val="C45911" w:themeColor="accent2" w:themeShade="BF"/>
+          <w:sz w:val="28"/>
+          <w:szCs w:val="28"/>
+        </w:rPr>
+        <w:t>Catch</w:t>
+      </w:r>
+      <w:r>
+        <w:rPr>
+          <w:rFonts w:ascii="Sakkal Majalla" w:hAnsi="Sakkal Majalla" w:cs="Sakkal Majalla"/>
+          <w:sz w:val="28"/>
+          <w:szCs w:val="28"/>
+        </w:rPr>
+        <w:t>(</w:t>
+      </w:r>
+      <w:proofErr w:type="gramEnd"/>
+      <w:r>
+        <w:rPr>
+          <w:rFonts w:ascii="Sakkal Majalla" w:hAnsi="Sakkal Majalla" w:cs="Sakkal Majalla"/>
+          <w:sz w:val="28"/>
+          <w:szCs w:val="28"/>
+        </w:rPr>
+        <w:t xml:space="preserve">) decorator may take a single parameter, or a comma-separated list. This lets you set up the filter </w:t>
+      </w:r>
+      <w:r>
+        <w:rPr>
+          <w:rFonts w:ascii="Sakkal Majalla" w:hAnsi="Sakkal Majalla" w:cs="Sakkal Majalla"/>
+          <w:color w:val="C45911" w:themeColor="accent2" w:themeShade="BF"/>
+          <w:sz w:val="28"/>
+          <w:szCs w:val="28"/>
+        </w:rPr>
+        <w:t>for several types of exceptions at once</w:t>
+      </w:r>
+      <w:r>
+        <w:rPr>
+          <w:rFonts w:ascii="Sakkal Majalla" w:hAnsi="Sakkal Majalla" w:cs="Sakkal Majalla"/>
+          <w:sz w:val="28"/>
+          <w:szCs w:val="28"/>
+        </w:rPr>
+        <w:t>.</w:t>
+      </w:r>
+    </w:p>
+    <w:p>
+      <w:pPr>
+        <w:ind w:left="720" w:firstLine="720"/>
+        <w:rPr>
+          <w:rFonts w:ascii="Sakkal Majalla" w:hAnsi="Sakkal Majalla" w:cs="Sakkal Majalla"/>
+          <w:sz w:val="28"/>
+          <w:szCs w:val="28"/>
+        </w:rPr>
+      </w:pPr>
+      <w:r>
+        <w:rPr>
+          <w:rFonts w:ascii="Sakkal Majalla" w:hAnsi="Sakkal Majalla" w:cs="Sakkal Majalla"/>
+          <w:sz w:val="28"/>
+          <w:szCs w:val="28"/>
+        </w:rPr>
+        <w:t>************************************************************************</w:t>
+      </w:r>
+    </w:p>
+    <w:p>
+      <w:pPr>
+        <w:shd w:val="clear" w:color="auto" w:fill="FFFFFF"/>
+        <w:spacing w:after="0" w:line="285" w:lineRule="atLeast"/>
+        <w:rPr>
+          <w:rFonts w:ascii="Consolas" w:eastAsia="Times New Roman" w:hAnsi="Consolas" w:cs="Times New Roman"/>
+          <w:color w:val="3B3B3B"/>
+          <w:sz w:val="21"/>
+          <w:szCs w:val="21"/>
+        </w:rPr>
+      </w:pPr>
+      <w:proofErr w:type="gramStart"/>
+      <w:r>
+        <w:rPr>
+          <w:rFonts w:ascii="Consolas" w:eastAsia="Times New Roman" w:hAnsi="Consolas" w:cs="Times New Roman"/>
+          <w:color w:val="AF00DB"/>
+          <w:sz w:val="21"/>
+          <w:szCs w:val="21"/>
+        </w:rPr>
+        <w:lastRenderedPageBreak/>
+        <w:t>import</w:t>
+      </w:r>
+      <w:proofErr w:type="gramEnd"/>
+      <w:r>
+        <w:rPr>
+          <w:rFonts w:ascii="Consolas" w:eastAsia="Times New Roman" w:hAnsi="Consolas" w:cs="Times New Roman"/>
+          <w:color w:val="3B3B3B"/>
+          <w:sz w:val="21"/>
+          <w:szCs w:val="21"/>
+        </w:rPr>
+        <w:t xml:space="preserve"> { </w:t>
+      </w:r>
+      <w:r>
+        <w:rPr>
+          <w:rFonts w:ascii="Consolas" w:eastAsia="Times New Roman" w:hAnsi="Consolas" w:cs="Times New Roman"/>
+          <w:color w:val="001080"/>
+          <w:sz w:val="21"/>
+          <w:szCs w:val="21"/>
+        </w:rPr>
+        <w:t>BadRequestException</w:t>
+      </w:r>
+      <w:r>
+        <w:rPr>
+          <w:rFonts w:ascii="Consolas" w:eastAsia="Times New Roman" w:hAnsi="Consolas" w:cs="Times New Roman"/>
+          <w:color w:val="3B3B3B"/>
+          <w:sz w:val="21"/>
+          <w:szCs w:val="21"/>
+        </w:rPr>
+        <w:t xml:space="preserve">, </w:t>
+      </w:r>
+      <w:r>
+        <w:rPr>
+          <w:rFonts w:ascii="Consolas" w:eastAsia="Times New Roman" w:hAnsi="Consolas" w:cs="Times New Roman"/>
+          <w:color w:val="001080"/>
+          <w:sz w:val="21"/>
+          <w:szCs w:val="21"/>
+        </w:rPr>
+        <w:t>Controller</w:t>
+      </w:r>
+      <w:r>
+        <w:rPr>
+          <w:rFonts w:ascii="Consolas" w:eastAsia="Times New Roman" w:hAnsi="Consolas" w:cs="Times New Roman"/>
+          <w:color w:val="3B3B3B"/>
+          <w:sz w:val="21"/>
+          <w:szCs w:val="21"/>
+        </w:rPr>
+        <w:t xml:space="preserve">, </w:t>
+      </w:r>
+      <w:r>
+        <w:rPr>
+          <w:rFonts w:ascii="Consolas" w:eastAsia="Times New Roman" w:hAnsi="Consolas" w:cs="Times New Roman"/>
+          <w:color w:val="001080"/>
+          <w:sz w:val="21"/>
+          <w:szCs w:val="21"/>
+        </w:rPr>
+        <w:t>Get</w:t>
+      </w:r>
+      <w:r>
+        <w:rPr>
+          <w:rFonts w:ascii="Consolas" w:eastAsia="Times New Roman" w:hAnsi="Consolas" w:cs="Times New Roman"/>
+          <w:color w:val="3B3B3B"/>
+          <w:sz w:val="21"/>
+          <w:szCs w:val="21"/>
+        </w:rPr>
+        <w:t xml:space="preserve">, </w:t>
+      </w:r>
+      <w:r>
+        <w:rPr>
+          <w:rFonts w:ascii="Consolas" w:eastAsia="Times New Roman" w:hAnsi="Consolas" w:cs="Times New Roman"/>
+          <w:color w:val="001080"/>
+          <w:sz w:val="21"/>
+          <w:szCs w:val="21"/>
+        </w:rPr>
+        <w:t>UseFilters</w:t>
+      </w:r>
+      <w:r>
+        <w:rPr>
+          <w:rFonts w:ascii="Consolas" w:eastAsia="Times New Roman" w:hAnsi="Consolas" w:cs="Times New Roman"/>
+          <w:color w:val="3B3B3B"/>
+          <w:sz w:val="21"/>
+          <w:szCs w:val="21"/>
+        </w:rPr>
+        <w:t xml:space="preserve"> } </w:t>
+      </w:r>
+      <w:r>
+        <w:rPr>
+          <w:rFonts w:ascii="Consolas" w:eastAsia="Times New Roman" w:hAnsi="Consolas" w:cs="Times New Roman"/>
+          <w:color w:val="AF00DB"/>
+          <w:sz w:val="21"/>
+          <w:szCs w:val="21"/>
+        </w:rPr>
+        <w:t>from</w:t>
+      </w:r>
+      <w:r>
+        <w:rPr>
+          <w:rFonts w:ascii="Consolas" w:eastAsia="Times New Roman" w:hAnsi="Consolas" w:cs="Times New Roman"/>
+          <w:color w:val="3B3B3B"/>
+          <w:sz w:val="21"/>
+          <w:szCs w:val="21"/>
+        </w:rPr>
+        <w:t xml:space="preserve"> </w:t>
+      </w:r>
+      <w:r>
+        <w:rPr>
+          <w:rFonts w:ascii="Consolas" w:eastAsia="Times New Roman" w:hAnsi="Consolas" w:cs="Times New Roman"/>
+          <w:color w:val="A31515"/>
+          <w:sz w:val="21"/>
+          <w:szCs w:val="21"/>
+        </w:rPr>
+        <w:t>'@nestjs/common'</w:t>
+      </w:r>
+      <w:r>
+        <w:rPr>
+          <w:rFonts w:ascii="Consolas" w:eastAsia="Times New Roman" w:hAnsi="Consolas" w:cs="Times New Roman"/>
+          <w:color w:val="3B3B3B"/>
+          <w:sz w:val="21"/>
+          <w:szCs w:val="21"/>
+        </w:rPr>
+        <w:t>;</w:t>
+      </w:r>
+    </w:p>
+    <w:p>
+      <w:pPr>
+        <w:shd w:val="clear" w:color="auto" w:fill="FFFFFF"/>
+        <w:spacing w:after="0" w:line="285" w:lineRule="atLeast"/>
+        <w:rPr>
+          <w:rFonts w:ascii="Consolas" w:eastAsia="Times New Roman" w:hAnsi="Consolas" w:cs="Times New Roman"/>
+          <w:color w:val="3B3B3B"/>
+          <w:sz w:val="21"/>
+          <w:szCs w:val="21"/>
+        </w:rPr>
+      </w:pPr>
+      <w:proofErr w:type="gramStart"/>
+      <w:r>
+        <w:rPr>
+          <w:rFonts w:ascii="Consolas" w:eastAsia="Times New Roman" w:hAnsi="Consolas" w:cs="Times New Roman"/>
+          <w:color w:val="AF00DB"/>
+          <w:sz w:val="21"/>
+          <w:szCs w:val="21"/>
+        </w:rPr>
+        <w:t>import</w:t>
+      </w:r>
+      <w:proofErr w:type="gramEnd"/>
+      <w:r>
+        <w:rPr>
+          <w:rFonts w:ascii="Consolas" w:eastAsia="Times New Roman" w:hAnsi="Consolas" w:cs="Times New Roman"/>
+          <w:color w:val="3B3B3B"/>
+          <w:sz w:val="21"/>
+          <w:szCs w:val="21"/>
+        </w:rPr>
+        <w:t xml:space="preserve"> { </w:t>
+      </w:r>
+      <w:r>
+        <w:rPr>
+          <w:rFonts w:ascii="Consolas" w:eastAsia="Times New Roman" w:hAnsi="Consolas" w:cs="Times New Roman"/>
+          <w:color w:val="001080"/>
+          <w:sz w:val="21"/>
+          <w:szCs w:val="21"/>
+        </w:rPr>
+        <w:t>CatsFilter</w:t>
+      </w:r>
+      <w:r>
+        <w:rPr>
+          <w:rFonts w:ascii="Consolas" w:eastAsia="Times New Roman" w:hAnsi="Consolas" w:cs="Times New Roman"/>
+          <w:color w:val="3B3B3B"/>
+          <w:sz w:val="21"/>
+          <w:szCs w:val="21"/>
+        </w:rPr>
+        <w:t xml:space="preserve"> } </w:t>
+      </w:r>
+      <w:r>
+        <w:rPr>
+          <w:rFonts w:ascii="Consolas" w:eastAsia="Times New Roman" w:hAnsi="Consolas" w:cs="Times New Roman"/>
+          <w:color w:val="AF00DB"/>
+          <w:sz w:val="21"/>
+          <w:szCs w:val="21"/>
+        </w:rPr>
+        <w:t>from</w:t>
+      </w:r>
+      <w:r>
+        <w:rPr>
+          <w:rFonts w:ascii="Consolas" w:eastAsia="Times New Roman" w:hAnsi="Consolas" w:cs="Times New Roman"/>
+          <w:color w:val="3B3B3B"/>
+          <w:sz w:val="21"/>
+          <w:szCs w:val="21"/>
+        </w:rPr>
+        <w:t xml:space="preserve"> </w:t>
+      </w:r>
+      <w:r>
+        <w:rPr>
+          <w:rFonts w:ascii="Consolas" w:eastAsia="Times New Roman" w:hAnsi="Consolas" w:cs="Times New Roman"/>
+          <w:color w:val="A31515"/>
+          <w:sz w:val="21"/>
+          <w:szCs w:val="21"/>
+        </w:rPr>
+        <w:t>'./cats.filter'</w:t>
+      </w:r>
+      <w:r>
+        <w:rPr>
+          <w:rFonts w:ascii="Consolas" w:eastAsia="Times New Roman" w:hAnsi="Consolas" w:cs="Times New Roman"/>
+          <w:color w:val="3B3B3B"/>
+          <w:sz w:val="21"/>
+          <w:szCs w:val="21"/>
+        </w:rPr>
+        <w:t>;</w:t>
+      </w:r>
+    </w:p>
+    <w:p>
+      <w:pPr>
+        <w:shd w:val="clear" w:color="auto" w:fill="FFFFFF"/>
+        <w:spacing w:after="0" w:line="285" w:lineRule="atLeast"/>
+        <w:rPr>
+          <w:rFonts w:ascii="Consolas" w:eastAsia="Times New Roman" w:hAnsi="Consolas" w:cs="Times New Roman"/>
+          <w:color w:val="3B3B3B"/>
+          <w:sz w:val="21"/>
+          <w:szCs w:val="21"/>
+        </w:rPr>
+      </w:pPr>
+    </w:p>
+    <w:p>
+      <w:pPr>
+        <w:shd w:val="clear" w:color="auto" w:fill="FFFFFF"/>
+        <w:spacing w:after="0" w:line="285" w:lineRule="atLeast"/>
+        <w:rPr>
+          <w:rFonts w:ascii="Consolas" w:eastAsia="Times New Roman" w:hAnsi="Consolas" w:cs="Times New Roman"/>
+          <w:color w:val="3B3B3B"/>
+          <w:sz w:val="21"/>
+          <w:szCs w:val="21"/>
+        </w:rPr>
+      </w:pPr>
+      <w:proofErr w:type="gramStart"/>
+      <w:r>
+        <w:rPr>
+          <w:rFonts w:ascii="Consolas" w:eastAsia="Times New Roman" w:hAnsi="Consolas" w:cs="Times New Roman"/>
+          <w:color w:val="3B3B3B"/>
+          <w:sz w:val="21"/>
+          <w:szCs w:val="21"/>
+        </w:rPr>
+        <w:t>@</w:t>
+      </w:r>
+      <w:r>
+        <w:rPr>
+          <w:rFonts w:ascii="Consolas" w:eastAsia="Times New Roman" w:hAnsi="Consolas" w:cs="Times New Roman"/>
+          <w:color w:val="795E26"/>
+          <w:sz w:val="21"/>
+          <w:szCs w:val="21"/>
+        </w:rPr>
+        <w:t>Controller</w:t>
+      </w:r>
+      <w:r>
+        <w:rPr>
+          <w:rFonts w:ascii="Consolas" w:eastAsia="Times New Roman" w:hAnsi="Consolas" w:cs="Times New Roman"/>
+          <w:color w:val="3B3B3B"/>
+          <w:sz w:val="21"/>
+          <w:szCs w:val="21"/>
+        </w:rPr>
+        <w:t>(</w:t>
+      </w:r>
+      <w:proofErr w:type="gramEnd"/>
+      <w:r>
+        <w:rPr>
+          <w:rFonts w:ascii="Consolas" w:eastAsia="Times New Roman" w:hAnsi="Consolas" w:cs="Times New Roman"/>
+          <w:color w:val="A31515"/>
+          <w:sz w:val="21"/>
+          <w:szCs w:val="21"/>
+        </w:rPr>
+        <w:t>'cats'</w:t>
+      </w:r>
+      <w:r>
+        <w:rPr>
+          <w:rFonts w:ascii="Consolas" w:eastAsia="Times New Roman" w:hAnsi="Consolas" w:cs="Times New Roman"/>
+          <w:color w:val="3B3B3B"/>
+          <w:sz w:val="21"/>
+          <w:szCs w:val="21"/>
+        </w:rPr>
+        <w:t>)</w:t>
+      </w:r>
+    </w:p>
+    <w:p>
+      <w:pPr>
+        <w:shd w:val="clear" w:color="auto" w:fill="FFFFFF"/>
+        <w:spacing w:after="0" w:line="285" w:lineRule="atLeast"/>
+        <w:rPr>
+          <w:rFonts w:ascii="Consolas" w:eastAsia="Times New Roman" w:hAnsi="Consolas" w:cs="Times New Roman"/>
+          <w:color w:val="3B3B3B"/>
+          <w:sz w:val="21"/>
+          <w:szCs w:val="21"/>
+        </w:rPr>
+      </w:pPr>
+      <w:proofErr w:type="gramStart"/>
+      <w:r>
+        <w:rPr>
+          <w:rFonts w:ascii="Consolas" w:eastAsia="Times New Roman" w:hAnsi="Consolas" w:cs="Times New Roman"/>
+          <w:color w:val="AF00DB"/>
+          <w:sz w:val="21"/>
+          <w:szCs w:val="21"/>
+        </w:rPr>
+        <w:t>export</w:t>
+      </w:r>
+      <w:proofErr w:type="gramEnd"/>
+      <w:r>
+        <w:rPr>
+          <w:rFonts w:ascii="Consolas" w:eastAsia="Times New Roman" w:hAnsi="Consolas" w:cs="Times New Roman"/>
+          <w:color w:val="3B3B3B"/>
+          <w:sz w:val="21"/>
+          <w:szCs w:val="21"/>
+        </w:rPr>
+        <w:t xml:space="preserve"> </w:t>
+      </w:r>
+      <w:r>
+        <w:rPr>
+          <w:rFonts w:ascii="Consolas" w:eastAsia="Times New Roman" w:hAnsi="Consolas" w:cs="Times New Roman"/>
+          <w:color w:val="0000FF"/>
+          <w:sz w:val="21"/>
+          <w:szCs w:val="21"/>
+        </w:rPr>
+        <w:t>class</w:t>
+      </w:r>
+      <w:r>
+        <w:rPr>
+          <w:rFonts w:ascii="Consolas" w:eastAsia="Times New Roman" w:hAnsi="Consolas" w:cs="Times New Roman"/>
+          <w:color w:val="3B3B3B"/>
+          <w:sz w:val="21"/>
+          <w:szCs w:val="21"/>
+        </w:rPr>
+        <w:t xml:space="preserve"> </w:t>
+      </w:r>
+      <w:r>
+        <w:rPr>
+          <w:rFonts w:ascii="Consolas" w:eastAsia="Times New Roman" w:hAnsi="Consolas" w:cs="Times New Roman"/>
+          <w:color w:val="267F99"/>
+          <w:sz w:val="21"/>
+          <w:szCs w:val="21"/>
+        </w:rPr>
+        <w:t>CatsController</w:t>
+      </w:r>
+      <w:r>
+        <w:rPr>
+          <w:rFonts w:ascii="Consolas" w:eastAsia="Times New Roman" w:hAnsi="Consolas" w:cs="Times New Roman"/>
+          <w:color w:val="3B3B3B"/>
+          <w:sz w:val="21"/>
+          <w:szCs w:val="21"/>
+        </w:rPr>
+        <w:t xml:space="preserve"> {</w:t>
+      </w:r>
+    </w:p>
+    <w:p>
+      <w:pPr>
+        <w:shd w:val="clear" w:color="auto" w:fill="FFFFFF"/>
+        <w:spacing w:after="0" w:line="285" w:lineRule="atLeast"/>
+        <w:rPr>
+          <w:rFonts w:ascii="Consolas" w:eastAsia="Times New Roman" w:hAnsi="Consolas" w:cs="Times New Roman"/>
+          <w:color w:val="3B3B3B"/>
+          <w:sz w:val="21"/>
+          <w:szCs w:val="21"/>
+        </w:rPr>
+      </w:pPr>
+      <w:r>
+        <w:rPr>
+          <w:rFonts w:ascii="Consolas" w:eastAsia="Times New Roman" w:hAnsi="Consolas" w:cs="Times New Roman"/>
+          <w:color w:val="3B3B3B"/>
+          <w:sz w:val="21"/>
+          <w:szCs w:val="21"/>
+        </w:rPr>
+        <w:t xml:space="preserve">    </w:t>
+      </w:r>
+      <w:proofErr w:type="gramStart"/>
+      <w:r>
+        <w:rPr>
+          <w:rFonts w:ascii="Consolas" w:eastAsia="Times New Roman" w:hAnsi="Consolas" w:cs="Times New Roman"/>
+          <w:color w:val="3B3B3B"/>
+          <w:sz w:val="21"/>
+          <w:szCs w:val="21"/>
+        </w:rPr>
+        <w:t>@</w:t>
+      </w:r>
+      <w:r>
+        <w:rPr>
+          <w:rFonts w:ascii="Consolas" w:eastAsia="Times New Roman" w:hAnsi="Consolas" w:cs="Times New Roman"/>
+          <w:color w:val="795E26"/>
+          <w:sz w:val="21"/>
+          <w:szCs w:val="21"/>
+        </w:rPr>
+        <w:t>Get</w:t>
+      </w:r>
+      <w:r>
+        <w:rPr>
+          <w:rFonts w:ascii="Consolas" w:eastAsia="Times New Roman" w:hAnsi="Consolas" w:cs="Times New Roman"/>
+          <w:color w:val="3B3B3B"/>
+          <w:sz w:val="21"/>
+          <w:szCs w:val="21"/>
+        </w:rPr>
+        <w:t>(</w:t>
+      </w:r>
+      <w:proofErr w:type="gramEnd"/>
+      <w:r>
+        <w:rPr>
+          <w:rFonts w:ascii="Consolas" w:eastAsia="Times New Roman" w:hAnsi="Consolas" w:cs="Times New Roman"/>
+          <w:color w:val="A31515"/>
+          <w:sz w:val="21"/>
+          <w:szCs w:val="21"/>
+        </w:rPr>
+        <w:t>'/catsFilter'</w:t>
+      </w:r>
+      <w:r>
+        <w:rPr>
+          <w:rFonts w:ascii="Consolas" w:eastAsia="Times New Roman" w:hAnsi="Consolas" w:cs="Times New Roman"/>
+          <w:color w:val="3B3B3B"/>
+          <w:sz w:val="21"/>
+          <w:szCs w:val="21"/>
+        </w:rPr>
+        <w:t>)</w:t>
+      </w:r>
+    </w:p>
+    <w:p>
+      <w:pPr>
+        <w:shd w:val="clear" w:color="auto" w:fill="FFFFFF"/>
+        <w:spacing w:after="0" w:line="285" w:lineRule="atLeast"/>
+        <w:rPr>
+          <w:rFonts w:ascii="Consolas" w:eastAsia="Times New Roman" w:hAnsi="Consolas" w:cs="Times New Roman"/>
+          <w:color w:val="3B3B3B"/>
+          <w:sz w:val="21"/>
+          <w:szCs w:val="21"/>
+        </w:rPr>
+      </w:pPr>
+      <w:r>
+        <w:rPr>
+          <w:rFonts w:ascii="Consolas" w:eastAsia="Times New Roman" w:hAnsi="Consolas" w:cs="Times New Roman"/>
+          <w:color w:val="3B3B3B"/>
+          <w:sz w:val="21"/>
+          <w:szCs w:val="21"/>
+        </w:rPr>
+        <w:t xml:space="preserve">    </w:t>
+      </w:r>
+      <w:proofErr w:type="gramStart"/>
+      <w:r>
+        <w:rPr>
+          <w:rFonts w:ascii="Consolas" w:eastAsia="Times New Roman" w:hAnsi="Consolas" w:cs="Times New Roman"/>
+          <w:color w:val="3B3B3B"/>
+          <w:sz w:val="21"/>
+          <w:szCs w:val="21"/>
+        </w:rPr>
+        <w:t>@</w:t>
+      </w:r>
+      <w:r>
+        <w:rPr>
+          <w:rFonts w:ascii="Consolas" w:eastAsia="Times New Roman" w:hAnsi="Consolas" w:cs="Times New Roman"/>
+          <w:color w:val="795E26"/>
+          <w:sz w:val="21"/>
+          <w:szCs w:val="21"/>
+        </w:rPr>
+        <w:t>UseFilters</w:t>
+      </w:r>
+      <w:r>
+        <w:rPr>
+          <w:rFonts w:ascii="Consolas" w:eastAsia="Times New Roman" w:hAnsi="Consolas" w:cs="Times New Roman"/>
+          <w:color w:val="3B3B3B"/>
+          <w:sz w:val="21"/>
+          <w:szCs w:val="21"/>
+        </w:rPr>
+        <w:t>(</w:t>
+      </w:r>
+      <w:proofErr w:type="gramEnd"/>
+      <w:r>
+        <w:rPr>
+          <w:rFonts w:ascii="Consolas" w:eastAsia="Times New Roman" w:hAnsi="Consolas" w:cs="Times New Roman"/>
+          <w:color w:val="0000FF"/>
+          <w:sz w:val="21"/>
+          <w:szCs w:val="21"/>
+        </w:rPr>
+        <w:t>new</w:t>
+      </w:r>
+      <w:r>
+        <w:rPr>
+          <w:rFonts w:ascii="Consolas" w:eastAsia="Times New Roman" w:hAnsi="Consolas" w:cs="Times New Roman"/>
+          <w:color w:val="3B3B3B"/>
+          <w:sz w:val="21"/>
+          <w:szCs w:val="21"/>
+        </w:rPr>
+        <w:t xml:space="preserve"> </w:t>
+      </w:r>
+      <w:r>
+        <w:rPr>
+          <w:rFonts w:ascii="Consolas" w:eastAsia="Times New Roman" w:hAnsi="Consolas" w:cs="Times New Roman"/>
+          <w:color w:val="267F99"/>
+          <w:sz w:val="21"/>
+          <w:szCs w:val="21"/>
+        </w:rPr>
+        <w:t>CatsFilter</w:t>
+      </w:r>
+      <w:r>
+        <w:rPr>
+          <w:rFonts w:ascii="Consolas" w:eastAsia="Times New Roman" w:hAnsi="Consolas" w:cs="Times New Roman"/>
+          <w:color w:val="3B3B3B"/>
+          <w:sz w:val="21"/>
+          <w:szCs w:val="21"/>
+        </w:rPr>
+        <w:t>())</w:t>
+      </w:r>
+    </w:p>
+    <w:p>
+      <w:pPr>
+        <w:shd w:val="clear" w:color="auto" w:fill="FFFFFF"/>
+        <w:spacing w:after="0" w:line="285" w:lineRule="atLeast"/>
+        <w:rPr>
+          <w:rFonts w:ascii="Consolas" w:eastAsia="Times New Roman" w:hAnsi="Consolas" w:cs="Times New Roman"/>
+          <w:color w:val="3B3B3B"/>
+          <w:sz w:val="21"/>
+          <w:szCs w:val="21"/>
+        </w:rPr>
+      </w:pPr>
+      <w:r>
+        <w:rPr>
+          <w:rFonts w:ascii="Consolas" w:eastAsia="Times New Roman" w:hAnsi="Consolas" w:cs="Times New Roman"/>
+          <w:color w:val="3B3B3B"/>
+          <w:sz w:val="21"/>
+          <w:szCs w:val="21"/>
+        </w:rPr>
+        <w:t xml:space="preserve">    </w:t>
+      </w:r>
+      <w:proofErr w:type="gramStart"/>
+      <w:r>
+        <w:rPr>
+          <w:rFonts w:ascii="Consolas" w:eastAsia="Times New Roman" w:hAnsi="Consolas" w:cs="Times New Roman"/>
+          <w:color w:val="0000FF"/>
+          <w:sz w:val="21"/>
+          <w:szCs w:val="21"/>
+        </w:rPr>
+        <w:t>async</w:t>
+      </w:r>
+      <w:proofErr w:type="gramEnd"/>
+      <w:r>
+        <w:rPr>
+          <w:rFonts w:ascii="Consolas" w:eastAsia="Times New Roman" w:hAnsi="Consolas" w:cs="Times New Roman"/>
+          <w:color w:val="3B3B3B"/>
+          <w:sz w:val="21"/>
+          <w:szCs w:val="21"/>
+        </w:rPr>
+        <w:t xml:space="preserve"> </w:t>
+      </w:r>
+      <w:r>
+        <w:rPr>
+          <w:rFonts w:ascii="Consolas" w:eastAsia="Times New Roman" w:hAnsi="Consolas" w:cs="Times New Roman"/>
+          <w:color w:val="795E26"/>
+          <w:sz w:val="21"/>
+          <w:szCs w:val="21"/>
+        </w:rPr>
+        <w:t>getException</w:t>
+      </w:r>
+      <w:r>
+        <w:rPr>
+          <w:rFonts w:ascii="Consolas" w:eastAsia="Times New Roman" w:hAnsi="Consolas" w:cs="Times New Roman"/>
+          <w:color w:val="3B3B3B"/>
+          <w:sz w:val="21"/>
+          <w:szCs w:val="21"/>
+        </w:rPr>
+        <w:t>() {</w:t>
+      </w:r>
+    </w:p>
+    <w:p>
+      <w:pPr>
+        <w:shd w:val="clear" w:color="auto" w:fill="FFFFFF"/>
+        <w:spacing w:after="0" w:line="285" w:lineRule="atLeast"/>
+        <w:rPr>
+          <w:rFonts w:ascii="Consolas" w:eastAsia="Times New Roman" w:hAnsi="Consolas" w:cs="Times New Roman"/>
+          <w:color w:val="3B3B3B"/>
+          <w:sz w:val="21"/>
+          <w:szCs w:val="21"/>
+        </w:rPr>
+      </w:pPr>
+      <w:r>
+        <w:rPr>
+          <w:rFonts w:ascii="Consolas" w:eastAsia="Times New Roman" w:hAnsi="Consolas" w:cs="Times New Roman"/>
+          <w:color w:val="3B3B3B"/>
+          <w:sz w:val="21"/>
+          <w:szCs w:val="21"/>
+        </w:rPr>
+        <w:t xml:space="preserve">        </w:t>
+      </w:r>
+      <w:proofErr w:type="gramStart"/>
+      <w:r>
+        <w:rPr>
+          <w:rFonts w:ascii="Consolas" w:eastAsia="Times New Roman" w:hAnsi="Consolas" w:cs="Times New Roman"/>
+          <w:color w:val="AF00DB"/>
+          <w:sz w:val="21"/>
+          <w:szCs w:val="21"/>
+        </w:rPr>
+        <w:t>throw</w:t>
+      </w:r>
+      <w:proofErr w:type="gramEnd"/>
+      <w:r>
+        <w:rPr>
+          <w:rFonts w:ascii="Consolas" w:eastAsia="Times New Roman" w:hAnsi="Consolas" w:cs="Times New Roman"/>
+          <w:color w:val="3B3B3B"/>
+          <w:sz w:val="21"/>
+          <w:szCs w:val="21"/>
+        </w:rPr>
+        <w:t xml:space="preserve"> </w:t>
+      </w:r>
+      <w:r>
+        <w:rPr>
+          <w:rFonts w:ascii="Consolas" w:eastAsia="Times New Roman" w:hAnsi="Consolas" w:cs="Times New Roman"/>
+          <w:color w:val="0000FF"/>
+          <w:sz w:val="21"/>
+          <w:szCs w:val="21"/>
+        </w:rPr>
+        <w:t>new</w:t>
+      </w:r>
+      <w:r>
+        <w:rPr>
+          <w:rFonts w:ascii="Consolas" w:eastAsia="Times New Roman" w:hAnsi="Consolas" w:cs="Times New Roman"/>
+          <w:color w:val="3B3B3B"/>
+          <w:sz w:val="21"/>
+          <w:szCs w:val="21"/>
+        </w:rPr>
+        <w:t xml:space="preserve"> </w:t>
+      </w:r>
+      <w:r>
+        <w:rPr>
+          <w:rFonts w:ascii="Consolas" w:eastAsia="Times New Roman" w:hAnsi="Consolas" w:cs="Times New Roman"/>
+          <w:color w:val="267F99"/>
+          <w:sz w:val="21"/>
+          <w:szCs w:val="21"/>
+        </w:rPr>
+        <w:t>BadRequestException</w:t>
+      </w:r>
+      <w:r>
+        <w:rPr>
+          <w:rFonts w:ascii="Consolas" w:eastAsia="Times New Roman" w:hAnsi="Consolas" w:cs="Times New Roman"/>
+          <w:color w:val="3B3B3B"/>
+          <w:sz w:val="21"/>
+          <w:szCs w:val="21"/>
+        </w:rPr>
+        <w:t>()</w:t>
+      </w:r>
+    </w:p>
+    <w:p>
+      <w:pPr>
+        <w:shd w:val="clear" w:color="auto" w:fill="FFFFFF"/>
+        <w:spacing w:after="0" w:line="285" w:lineRule="atLeast"/>
+        <w:rPr>
+          <w:rFonts w:ascii="Consolas" w:eastAsia="Times New Roman" w:hAnsi="Consolas" w:cs="Times New Roman"/>
+          <w:color w:val="3B3B3B"/>
+          <w:sz w:val="21"/>
+          <w:szCs w:val="21"/>
+        </w:rPr>
+      </w:pPr>
+      <w:r>
+        <w:rPr>
+          <w:rFonts w:ascii="Consolas" w:eastAsia="Times New Roman" w:hAnsi="Consolas" w:cs="Times New Roman"/>
+          <w:color w:val="3B3B3B"/>
+          <w:sz w:val="21"/>
+          <w:szCs w:val="21"/>
+        </w:rPr>
+        <w:t>    }</w:t>
+      </w:r>
+    </w:p>
+    <w:p>
+      <w:pPr>
+        <w:shd w:val="clear" w:color="auto" w:fill="FFFFFF"/>
+        <w:spacing w:after="0" w:line="285" w:lineRule="atLeast"/>
+        <w:rPr>
+          <w:rFonts w:ascii="Consolas" w:eastAsia="Times New Roman" w:hAnsi="Consolas" w:cs="Times New Roman"/>
+          <w:color w:val="3B3B3B"/>
+          <w:sz w:val="21"/>
+          <w:szCs w:val="21"/>
+        </w:rPr>
+      </w:pPr>
+      <w:r>
+        <w:rPr>
+          <w:rFonts w:ascii="Consolas" w:eastAsia="Times New Roman" w:hAnsi="Consolas" w:cs="Times New Roman"/>
+          <w:color w:val="3B3B3B"/>
+          <w:sz w:val="21"/>
+          <w:szCs w:val="21"/>
+        </w:rPr>
+        <w:t>}</w:t>
+      </w:r>
+    </w:p>
+    <w:p>
+      <w:pPr>
+        <w:ind w:left="720" w:firstLine="720"/>
+        <w:rPr>
+          <w:rFonts w:ascii="Sakkal Majalla" w:hAnsi="Sakkal Majalla" w:cs="Sakkal Majalla"/>
+          <w:sz w:val="28"/>
+          <w:szCs w:val="28"/>
+        </w:rPr>
+      </w:pPr>
+      <w:r>
+        <w:rPr>
+          <w:rFonts w:ascii="Sakkal Majalla" w:hAnsi="Sakkal Majalla" w:cs="Sakkal Majalla"/>
+          <w:sz w:val="28"/>
+          <w:szCs w:val="28"/>
+        </w:rPr>
+        <w:t>************************************************************************</w:t>
+      </w:r>
+    </w:p>
+    <w:p>
+      <w:pPr>
+        <w:rPr>
+          <w:rFonts w:ascii="Sakkal Majalla" w:hAnsi="Sakkal Majalla" w:cs="Sakkal Majalla"/>
+          <w:sz w:val="28"/>
+          <w:szCs w:val="28"/>
+        </w:rPr>
+      </w:pPr>
+      <w:r>
+        <w:rPr>
+          <w:rFonts w:ascii="Sakkal Majalla" w:hAnsi="Sakkal Majalla" w:cs="Sakkal Majalla"/>
+          <w:sz w:val="28"/>
+          <w:szCs w:val="28"/>
+        </w:rPr>
+        <w:t>We have used the </w:t>
+      </w:r>
+      <w:proofErr w:type="gramStart"/>
+      <w:r>
+        <w:rPr>
+          <w:rFonts w:ascii="Sakkal Majalla" w:hAnsi="Sakkal Majalla" w:cs="Sakkal Majalla"/>
+          <w:sz w:val="28"/>
+          <w:szCs w:val="28"/>
+        </w:rPr>
+        <w:t>@</w:t>
+      </w:r>
+      <w:r>
+        <w:rPr>
+          <w:rFonts w:ascii="Sakkal Majalla" w:hAnsi="Sakkal Majalla" w:cs="Sakkal Majalla"/>
+          <w:color w:val="C45911" w:themeColor="accent2" w:themeShade="BF"/>
+          <w:sz w:val="28"/>
+          <w:szCs w:val="28"/>
+        </w:rPr>
+        <w:t>UseFilters</w:t>
+      </w:r>
+      <w:r>
+        <w:rPr>
+          <w:rFonts w:ascii="Sakkal Majalla" w:hAnsi="Sakkal Majalla" w:cs="Sakkal Majalla"/>
+          <w:sz w:val="28"/>
+          <w:szCs w:val="28"/>
+        </w:rPr>
+        <w:t>(</w:t>
+      </w:r>
+      <w:proofErr w:type="gramEnd"/>
+      <w:r>
+        <w:rPr>
+          <w:rFonts w:ascii="Sakkal Majalla" w:hAnsi="Sakkal Majalla" w:cs="Sakkal Majalla"/>
+          <w:sz w:val="28"/>
+          <w:szCs w:val="28"/>
+        </w:rPr>
+        <w:t>) decorator here. Similar to the </w:t>
+      </w:r>
+      <w:proofErr w:type="gramStart"/>
+      <w:r>
+        <w:rPr>
+          <w:rFonts w:ascii="Sakkal Majalla" w:hAnsi="Sakkal Majalla" w:cs="Sakkal Majalla"/>
+          <w:sz w:val="28"/>
+          <w:szCs w:val="28"/>
+        </w:rPr>
+        <w:t>@</w:t>
+      </w:r>
+      <w:r>
+        <w:rPr>
+          <w:rFonts w:ascii="Sakkal Majalla" w:hAnsi="Sakkal Majalla" w:cs="Sakkal Majalla"/>
+          <w:color w:val="C45911" w:themeColor="accent2" w:themeShade="BF"/>
+          <w:sz w:val="28"/>
+          <w:szCs w:val="28"/>
+        </w:rPr>
+        <w:t>Catch</w:t>
+      </w:r>
+      <w:r>
+        <w:rPr>
+          <w:rFonts w:ascii="Sakkal Majalla" w:hAnsi="Sakkal Majalla" w:cs="Sakkal Majalla"/>
+          <w:sz w:val="28"/>
+          <w:szCs w:val="28"/>
+        </w:rPr>
+        <w:t>(</w:t>
+      </w:r>
+      <w:proofErr w:type="gramEnd"/>
+      <w:r>
+        <w:rPr>
+          <w:rFonts w:ascii="Sakkal Majalla" w:hAnsi="Sakkal Majalla" w:cs="Sakkal Majalla"/>
+          <w:sz w:val="28"/>
+          <w:szCs w:val="28"/>
+        </w:rPr>
+        <w:t xml:space="preserve">) decorator, it can take a single filter instance, or a </w:t>
+      </w:r>
+      <w:r>
+        <w:rPr>
+          <w:rFonts w:ascii="Sakkal Majalla" w:hAnsi="Sakkal Majalla" w:cs="Sakkal Majalla"/>
+          <w:color w:val="C45911" w:themeColor="accent2" w:themeShade="BF"/>
+          <w:sz w:val="28"/>
+          <w:szCs w:val="28"/>
+        </w:rPr>
+        <w:t>comma-separated list of filter instances</w:t>
+      </w:r>
+      <w:r>
+        <w:rPr>
+          <w:rFonts w:ascii="Sakkal Majalla" w:hAnsi="Sakkal Majalla" w:cs="Sakkal Majalla"/>
+          <w:sz w:val="28"/>
+          <w:szCs w:val="28"/>
+        </w:rPr>
+        <w:t>.</w:t>
+      </w:r>
+    </w:p>
+    <w:p>
+      <w:pPr>
+        <w:ind w:left="720" w:firstLine="720"/>
+        <w:rPr>
+          <w:rFonts w:ascii="Sakkal Majalla" w:hAnsi="Sakkal Majalla" w:cs="Sakkal Majalla"/>
+          <w:sz w:val="28"/>
+          <w:szCs w:val="28"/>
+        </w:rPr>
+      </w:pPr>
+      <w:r>
+        <w:rPr>
+          <w:rFonts w:ascii="Sakkal Majalla" w:hAnsi="Sakkal Majalla" w:cs="Sakkal Majalla"/>
+          <w:sz w:val="28"/>
+          <w:szCs w:val="28"/>
+        </w:rPr>
+        <w:t>************************************************************************</w:t>
+      </w:r>
+    </w:p>
+    <w:p>
+      <w:pPr>
+        <w:shd w:val="clear" w:color="auto" w:fill="FFFFFF"/>
+        <w:spacing w:after="0" w:line="285" w:lineRule="atLeast"/>
+        <w:rPr>
+          <w:rFonts w:ascii="Consolas" w:eastAsia="Times New Roman" w:hAnsi="Consolas" w:cs="Times New Roman"/>
+          <w:color w:val="3B3B3B"/>
+          <w:sz w:val="21"/>
+          <w:szCs w:val="21"/>
+        </w:rPr>
+      </w:pPr>
+      <w:proofErr w:type="gramStart"/>
+      <w:r>
+        <w:rPr>
+          <w:rFonts w:ascii="Consolas" w:eastAsia="Times New Roman" w:hAnsi="Consolas" w:cs="Times New Roman"/>
+          <w:color w:val="3B3B3B"/>
+          <w:sz w:val="21"/>
+          <w:szCs w:val="21"/>
+        </w:rPr>
+        <w:t>@</w:t>
+      </w:r>
+      <w:r>
+        <w:rPr>
+          <w:rFonts w:ascii="Consolas" w:eastAsia="Times New Roman" w:hAnsi="Consolas" w:cs="Times New Roman"/>
+          <w:color w:val="795E26"/>
+          <w:sz w:val="21"/>
+          <w:szCs w:val="21"/>
+        </w:rPr>
+        <w:t>Get</w:t>
+      </w:r>
+      <w:r>
+        <w:rPr>
+          <w:rFonts w:ascii="Consolas" w:eastAsia="Times New Roman" w:hAnsi="Consolas" w:cs="Times New Roman"/>
+          <w:color w:val="3B3B3B"/>
+          <w:sz w:val="21"/>
+          <w:szCs w:val="21"/>
+        </w:rPr>
+        <w:t>(</w:t>
+      </w:r>
+      <w:proofErr w:type="gramEnd"/>
+      <w:r>
+        <w:rPr>
+          <w:rFonts w:ascii="Consolas" w:eastAsia="Times New Roman" w:hAnsi="Consolas" w:cs="Times New Roman"/>
+          <w:color w:val="A31515"/>
+          <w:sz w:val="21"/>
+          <w:szCs w:val="21"/>
+        </w:rPr>
+        <w:t>'/catsFilter'</w:t>
+      </w:r>
+      <w:r>
+        <w:rPr>
+          <w:rFonts w:ascii="Consolas" w:eastAsia="Times New Roman" w:hAnsi="Consolas" w:cs="Times New Roman"/>
+          <w:color w:val="3B3B3B"/>
+          <w:sz w:val="21"/>
+          <w:szCs w:val="21"/>
+        </w:rPr>
+        <w:t>)</w:t>
+      </w:r>
+    </w:p>
+    <w:p>
+      <w:pPr>
+        <w:shd w:val="clear" w:color="auto" w:fill="FFFFFF"/>
+        <w:spacing w:after="0" w:line="285" w:lineRule="atLeast"/>
+        <w:rPr>
+          <w:rFonts w:ascii="Consolas" w:eastAsia="Times New Roman" w:hAnsi="Consolas" w:cs="Times New Roman"/>
+          <w:color w:val="3B3B3B"/>
+          <w:sz w:val="21"/>
+          <w:szCs w:val="21"/>
+        </w:rPr>
+      </w:pPr>
+      <w:r>
+        <w:rPr>
+          <w:rFonts w:ascii="Consolas" w:eastAsia="Times New Roman" w:hAnsi="Consolas" w:cs="Times New Roman"/>
+          <w:color w:val="008000"/>
+          <w:sz w:val="21"/>
+          <w:szCs w:val="21"/>
+        </w:rPr>
+        <w:t xml:space="preserve">// </w:t>
+      </w:r>
+      <w:proofErr w:type="gramStart"/>
+      <w:r>
+        <w:rPr>
+          <w:rFonts w:ascii="Consolas" w:eastAsia="Times New Roman" w:hAnsi="Consolas" w:cs="Times New Roman"/>
+          <w:color w:val="008000"/>
+          <w:sz w:val="21"/>
+          <w:szCs w:val="21"/>
+        </w:rPr>
+        <w:t>@UseFilters(</w:t>
+      </w:r>
+      <w:proofErr w:type="gramEnd"/>
+      <w:r>
+        <w:rPr>
+          <w:rFonts w:ascii="Consolas" w:eastAsia="Times New Roman" w:hAnsi="Consolas" w:cs="Times New Roman"/>
+          <w:color w:val="008000"/>
+          <w:sz w:val="21"/>
+          <w:szCs w:val="21"/>
+        </w:rPr>
+        <w:t>new CatsFilter())</w:t>
+      </w:r>
+    </w:p>
+    <w:p>
+      <w:pPr>
+        <w:shd w:val="clear" w:color="auto" w:fill="FFFFFF"/>
+        <w:spacing w:after="0" w:line="285" w:lineRule="atLeast"/>
+        <w:rPr>
+          <w:rFonts w:ascii="Consolas" w:eastAsia="Times New Roman" w:hAnsi="Consolas" w:cs="Times New Roman"/>
+          <w:color w:val="3B3B3B"/>
+          <w:sz w:val="21"/>
+          <w:szCs w:val="21"/>
+        </w:rPr>
+      </w:pPr>
+      <w:proofErr w:type="gramStart"/>
+      <w:r>
+        <w:rPr>
+          <w:rFonts w:ascii="Consolas" w:eastAsia="Times New Roman" w:hAnsi="Consolas" w:cs="Times New Roman"/>
+          <w:color w:val="3B3B3B"/>
+          <w:sz w:val="21"/>
+          <w:szCs w:val="21"/>
+        </w:rPr>
+        <w:t>@</w:t>
+      </w:r>
+      <w:r>
+        <w:rPr>
+          <w:rFonts w:ascii="Consolas" w:eastAsia="Times New Roman" w:hAnsi="Consolas" w:cs="Times New Roman"/>
+          <w:color w:val="795E26"/>
+          <w:sz w:val="21"/>
+          <w:szCs w:val="21"/>
+        </w:rPr>
+        <w:t>UseFilters</w:t>
+      </w:r>
+      <w:r>
+        <w:rPr>
+          <w:rFonts w:ascii="Consolas" w:eastAsia="Times New Roman" w:hAnsi="Consolas" w:cs="Times New Roman"/>
+          <w:color w:val="3B3B3B"/>
+          <w:sz w:val="21"/>
+          <w:szCs w:val="21"/>
+        </w:rPr>
+        <w:t>(</w:t>
+      </w:r>
+      <w:proofErr w:type="gramEnd"/>
+      <w:r>
+        <w:rPr>
+          <w:rFonts w:ascii="Consolas" w:eastAsia="Times New Roman" w:hAnsi="Consolas" w:cs="Times New Roman"/>
+          <w:color w:val="267F99"/>
+          <w:sz w:val="21"/>
+          <w:szCs w:val="21"/>
+        </w:rPr>
+        <w:t>CatsFilter</w:t>
+      </w:r>
+      <w:r>
+        <w:rPr>
+          <w:rFonts w:ascii="Consolas" w:eastAsia="Times New Roman" w:hAnsi="Consolas" w:cs="Times New Roman"/>
+          <w:color w:val="3B3B3B"/>
+          <w:sz w:val="21"/>
+          <w:szCs w:val="21"/>
+        </w:rPr>
+        <w:t>)</w:t>
+      </w:r>
+    </w:p>
+    <w:p>
+      <w:pPr>
+        <w:shd w:val="clear" w:color="auto" w:fill="FFFFFF"/>
+        <w:spacing w:after="0" w:line="285" w:lineRule="atLeast"/>
+        <w:rPr>
+          <w:rFonts w:ascii="Consolas" w:eastAsia="Times New Roman" w:hAnsi="Consolas" w:cs="Times New Roman"/>
+          <w:color w:val="3B3B3B"/>
+          <w:sz w:val="21"/>
+          <w:szCs w:val="21"/>
+        </w:rPr>
+      </w:pPr>
+      <w:proofErr w:type="gramStart"/>
+      <w:r>
+        <w:rPr>
+          <w:rFonts w:ascii="Consolas" w:eastAsia="Times New Roman" w:hAnsi="Consolas" w:cs="Times New Roman"/>
+          <w:color w:val="0000FF"/>
+          <w:sz w:val="21"/>
+          <w:szCs w:val="21"/>
+        </w:rPr>
+        <w:t>async</w:t>
+      </w:r>
+      <w:proofErr w:type="gramEnd"/>
+      <w:r>
+        <w:rPr>
+          <w:rFonts w:ascii="Consolas" w:eastAsia="Times New Roman" w:hAnsi="Consolas" w:cs="Times New Roman"/>
+          <w:color w:val="3B3B3B"/>
+          <w:sz w:val="21"/>
+          <w:szCs w:val="21"/>
+        </w:rPr>
+        <w:t xml:space="preserve"> </w:t>
+      </w:r>
+      <w:r>
+        <w:rPr>
+          <w:rFonts w:ascii="Consolas" w:eastAsia="Times New Roman" w:hAnsi="Consolas" w:cs="Times New Roman"/>
+          <w:color w:val="795E26"/>
+          <w:sz w:val="21"/>
+          <w:szCs w:val="21"/>
+        </w:rPr>
+        <w:t>getException</w:t>
+      </w:r>
+      <w:r>
+        <w:rPr>
+          <w:rFonts w:ascii="Consolas" w:eastAsia="Times New Roman" w:hAnsi="Consolas" w:cs="Times New Roman"/>
+          <w:color w:val="3B3B3B"/>
+          <w:sz w:val="21"/>
+          <w:szCs w:val="21"/>
+        </w:rPr>
+        <w:t>() {</w:t>
+      </w:r>
+    </w:p>
+    <w:p>
+      <w:pPr>
+        <w:shd w:val="clear" w:color="auto" w:fill="FFFFFF"/>
+        <w:spacing w:after="0" w:line="285" w:lineRule="atLeast"/>
+        <w:ind w:firstLine="720"/>
+        <w:rPr>
+          <w:rFonts w:ascii="Consolas" w:eastAsia="Times New Roman" w:hAnsi="Consolas" w:cs="Times New Roman"/>
+          <w:color w:val="3B3B3B"/>
+          <w:sz w:val="21"/>
+          <w:szCs w:val="21"/>
+        </w:rPr>
+      </w:pPr>
+      <w:proofErr w:type="gramStart"/>
+      <w:r>
+        <w:rPr>
+          <w:rFonts w:ascii="Consolas" w:eastAsia="Times New Roman" w:hAnsi="Consolas" w:cs="Times New Roman"/>
+          <w:color w:val="AF00DB"/>
+          <w:sz w:val="21"/>
+          <w:szCs w:val="21"/>
+        </w:rPr>
+        <w:t>throw</w:t>
+      </w:r>
+      <w:proofErr w:type="gramEnd"/>
+      <w:r>
+        <w:rPr>
+          <w:rFonts w:ascii="Consolas" w:eastAsia="Times New Roman" w:hAnsi="Consolas" w:cs="Times New Roman"/>
+          <w:color w:val="3B3B3B"/>
+          <w:sz w:val="21"/>
+          <w:szCs w:val="21"/>
+        </w:rPr>
+        <w:t xml:space="preserve"> </w:t>
+      </w:r>
+      <w:r>
+        <w:rPr>
+          <w:rFonts w:ascii="Consolas" w:eastAsia="Times New Roman" w:hAnsi="Consolas" w:cs="Times New Roman"/>
+          <w:color w:val="0000FF"/>
+          <w:sz w:val="21"/>
+          <w:szCs w:val="21"/>
+        </w:rPr>
+        <w:t>new</w:t>
+      </w:r>
+      <w:r>
+        <w:rPr>
+          <w:rFonts w:ascii="Consolas" w:eastAsia="Times New Roman" w:hAnsi="Consolas" w:cs="Times New Roman"/>
+          <w:color w:val="3B3B3B"/>
+          <w:sz w:val="21"/>
+          <w:szCs w:val="21"/>
+        </w:rPr>
+        <w:t xml:space="preserve"> </w:t>
+      </w:r>
+      <w:r>
+        <w:rPr>
+          <w:rFonts w:ascii="Consolas" w:eastAsia="Times New Roman" w:hAnsi="Consolas" w:cs="Times New Roman"/>
+          <w:color w:val="267F99"/>
+          <w:sz w:val="21"/>
+          <w:szCs w:val="21"/>
+        </w:rPr>
+        <w:t>BadRequestException</w:t>
+      </w:r>
+      <w:r>
+        <w:rPr>
+          <w:rFonts w:ascii="Consolas" w:eastAsia="Times New Roman" w:hAnsi="Consolas" w:cs="Times New Roman"/>
+          <w:color w:val="3B3B3B"/>
+          <w:sz w:val="21"/>
+          <w:szCs w:val="21"/>
+        </w:rPr>
+        <w:t>()</w:t>
+      </w:r>
+    </w:p>
+    <w:p>
+      <w:pPr>
+        <w:shd w:val="clear" w:color="auto" w:fill="FFFFFF"/>
+        <w:spacing w:after="0" w:line="285" w:lineRule="atLeast"/>
+        <w:rPr>
+          <w:rFonts w:ascii="Consolas" w:eastAsia="Times New Roman" w:hAnsi="Consolas" w:cs="Times New Roman"/>
+          <w:color w:val="3B3B3B"/>
+          <w:sz w:val="21"/>
+          <w:szCs w:val="21"/>
+        </w:rPr>
+      </w:pPr>
+      <w:r>
+        <w:rPr>
+          <w:rFonts w:ascii="Consolas" w:eastAsia="Times New Roman" w:hAnsi="Consolas" w:cs="Times New Roman"/>
+          <w:color w:val="3B3B3B"/>
+          <w:sz w:val="21"/>
+          <w:szCs w:val="21"/>
+        </w:rPr>
+        <w:t>}</w:t>
+      </w:r>
+    </w:p>
+    <w:p>
+      <w:pPr>
+        <w:ind w:left="720" w:firstLine="720"/>
+        <w:rPr>
+          <w:rFonts w:ascii="Sakkal Majalla" w:hAnsi="Sakkal Majalla" w:cs="Sakkal Majalla"/>
+          <w:sz w:val="28"/>
+          <w:szCs w:val="28"/>
+        </w:rPr>
+      </w:pPr>
+      <w:r>
+        <w:rPr>
+          <w:rFonts w:ascii="Sakkal Majalla" w:hAnsi="Sakkal Majalla" w:cs="Sakkal Majalla"/>
+          <w:sz w:val="28"/>
+          <w:szCs w:val="28"/>
+        </w:rPr>
+        <w:t>************************************************************************</w:t>
+      </w:r>
+    </w:p>
+    <w:p>
+      <w:pPr>
+        <w:rPr>
+          <w:rFonts w:ascii="Sakkal Majalla" w:hAnsi="Sakkal Majalla" w:cs="Sakkal Majalla"/>
+          <w:sz w:val="28"/>
+          <w:szCs w:val="28"/>
+        </w:rPr>
+      </w:pPr>
+      <w:r>
+        <w:rPr>
+          <w:noProof/>
+        </w:rPr>
+        <w:drawing>
+          <wp:inline distT="0" distB="0" distL="0" distR="0" wp14:anchorId="5DD358E5" wp14:editId="7F9E3F0C">
+            <wp:extent cx="5943600" cy="1059180"/>
+            <wp:effectExtent l="0" t="0" r="0" b="7620"/>
+            <wp:docPr id="12" name="Picture 12"/>
+            <wp:cNvGraphicFramePr>
+              <a:graphicFrameLocks xmlns:a="http://schemas.openxmlformats.org/drawingml/2006/main" noChangeAspect="1"/>
+            </wp:cNvGraphicFramePr>
+            <a:graphic xmlns:a="http://schemas.openxmlformats.org/drawingml/2006/main">
+              <a:graphicData uri="http://schemas.openxmlformats.org/drawingml/2006/picture">
+                <pic:pic xmlns:pic="http://schemas.openxmlformats.org/drawingml/2006/picture">
+                  <pic:nvPicPr>
+                    <pic:cNvPr id="1" name=""/>
+                    <pic:cNvPicPr/>
+                  </pic:nvPicPr>
+                  <pic:blipFill>
+                    <a:blip r:embed="rId14"/>
+                    <a:stretch>
+                      <a:fillRect/>
+                    </a:stretch>
+                  </pic:blipFill>
+                  <pic:spPr>
+                    <a:xfrm>
+                      <a:off x="0" y="0"/>
+                      <a:ext cx="5943600" cy="1059180"/>
+                    </a:xfrm>
+                    <a:prstGeom prst="rect">
+                      <a:avLst/>
+                    </a:prstGeom>
+                  </pic:spPr>
+                </pic:pic>
+              </a:graphicData>
+            </a:graphic>
+          </wp:inline>
+        </w:drawing>
+      </w:r>
+    </w:p>
+    <w:p>
+      <w:pPr>
+        <w:ind w:left="720" w:firstLine="720"/>
+        <w:rPr>
+          <w:rFonts w:ascii="Sakkal Majalla" w:hAnsi="Sakkal Majalla" w:cs="Sakkal Majalla"/>
+          <w:sz w:val="28"/>
+          <w:szCs w:val="28"/>
+        </w:rPr>
+      </w:pPr>
+      <w:r>
+        <w:rPr>
+          <w:rFonts w:ascii="Sakkal Majalla" w:hAnsi="Sakkal Majalla" w:cs="Sakkal Majalla"/>
+          <w:sz w:val="28"/>
+          <w:szCs w:val="28"/>
+        </w:rPr>
+        <w:t>************************************************************************</w:t>
+      </w:r>
+    </w:p>
+    <w:p>
+      <w:pPr>
+        <w:rPr>
+          <w:rFonts w:ascii="Sakkal Majalla" w:hAnsi="Sakkal Majalla" w:cs="Sakkal Majalla"/>
+          <w:sz w:val="28"/>
+          <w:szCs w:val="28"/>
+        </w:rPr>
+      </w:pPr>
+    </w:p>
+    <w:p>
+      <w:pPr>
+        <w:rPr>
+          <w:rFonts w:ascii="Sakkal Majalla" w:hAnsi="Sakkal Majalla" w:cs="Sakkal Majalla"/>
+          <w:sz w:val="28"/>
+          <w:szCs w:val="28"/>
+        </w:rPr>
+      </w:pPr>
+    </w:p>
+    <w:p>
+      <w:pPr>
+        <w:rPr>
+          <w:rFonts w:ascii="Sakkal Majalla" w:hAnsi="Sakkal Majalla" w:cs="Sakkal Majalla"/>
+          <w:sz w:val="28"/>
+          <w:szCs w:val="28"/>
+        </w:rPr>
+      </w:pPr>
+    </w:p>
+    <w:p>
+      <w:pPr>
+        <w:rPr>
+          <w:rFonts w:ascii="Sakkal Majalla" w:hAnsi="Sakkal Majalla" w:cs="Sakkal Majalla"/>
+          <w:sz w:val="28"/>
+          <w:szCs w:val="28"/>
+        </w:rPr>
+      </w:pPr>
+    </w:p>
+    <w:p>
+      <w:pPr>
+        <w:rPr>
+          <w:rFonts w:ascii="Sakkal Majalla" w:hAnsi="Sakkal Majalla" w:cs="Sakkal Majalla"/>
+          <w:sz w:val="28"/>
+          <w:szCs w:val="28"/>
+        </w:rPr>
+      </w:pPr>
+      <w:r>
+        <w:rPr>
+          <w:rFonts w:ascii="Sakkal Majalla" w:hAnsi="Sakkal Majalla" w:cs="Sakkal Majalla"/>
+          <w:sz w:val="28"/>
+          <w:szCs w:val="28"/>
+        </w:rPr>
+        <w:lastRenderedPageBreak/>
+        <w:t xml:space="preserve">Exception filters can be scoped at different levels: </w:t>
+      </w:r>
+      <w:r>
+        <w:rPr>
+          <w:rFonts w:ascii="Sakkal Majalla" w:hAnsi="Sakkal Majalla" w:cs="Sakkal Majalla"/>
+          <w:b/>
+          <w:bCs/>
+          <w:color w:val="2F5496" w:themeColor="accent5" w:themeShade="BF"/>
+          <w:sz w:val="28"/>
+          <w:szCs w:val="28"/>
+        </w:rPr>
+        <w:t>method-scoped</w:t>
+      </w:r>
+      <w:r>
+        <w:rPr>
+          <w:rFonts w:ascii="Sakkal Majalla" w:hAnsi="Sakkal Majalla" w:cs="Sakkal Majalla"/>
+          <w:color w:val="2F5496" w:themeColor="accent5" w:themeShade="BF"/>
+          <w:sz w:val="28"/>
+          <w:szCs w:val="28"/>
+        </w:rPr>
+        <w:t xml:space="preserve"> </w:t>
+      </w:r>
+      <w:r>
+        <w:rPr>
+          <w:rFonts w:ascii="Sakkal Majalla" w:hAnsi="Sakkal Majalla" w:cs="Sakkal Majalla"/>
+          <w:sz w:val="28"/>
+          <w:szCs w:val="28"/>
+        </w:rPr>
+        <w:t xml:space="preserve">of the controller/resolver/gateway, </w:t>
+      </w:r>
+      <w:proofErr w:type="gramStart"/>
+      <w:r>
+        <w:rPr>
+          <w:rFonts w:ascii="Sakkal Majalla" w:hAnsi="Sakkal Majalla" w:cs="Sakkal Majalla"/>
+          <w:b/>
+          <w:bCs/>
+          <w:color w:val="2F5496" w:themeColor="accent5" w:themeShade="BF"/>
+          <w:sz w:val="28"/>
+          <w:szCs w:val="28"/>
+        </w:rPr>
+        <w:t>controller-scoped</w:t>
+      </w:r>
+      <w:proofErr w:type="gramEnd"/>
+      <w:r>
+        <w:rPr>
+          <w:rFonts w:ascii="Sakkal Majalla" w:hAnsi="Sakkal Majalla" w:cs="Sakkal Majalla"/>
+          <w:sz w:val="28"/>
+          <w:szCs w:val="28"/>
+        </w:rPr>
+        <w:t xml:space="preserve">, or </w:t>
+      </w:r>
+      <w:r>
+        <w:rPr>
+          <w:rFonts w:ascii="Sakkal Majalla" w:hAnsi="Sakkal Majalla" w:cs="Sakkal Majalla"/>
+          <w:b/>
+          <w:bCs/>
+          <w:color w:val="2F5496" w:themeColor="accent5" w:themeShade="BF"/>
+          <w:sz w:val="28"/>
+          <w:szCs w:val="28"/>
+        </w:rPr>
+        <w:t>global-scoped</w:t>
+      </w:r>
+      <w:r>
+        <w:rPr>
+          <w:rFonts w:ascii="Sakkal Majalla" w:hAnsi="Sakkal Majalla" w:cs="Sakkal Majalla"/>
+          <w:sz w:val="28"/>
+          <w:szCs w:val="28"/>
+        </w:rPr>
+        <w:t>.</w:t>
+      </w:r>
+    </w:p>
+    <w:p>
+      <w:pPr>
+        <w:rPr>
+          <w:rFonts w:ascii="Sakkal Majalla" w:hAnsi="Sakkal Majalla" w:cs="Sakkal Majalla"/>
+          <w:sz w:val="28"/>
+          <w:szCs w:val="28"/>
+        </w:rPr>
+      </w:pPr>
+      <w:r>
+        <w:rPr>
+          <w:noProof/>
+        </w:rPr>
+        <w:drawing>
+          <wp:inline distT="0" distB="0" distL="0" distR="0" wp14:anchorId="35F78265" wp14:editId="3357E55D">
+            <wp:extent cx="5943600" cy="1520825"/>
+            <wp:effectExtent l="0" t="0" r="0" b="3175"/>
+            <wp:docPr id="13" name="Picture 13"/>
+            <wp:cNvGraphicFramePr>
+              <a:graphicFrameLocks xmlns:a="http://schemas.openxmlformats.org/drawingml/2006/main" noChangeAspect="1"/>
+            </wp:cNvGraphicFramePr>
+            <a:graphic xmlns:a="http://schemas.openxmlformats.org/drawingml/2006/main">
+              <a:graphicData uri="http://schemas.openxmlformats.org/drawingml/2006/picture">
+                <pic:pic xmlns:pic="http://schemas.openxmlformats.org/drawingml/2006/picture">
+                  <pic:nvPicPr>
+                    <pic:cNvPr id="1" name=""/>
+                    <pic:cNvPicPr/>
+                  </pic:nvPicPr>
+                  <pic:blipFill>
+                    <a:blip r:embed="rId15"/>
+                    <a:stretch>
+                      <a:fillRect/>
+                    </a:stretch>
+                  </pic:blipFill>
+                  <pic:spPr>
+                    <a:xfrm>
+                      <a:off x="0" y="0"/>
+                      <a:ext cx="5943600" cy="1520825"/>
+                    </a:xfrm>
+                    <a:prstGeom prst="rect">
+                      <a:avLst/>
+                    </a:prstGeom>
+                  </pic:spPr>
+                </pic:pic>
+              </a:graphicData>
+            </a:graphic>
+          </wp:inline>
+        </w:drawing>
+      </w:r>
+    </w:p>
+    <w:p>
+      <w:pPr>
+        <w:ind w:left="720" w:firstLine="720"/>
+        <w:rPr>
+          <w:rFonts w:ascii="Sakkal Majalla" w:hAnsi="Sakkal Majalla" w:cs="Sakkal Majalla"/>
+          <w:sz w:val="28"/>
+          <w:szCs w:val="28"/>
+        </w:rPr>
+      </w:pPr>
+      <w:r>
+        <w:rPr>
+          <w:rFonts w:ascii="Sakkal Majalla" w:hAnsi="Sakkal Majalla" w:cs="Sakkal Majalla"/>
+          <w:sz w:val="28"/>
+          <w:szCs w:val="28"/>
+        </w:rPr>
+        <w:t>************************************************************************</w:t>
+      </w:r>
+    </w:p>
+    <w:p>
+      <w:pPr>
+        <w:rPr>
+          <w:rStyle w:val="Strong"/>
+          <w:rFonts w:ascii="Sakkal Majalla" w:hAnsi="Sakkal Majalla" w:cs="Sakkal Majalla"/>
+          <w:caps/>
+          <w:color w:val="ED8529"/>
+          <w:sz w:val="28"/>
+          <w:szCs w:val="28"/>
+        </w:rPr>
+      </w:pPr>
+      <w:r>
+        <w:rPr>
+          <w:rStyle w:val="Strong"/>
+          <w:rFonts w:ascii="Sakkal Majalla" w:hAnsi="Sakkal Majalla" w:cs="Sakkal Majalla"/>
+          <w:caps/>
+          <w:color w:val="ED8529"/>
+          <w:sz w:val="28"/>
+          <w:szCs w:val="28"/>
+        </w:rPr>
+        <w:t>Warning</w:t>
+      </w:r>
+    </w:p>
+    <w:p>
+      <w:pPr>
+        <w:rPr>
+          <w:rFonts w:ascii="Sakkal Majalla" w:hAnsi="Sakkal Majalla" w:cs="Sakkal Majalla"/>
+          <w:color w:val="404040"/>
+          <w:sz w:val="28"/>
+          <w:szCs w:val="28"/>
+          <w:shd w:val="clear" w:color="auto" w:fill="FFF5EC"/>
+        </w:rPr>
+      </w:pPr>
+      <w:r>
+        <w:rPr>
+          <w:rFonts w:ascii="Sakkal Majalla" w:hAnsi="Sakkal Majalla" w:cs="Sakkal Majalla"/>
+          <w:color w:val="404040"/>
+          <w:sz w:val="28"/>
+          <w:szCs w:val="28"/>
+          <w:shd w:val="clear" w:color="auto" w:fill="FFF5EC"/>
+        </w:rPr>
+        <w:t>The </w:t>
+      </w:r>
+      <w:proofErr w:type="gramStart"/>
+      <w:r>
+        <w:rPr>
+          <w:rStyle w:val="HTMLCode"/>
+          <w:rFonts w:ascii="Sakkal Majalla" w:eastAsiaTheme="minorHAnsi" w:hAnsi="Sakkal Majalla" w:cs="Sakkal Majalla"/>
+          <w:color w:val="2876D2"/>
+          <w:sz w:val="28"/>
+          <w:szCs w:val="28"/>
+        </w:rPr>
+        <w:t>useGlobalFilters(</w:t>
+      </w:r>
+      <w:proofErr w:type="gramEnd"/>
+      <w:r>
+        <w:rPr>
+          <w:rStyle w:val="HTMLCode"/>
+          <w:rFonts w:ascii="Sakkal Majalla" w:eastAsiaTheme="minorHAnsi" w:hAnsi="Sakkal Majalla" w:cs="Sakkal Majalla"/>
+          <w:color w:val="2876D2"/>
+          <w:sz w:val="28"/>
+          <w:szCs w:val="28"/>
+        </w:rPr>
+        <w:t>)</w:t>
+      </w:r>
+      <w:r>
+        <w:rPr>
+          <w:rFonts w:ascii="Sakkal Majalla" w:hAnsi="Sakkal Majalla" w:cs="Sakkal Majalla"/>
+          <w:color w:val="404040"/>
+          <w:sz w:val="28"/>
+          <w:szCs w:val="28"/>
+          <w:shd w:val="clear" w:color="auto" w:fill="FFF5EC"/>
+        </w:rPr>
+        <w:t> method does not set up filters for gateways or hybrid applications.</w:t>
+      </w:r>
+    </w:p>
+    <w:p>
+      <w:pPr>
+        <w:ind w:left="720" w:firstLine="720"/>
+        <w:rPr>
+          <w:rFonts w:ascii="Sakkal Majalla" w:hAnsi="Sakkal Majalla" w:cs="Sakkal Majalla"/>
+          <w:sz w:val="28"/>
+          <w:szCs w:val="28"/>
+        </w:rPr>
+      </w:pPr>
+      <w:r>
+        <w:rPr>
+          <w:rFonts w:ascii="Sakkal Majalla" w:hAnsi="Sakkal Majalla" w:cs="Sakkal Majalla"/>
+          <w:sz w:val="28"/>
+          <w:szCs w:val="28"/>
+        </w:rPr>
+        <w:t>************************************************************************</w:t>
+      </w:r>
+    </w:p>
+    <w:p>
+      <w:pPr>
+        <w:rPr>
+          <w:rFonts w:ascii="Sakkal Majalla" w:hAnsi="Sakkal Majalla" w:cs="Sakkal Majalla"/>
+          <w:sz w:val="28"/>
+          <w:szCs w:val="28"/>
+        </w:rPr>
+      </w:pPr>
+      <w:r>
+        <w:rPr>
+          <w:rFonts w:ascii="Sakkal Majalla" w:eastAsia="Times New Roman" w:hAnsi="Sakkal Majalla" w:cs="Sakkal Majalla"/>
+          <w:b/>
+          <w:bCs/>
+          <w:color w:val="151515"/>
+          <w:sz w:val="28"/>
+          <w:szCs w:val="28"/>
+        </w:rPr>
+        <w:t>Catch everything</w:t>
+      </w:r>
+    </w:p>
+    <w:p>
+      <w:pPr>
+        <w:shd w:val="clear" w:color="auto" w:fill="FDFDFD"/>
+        <w:spacing w:before="100" w:beforeAutospacing="1" w:after="100" w:afterAutospacing="1" w:line="240" w:lineRule="auto"/>
+        <w:rPr>
+          <w:rFonts w:ascii="Sakkal Majalla" w:eastAsia="Times New Roman" w:hAnsi="Sakkal Majalla" w:cs="Sakkal Majalla"/>
+          <w:color w:val="404040"/>
+          <w:sz w:val="28"/>
+          <w:szCs w:val="28"/>
+        </w:rPr>
+      </w:pPr>
+      <w:r>
+        <w:rPr>
+          <w:rFonts w:ascii="Sakkal Majalla" w:eastAsia="Times New Roman" w:hAnsi="Sakkal Majalla" w:cs="Sakkal Majalla"/>
+          <w:color w:val="404040"/>
+          <w:sz w:val="28"/>
+          <w:szCs w:val="28"/>
+        </w:rPr>
+        <w:t>In order to catch </w:t>
+      </w:r>
+      <w:r>
+        <w:rPr>
+          <w:rFonts w:ascii="Sakkal Majalla" w:eastAsia="Times New Roman" w:hAnsi="Sakkal Majalla" w:cs="Sakkal Majalla"/>
+          <w:b/>
+          <w:bCs/>
+          <w:color w:val="151515"/>
+          <w:sz w:val="28"/>
+          <w:szCs w:val="28"/>
+        </w:rPr>
+        <w:t>every</w:t>
+      </w:r>
+      <w:r>
+        <w:rPr>
+          <w:rFonts w:ascii="Sakkal Majalla" w:eastAsia="Times New Roman" w:hAnsi="Sakkal Majalla" w:cs="Sakkal Majalla"/>
+          <w:color w:val="404040"/>
+          <w:sz w:val="28"/>
+          <w:szCs w:val="28"/>
+        </w:rPr>
+        <w:t> unhandled exception (regardless of the exception type), leave the </w:t>
+      </w:r>
+      <w:proofErr w:type="gramStart"/>
+      <w:r>
+        <w:rPr>
+          <w:rFonts w:ascii="Sakkal Majalla" w:eastAsia="Times New Roman" w:hAnsi="Sakkal Majalla" w:cs="Sakkal Majalla"/>
+          <w:color w:val="2876D2"/>
+          <w:sz w:val="28"/>
+          <w:szCs w:val="28"/>
+        </w:rPr>
+        <w:t>@Catch(</w:t>
+      </w:r>
+      <w:proofErr w:type="gramEnd"/>
+      <w:r>
+        <w:rPr>
+          <w:rFonts w:ascii="Sakkal Majalla" w:eastAsia="Times New Roman" w:hAnsi="Sakkal Majalla" w:cs="Sakkal Majalla"/>
+          <w:color w:val="2876D2"/>
+          <w:sz w:val="28"/>
+          <w:szCs w:val="28"/>
+        </w:rPr>
+        <w:t>)</w:t>
+      </w:r>
+      <w:r>
+        <w:rPr>
+          <w:rFonts w:ascii="Sakkal Majalla" w:eastAsia="Times New Roman" w:hAnsi="Sakkal Majalla" w:cs="Sakkal Majalla"/>
+          <w:color w:val="404040"/>
+          <w:sz w:val="28"/>
+          <w:szCs w:val="28"/>
+        </w:rPr>
+        <w:t> decorator's parameter list empty, e.g., </w:t>
+      </w:r>
+      <w:r>
+        <w:rPr>
+          <w:rFonts w:ascii="Sakkal Majalla" w:eastAsia="Times New Roman" w:hAnsi="Sakkal Majalla" w:cs="Sakkal Majalla"/>
+          <w:color w:val="2876D2"/>
+          <w:sz w:val="28"/>
+          <w:szCs w:val="28"/>
+        </w:rPr>
+        <w:t>@Catch()</w:t>
+      </w:r>
+      <w:r>
+        <w:rPr>
+          <w:rFonts w:ascii="Sakkal Majalla" w:eastAsia="Times New Roman" w:hAnsi="Sakkal Majalla" w:cs="Sakkal Majalla"/>
+          <w:color w:val="404040"/>
+          <w:sz w:val="28"/>
+          <w:szCs w:val="28"/>
+        </w:rPr>
+        <w:t>.</w:t>
+      </w:r>
+    </w:p>
+    <w:p>
+      <w:pPr>
+        <w:ind w:left="720" w:firstLine="720"/>
+        <w:rPr>
+          <w:rFonts w:ascii="Sakkal Majalla" w:hAnsi="Sakkal Majalla" w:cs="Sakkal Majalla"/>
+          <w:sz w:val="28"/>
+          <w:szCs w:val="28"/>
+        </w:rPr>
+      </w:pPr>
+      <w:r>
+        <w:rPr>
+          <w:rFonts w:ascii="Sakkal Majalla" w:hAnsi="Sakkal Majalla" w:cs="Sakkal Majalla"/>
+          <w:sz w:val="28"/>
+          <w:szCs w:val="28"/>
+        </w:rPr>
+        <w:t>************************************************************************</w:t>
+      </w:r>
+    </w:p>
+    <w:p>
+      <w:pPr>
+        <w:rPr>
+          <w:rFonts w:ascii="Sakkal Majalla" w:hAnsi="Sakkal Majalla" w:cs="Sakkal Majalla"/>
+          <w:sz w:val="28"/>
+          <w:szCs w:val="28"/>
+        </w:rPr>
+      </w:pPr>
+      <w:r>
+        <w:rPr>
+          <w:noProof/>
+        </w:rPr>
+        <w:lastRenderedPageBreak/>
+        <w:drawing>
+          <wp:inline distT="0" distB="0" distL="0" distR="0" wp14:anchorId="02ECFA56" wp14:editId="34957F7E">
+            <wp:extent cx="5943600" cy="3690620"/>
+            <wp:effectExtent l="0" t="0" r="0" b="5080"/>
+            <wp:docPr id="14" name="Picture 14"/>
+            <wp:cNvGraphicFramePr>
+              <a:graphicFrameLocks xmlns:a="http://schemas.openxmlformats.org/drawingml/2006/main" noChangeAspect="1"/>
+            </wp:cNvGraphicFramePr>
+            <a:graphic xmlns:a="http://schemas.openxmlformats.org/drawingml/2006/main">
+              <a:graphicData uri="http://schemas.openxmlformats.org/drawingml/2006/picture">
+                <pic:pic xmlns:pic="http://schemas.openxmlformats.org/drawingml/2006/picture">
+                  <pic:nvPicPr>
+                    <pic:cNvPr id="1" name=""/>
+                    <pic:cNvPicPr/>
+                  </pic:nvPicPr>
+                  <pic:blipFill>
+                    <a:blip r:embed="rId16"/>
+                    <a:stretch>
+                      <a:fillRect/>
+                    </a:stretch>
+                  </pic:blipFill>
+                  <pic:spPr>
+                    <a:xfrm>
+                      <a:off x="0" y="0"/>
+                      <a:ext cx="5943600" cy="3690620"/>
+                    </a:xfrm>
+                    <a:prstGeom prst="rect">
+                      <a:avLst/>
+                    </a:prstGeom>
+                  </pic:spPr>
+                </pic:pic>
+              </a:graphicData>
+            </a:graphic>
+          </wp:inline>
+        </w:drawing>
+      </w:r>
+    </w:p>
+    <w:p>
+      <w:pPr>
+        <w:ind w:left="720" w:firstLine="720"/>
+        <w:rPr>
+          <w:rFonts w:ascii="Sakkal Majalla" w:hAnsi="Sakkal Majalla" w:cs="Sakkal Majalla"/>
+          <w:sz w:val="28"/>
+          <w:szCs w:val="28"/>
+        </w:rPr>
+      </w:pPr>
+      <w:r>
+        <w:rPr>
+          <w:rFonts w:ascii="Sakkal Majalla" w:hAnsi="Sakkal Majalla" w:cs="Sakkal Majalla"/>
+          <w:sz w:val="28"/>
+          <w:szCs w:val="28"/>
+        </w:rPr>
+        <w:t>************************************************************************</w:t>
+      </w:r>
+    </w:p>
+    <w:p>
+      <w:pPr>
+        <w:rPr>
+          <w:rStyle w:val="Strong"/>
+          <w:rFonts w:ascii="Sakkal Majalla" w:hAnsi="Sakkal Majalla" w:cs="Sakkal Majalla"/>
+          <w:caps/>
+          <w:color w:val="ED8529"/>
+          <w:sz w:val="28"/>
+          <w:szCs w:val="28"/>
+        </w:rPr>
+      </w:pPr>
+      <w:r>
+        <w:rPr>
+          <w:rStyle w:val="Strong"/>
+          <w:rFonts w:ascii="Sakkal Majalla" w:hAnsi="Sakkal Majalla" w:cs="Sakkal Majalla"/>
+          <w:caps/>
+          <w:color w:val="ED8529"/>
+          <w:sz w:val="28"/>
+          <w:szCs w:val="28"/>
+        </w:rPr>
+        <w:t>Warning</w:t>
+      </w:r>
+    </w:p>
+    <w:p>
+      <w:pPr>
+        <w:rPr>
+          <w:rFonts w:ascii="Sakkal Majalla" w:hAnsi="Sakkal Majalla" w:cs="Sakkal Majalla"/>
+          <w:sz w:val="28"/>
+          <w:szCs w:val="28"/>
+        </w:rPr>
+      </w:pPr>
+      <w:r>
+        <w:rPr>
+          <w:rFonts w:ascii="Sakkal Majalla" w:hAnsi="Sakkal Majalla" w:cs="Sakkal Majalla"/>
+          <w:color w:val="404040"/>
+          <w:sz w:val="28"/>
+          <w:szCs w:val="28"/>
+          <w:shd w:val="clear" w:color="auto" w:fill="FFF5EC"/>
+        </w:rPr>
+        <w:t>When combining an exception filter that catches everything with a filter that is bound to a specific type, the "Catch anything" filter should be declared first to allow the specific filter to correctly handle the bound type.</w:t>
+      </w:r>
+    </w:p>
+    <w:p>
+      <w:pPr>
+        <w:ind w:left="720" w:firstLine="720"/>
+        <w:rPr>
+          <w:rFonts w:ascii="Sakkal Majalla" w:hAnsi="Sakkal Majalla" w:cs="Sakkal Majalla"/>
+          <w:sz w:val="28"/>
+          <w:szCs w:val="28"/>
+        </w:rPr>
+      </w:pPr>
+      <w:r>
+        <w:rPr>
+          <w:rFonts w:ascii="Sakkal Majalla" w:hAnsi="Sakkal Majalla" w:cs="Sakkal Majalla"/>
+          <w:sz w:val="28"/>
+          <w:szCs w:val="28"/>
+        </w:rPr>
+        <w:t>************************************************************************</w:t>
+      </w:r>
+    </w:p>
+    <w:p>
+      <w:pPr>
+        <w:rPr>
+          <w:rFonts w:ascii="Sakkal Majalla" w:hAnsi="Sakkal Majalla" w:cs="Sakkal Majalla"/>
+          <w:sz w:val="28"/>
+          <w:szCs w:val="28"/>
+        </w:rPr>
+      </w:pPr>
+      <w:r>
+        <w:rPr>
+          <w:noProof/>
+        </w:rPr>
+        <w:lastRenderedPageBreak/>
+        <w:drawing>
+          <wp:inline distT="0" distB="0" distL="0" distR="0" wp14:anchorId="59B39324" wp14:editId="20A41544">
+            <wp:extent cx="5943600" cy="3648710"/>
+            <wp:effectExtent l="0" t="0" r="0" b="8890"/>
+            <wp:docPr id="15" name="Picture 15"/>
+            <wp:cNvGraphicFramePr>
+              <a:graphicFrameLocks xmlns:a="http://schemas.openxmlformats.org/drawingml/2006/main" noChangeAspect="1"/>
+            </wp:cNvGraphicFramePr>
+            <a:graphic xmlns:a="http://schemas.openxmlformats.org/drawingml/2006/main">
+              <a:graphicData uri="http://schemas.openxmlformats.org/drawingml/2006/picture">
+                <pic:pic xmlns:pic="http://schemas.openxmlformats.org/drawingml/2006/picture">
+                  <pic:nvPicPr>
+                    <pic:cNvPr id="1" name=""/>
+                    <pic:cNvPicPr/>
+                  </pic:nvPicPr>
+                  <pic:blipFill>
+                    <a:blip r:embed="rId17"/>
+                    <a:stretch>
+                      <a:fillRect/>
+                    </a:stretch>
+                  </pic:blipFill>
+                  <pic:spPr>
+                    <a:xfrm>
+                      <a:off x="0" y="0"/>
+                      <a:ext cx="5943600" cy="3648710"/>
+                    </a:xfrm>
+                    <a:prstGeom prst="rect">
+                      <a:avLst/>
+                    </a:prstGeom>
+                  </pic:spPr>
+                </pic:pic>
+              </a:graphicData>
+            </a:graphic>
+          </wp:inline>
+        </w:drawing>
+      </w:r>
+    </w:p>
+    <w:p>
+      <w:pPr>
+        <w:ind w:left="720" w:firstLine="720"/>
+        <w:rPr>
+          <w:rFonts w:ascii="Sakkal Majalla" w:hAnsi="Sakkal Majalla" w:cs="Sakkal Majalla"/>
+          <w:sz w:val="28"/>
+          <w:szCs w:val="28"/>
+        </w:rPr>
+      </w:pPr>
+      <w:r>
+        <w:rPr>
+          <w:rFonts w:ascii="Sakkal Majalla" w:hAnsi="Sakkal Majalla" w:cs="Sakkal Majalla"/>
+          <w:sz w:val="28"/>
+          <w:szCs w:val="28"/>
+        </w:rPr>
+        <w:t>************************************************************************</w:t>
+      </w:r>
+    </w:p>
+    <w:p>
+      <w:pPr>
+        <w:rPr>
+          <w:rFonts w:ascii="Sakkal Majalla" w:hAnsi="Sakkal Majalla" w:cs="Sakkal Majalla"/>
+          <w:sz w:val="28"/>
+          <w:szCs w:val="28"/>
+        </w:rPr>
+      </w:pPr>
+      <w:r>
+        <w:rPr>
+          <w:noProof/>
+        </w:rPr>
+        <w:drawing>
+          <wp:inline distT="0" distB="0" distL="0" distR="0" wp14:anchorId="0CFD94FD" wp14:editId="01E45155">
+            <wp:extent cx="5943600" cy="3623945"/>
+            <wp:effectExtent l="0" t="0" r="0" b="0"/>
+            <wp:docPr id="16" name="Picture 16"/>
+            <wp:cNvGraphicFramePr>
+              <a:graphicFrameLocks xmlns:a="http://schemas.openxmlformats.org/drawingml/2006/main" noChangeAspect="1"/>
+            </wp:cNvGraphicFramePr>
+            <a:graphic xmlns:a="http://schemas.openxmlformats.org/drawingml/2006/main">
+              <a:graphicData uri="http://schemas.openxmlformats.org/drawingml/2006/picture">
+                <pic:pic xmlns:pic="http://schemas.openxmlformats.org/drawingml/2006/picture">
+                  <pic:nvPicPr>
+                    <pic:cNvPr id="1" name=""/>
+                    <pic:cNvPicPr/>
+                  </pic:nvPicPr>
+                  <pic:blipFill>
+                    <a:blip r:embed="rId18"/>
+                    <a:stretch>
+                      <a:fillRect/>
+                    </a:stretch>
+                  </pic:blipFill>
+                  <pic:spPr>
+                    <a:xfrm>
+                      <a:off x="0" y="0"/>
+                      <a:ext cx="5943600" cy="3623945"/>
+                    </a:xfrm>
+                    <a:prstGeom prst="rect">
+                      <a:avLst/>
+                    </a:prstGeom>
+                  </pic:spPr>
+                </pic:pic>
+              </a:graphicData>
+            </a:graphic>
+          </wp:inline>
+        </w:drawing>
+      </w:r>
       <w:bookmarkStart w:id="0" w:name="_GoBack"/>
       <w:bookmarkEnd w:id="0"/>
     </w:p>
@@ -850,7 +7022,26 @@
   <w:style w:type="paragraph" w:default="1" w:styleId="Normal">
     <w:name w:val="Normal"/>
     <w:qFormat/>
-    <w:rsid w:val="007E0B03"/>
+    <w:rsid w:val="00CF4AB6"/>
+  </w:style>
+  <w:style w:type="paragraph" w:styleId="Heading4">
+    <w:name w:val="heading 4"/>
+    <w:basedOn w:val="Normal"/>
+    <w:link w:val="Heading4Char"/>
+    <w:uiPriority w:val="9"/>
+    <w:qFormat/>
+    <w:rsid w:val="004939EE"/>
+    <w:pPr>
+      <w:spacing w:before="100" w:beforeAutospacing="1" w:after="100" w:afterAutospacing="1" w:line="240" w:lineRule="auto"/>
+      <w:outlineLvl w:val="3"/>
+    </w:pPr>
+    <w:rPr>
+      <w:rFonts w:ascii="Times New Roman" w:eastAsia="Times New Roman" w:hAnsi="Times New Roman" w:cs="Times New Roman"/>
+      <w:b/>
+      <w:bCs/>
+      <w:sz w:val="24"/>
+      <w:szCs w:val="24"/>
+    </w:rPr>
   </w:style>
   <w:style w:type="character" w:default="1" w:styleId="DefaultParagraphFont">
     <w:name w:val="Default Paragraph Font"/>
@@ -877,6 +7068,72 @@
     <w:uiPriority w:val="99"/>
     <w:semiHidden/>
     <w:unhideWhenUsed/>
+  </w:style>
+  <w:style w:type="character" w:styleId="Strong">
+    <w:name w:val="Strong"/>
+    <w:basedOn w:val="DefaultParagraphFont"/>
+    <w:uiPriority w:val="22"/>
+    <w:qFormat/>
+    <w:rsid w:val="001B2C35"/>
+    <w:rPr>
+      <w:b/>
+      <w:bCs/>
+    </w:rPr>
+  </w:style>
+  <w:style w:type="character" w:styleId="HTMLCode">
+    <w:name w:val="HTML Code"/>
+    <w:basedOn w:val="DefaultParagraphFont"/>
+    <w:uiPriority w:val="99"/>
+    <w:semiHidden/>
+    <w:unhideWhenUsed/>
+    <w:rsid w:val="001B2C35"/>
+    <w:rPr>
+      <w:rFonts w:ascii="Courier New" w:eastAsia="Times New Roman" w:hAnsi="Courier New" w:cs="Courier New"/>
+      <w:sz w:val="20"/>
+      <w:szCs w:val="20"/>
+    </w:rPr>
+  </w:style>
+  <w:style w:type="character" w:customStyle="1" w:styleId="Heading4Char">
+    <w:name w:val="Heading 4 Char"/>
+    <w:basedOn w:val="DefaultParagraphFont"/>
+    <w:link w:val="Heading4"/>
+    <w:uiPriority w:val="9"/>
+    <w:rsid w:val="004939EE"/>
+    <w:rPr>
+      <w:rFonts w:ascii="Times New Roman" w:eastAsia="Times New Roman" w:hAnsi="Times New Roman" w:cs="Times New Roman"/>
+      <w:b/>
+      <w:bCs/>
+      <w:sz w:val="24"/>
+      <w:szCs w:val="24"/>
+    </w:rPr>
+  </w:style>
+  <w:style w:type="character" w:styleId="Hyperlink">
+    <w:name w:val="Hyperlink"/>
+    <w:basedOn w:val="DefaultParagraphFont"/>
+    <w:uiPriority w:val="99"/>
+    <w:semiHidden/>
+    <w:unhideWhenUsed/>
+    <w:rsid w:val="004939EE"/>
+    <w:rPr>
+      <w:color w:val="0000FF"/>
+      <w:u w:val="single"/>
+    </w:rPr>
+  </w:style>
+  <w:style w:type="paragraph" w:styleId="NormalWeb">
+    <w:name w:val="Normal (Web)"/>
+    <w:basedOn w:val="Normal"/>
+    <w:uiPriority w:val="99"/>
+    <w:semiHidden/>
+    <w:unhideWhenUsed/>
+    <w:rsid w:val="004939EE"/>
+    <w:pPr>
+      <w:spacing w:before="100" w:beforeAutospacing="1" w:after="100" w:afterAutospacing="1" w:line="240" w:lineRule="auto"/>
+    </w:pPr>
+    <w:rPr>
+      <w:rFonts w:ascii="Times New Roman" w:eastAsia="Times New Roman" w:hAnsi="Times New Roman" w:cs="Times New Roman"/>
+      <w:sz w:val="24"/>
+      <w:szCs w:val="24"/>
+    </w:rPr>
   </w:style>
 </w:styles>
 </file>
